--- a/documentation/PA3/Test_Results_Report.docx
+++ b/documentation/PA3/Test_Results_Report.docx
@@ -4,18 +4,10 @@
   <w:body>
     <w:p>
       <w:pPr>
-        <w:pStyle w:val="Heading1"/>
+        <w:pStyle w:val="Balk1"/>
       </w:pPr>
       <w:r>
-        <w:t xml:space="preserve">Test Results Report – </w:t>
-      </w:r>
-      <w:proofErr w:type="spellStart"/>
-      <w:r>
-        <w:t>LibMan</w:t>
-      </w:r>
-      <w:proofErr w:type="spellEnd"/>
-      <w:r>
-        <w:t xml:space="preserve"> Library Management System</w:t>
+        <w:t>Test Results Report – LibMan Library Management System</w:t>
       </w:r>
     </w:p>
     <w:p>
@@ -25,13 +17,8 @@
     </w:p>
     <w:p>
       <w:r>
-        <w:t>Team: Agile-</w:t>
+        <w:t>Team: Agile-ish</w:t>
       </w:r>
-      <w:proofErr w:type="spellStart"/>
-      <w:r>
-        <w:t>ish</w:t>
-      </w:r>
-      <w:proofErr w:type="spellEnd"/>
     </w:p>
     <w:p>
       <w:r>
@@ -46,10 +33,10 @@
     </w:p>
     <w:p>
       <w:pPr>
-        <w:pStyle w:val="Heading2"/>
+        <w:pStyle w:val="Balk2"/>
         <w:spacing w:before="0"/>
         <w:rPr>
-          <w:rStyle w:val="Strong"/>
+          <w:rStyle w:val="Gl"/>
           <w:rFonts w:ascii="Times New Roman" w:eastAsia="Times New Roman" w:hAnsi="Times New Roman" w:cs="Times New Roman"/>
           <w:color w:val="3465A4"/>
           <w:sz w:val="52"/>
@@ -59,7 +46,7 @@
       </w:pPr>
       <w:r>
         <w:rPr>
-          <w:rStyle w:val="Strong"/>
+          <w:rStyle w:val="Gl"/>
           <w:rFonts w:ascii="Times New Roman" w:eastAsia="Times New Roman" w:hAnsi="Times New Roman" w:cs="Times New Roman"/>
           <w:color w:val="3465A4"/>
           <w:sz w:val="52"/>
@@ -81,283 +68,7 @@
           <w:bCs/>
           <w:lang w:val="tr-TR"/>
         </w:rPr>
-        <w:t xml:space="preserve">1. </w:t>
-      </w:r>
-      <w:proofErr w:type="spellStart"/>
-      <w:r>
-        <w:rPr>
-          <w:b/>
-          <w:bCs/>
-          <w:lang w:val="tr-TR"/>
-        </w:rPr>
-        <w:t>Introduction</w:t>
-      </w:r>
-      <w:proofErr w:type="spellEnd"/>
-    </w:p>
-    <w:p>
-      <w:pPr>
-        <w:rPr>
-          <w:lang w:val="tr-TR"/>
-        </w:rPr>
-      </w:pPr>
-      <w:r>
-        <w:rPr>
-          <w:b/>
-          <w:bCs/>
-          <w:lang w:val="tr-TR"/>
-        </w:rPr>
-        <w:t xml:space="preserve">2. Test </w:t>
-      </w:r>
-      <w:proofErr w:type="spellStart"/>
-      <w:r>
-        <w:rPr>
-          <w:b/>
-          <w:bCs/>
-          <w:lang w:val="tr-TR"/>
-        </w:rPr>
-        <w:t>Results</w:t>
-      </w:r>
-      <w:proofErr w:type="spellEnd"/>
-      <w:r>
-        <w:rPr>
-          <w:b/>
-          <w:bCs/>
-          <w:lang w:val="tr-TR"/>
-        </w:rPr>
-        <w:t xml:space="preserve"> </w:t>
-      </w:r>
-      <w:proofErr w:type="spellStart"/>
-      <w:r>
-        <w:rPr>
-          <w:b/>
-          <w:bCs/>
-          <w:lang w:val="tr-TR"/>
-        </w:rPr>
-        <w:t>Overview</w:t>
-      </w:r>
-      <w:proofErr w:type="spellEnd"/>
-    </w:p>
-    <w:p>
-      <w:pPr>
-        <w:ind w:firstLine="720"/>
-        <w:rPr>
-          <w:lang w:val="tr-TR"/>
-        </w:rPr>
-      </w:pPr>
-      <w:r>
-        <w:rPr>
-          <w:lang w:val="tr-TR"/>
-        </w:rPr>
-        <w:t xml:space="preserve">2.1 </w:t>
-      </w:r>
-      <w:proofErr w:type="spellStart"/>
-      <w:r>
-        <w:rPr>
-          <w:lang w:val="tr-TR"/>
-        </w:rPr>
-        <w:t>Acceptance</w:t>
-      </w:r>
-      <w:proofErr w:type="spellEnd"/>
-      <w:r>
-        <w:rPr>
-          <w:lang w:val="tr-TR"/>
-        </w:rPr>
-        <w:t xml:space="preserve"> Test 1 – User Login </w:t>
-      </w:r>
-    </w:p>
-    <w:p>
-      <w:pPr>
-        <w:ind w:firstLine="720"/>
-        <w:rPr>
-          <w:lang w:val="tr-TR"/>
-        </w:rPr>
-      </w:pPr>
-      <w:r>
-        <w:rPr>
-          <w:lang w:val="tr-TR"/>
-        </w:rPr>
-        <w:t xml:space="preserve">2.2 </w:t>
-      </w:r>
-      <w:proofErr w:type="spellStart"/>
-      <w:r>
-        <w:rPr>
-          <w:lang w:val="tr-TR"/>
-        </w:rPr>
-        <w:t>Acceptance</w:t>
-      </w:r>
-      <w:proofErr w:type="spellEnd"/>
-      <w:r>
-        <w:rPr>
-          <w:lang w:val="tr-TR"/>
-        </w:rPr>
-        <w:t xml:space="preserve"> Test 2 – </w:t>
-      </w:r>
-      <w:proofErr w:type="spellStart"/>
-      <w:r>
-        <w:rPr>
-          <w:lang w:val="tr-TR"/>
-        </w:rPr>
-        <w:t>Search</w:t>
-      </w:r>
-      <w:proofErr w:type="spellEnd"/>
-      <w:r>
-        <w:rPr>
-          <w:lang w:val="tr-TR"/>
-        </w:rPr>
-        <w:t xml:space="preserve"> &amp; </w:t>
-      </w:r>
-      <w:proofErr w:type="spellStart"/>
-      <w:r>
-        <w:rPr>
-          <w:lang w:val="tr-TR"/>
-        </w:rPr>
-        <w:t>View</w:t>
-      </w:r>
-      <w:proofErr w:type="spellEnd"/>
-      <w:r>
-        <w:rPr>
-          <w:lang w:val="tr-TR"/>
-        </w:rPr>
-        <w:t xml:space="preserve"> </w:t>
-      </w:r>
-      <w:proofErr w:type="spellStart"/>
-      <w:r>
-        <w:rPr>
-          <w:lang w:val="tr-TR"/>
-        </w:rPr>
-        <w:t>Availability</w:t>
-      </w:r>
-      <w:proofErr w:type="spellEnd"/>
-      <w:r>
-        <w:rPr>
-          <w:lang w:val="tr-TR"/>
-        </w:rPr>
-        <w:t xml:space="preserve"> </w:t>
-      </w:r>
-    </w:p>
-    <w:p>
-      <w:pPr>
-        <w:ind w:firstLine="720"/>
-        <w:rPr>
-          <w:lang w:val="tr-TR"/>
-        </w:rPr>
-      </w:pPr>
-      <w:r>
-        <w:rPr>
-          <w:lang w:val="tr-TR"/>
-        </w:rPr>
-        <w:t xml:space="preserve">2.3 </w:t>
-      </w:r>
-      <w:proofErr w:type="spellStart"/>
-      <w:r>
-        <w:rPr>
-          <w:lang w:val="tr-TR"/>
-        </w:rPr>
-        <w:t>Acceptance</w:t>
-      </w:r>
-      <w:proofErr w:type="spellEnd"/>
-      <w:r>
-        <w:rPr>
-          <w:lang w:val="tr-TR"/>
-        </w:rPr>
-        <w:t xml:space="preserve"> Test 3 – </w:t>
-      </w:r>
-      <w:proofErr w:type="spellStart"/>
-      <w:r>
-        <w:rPr>
-          <w:lang w:val="tr-TR"/>
-        </w:rPr>
-        <w:t>Borrow</w:t>
-      </w:r>
-      <w:proofErr w:type="spellEnd"/>
-      <w:r>
-        <w:rPr>
-          <w:lang w:val="tr-TR"/>
-        </w:rPr>
-        <w:t xml:space="preserve"> </w:t>
-      </w:r>
-      <w:proofErr w:type="spellStart"/>
-      <w:r>
-        <w:rPr>
-          <w:lang w:val="tr-TR"/>
-        </w:rPr>
-        <w:t>Book</w:t>
-      </w:r>
-      <w:proofErr w:type="spellEnd"/>
-      <w:r>
-        <w:rPr>
-          <w:lang w:val="tr-TR"/>
-        </w:rPr>
-        <w:t xml:space="preserve"> 2.4 </w:t>
-      </w:r>
-      <w:proofErr w:type="spellStart"/>
-      <w:r>
-        <w:rPr>
-          <w:lang w:val="tr-TR"/>
-        </w:rPr>
-        <w:t>Acceptance</w:t>
-      </w:r>
-      <w:proofErr w:type="spellEnd"/>
-      <w:r>
-        <w:rPr>
-          <w:lang w:val="tr-TR"/>
-        </w:rPr>
-        <w:t xml:space="preserve"> Test 4 – Admin </w:t>
-      </w:r>
-      <w:proofErr w:type="spellStart"/>
-      <w:r>
-        <w:rPr>
-          <w:lang w:val="tr-TR"/>
-        </w:rPr>
-        <w:t>Add</w:t>
-      </w:r>
-      <w:proofErr w:type="spellEnd"/>
-      <w:r>
-        <w:rPr>
-          <w:lang w:val="tr-TR"/>
-        </w:rPr>
-        <w:t xml:space="preserve"> </w:t>
-      </w:r>
-      <w:proofErr w:type="spellStart"/>
-      <w:r>
-        <w:rPr>
-          <w:lang w:val="tr-TR"/>
-        </w:rPr>
-        <w:t>Book</w:t>
-      </w:r>
-      <w:proofErr w:type="spellEnd"/>
-    </w:p>
-    <w:p>
-      <w:pPr>
-        <w:rPr>
-          <w:lang w:val="tr-TR"/>
-        </w:rPr>
-      </w:pPr>
-      <w:r>
-        <w:rPr>
-          <w:b/>
-          <w:bCs/>
-          <w:lang w:val="tr-TR"/>
-        </w:rPr>
-        <w:t xml:space="preserve">3. Test </w:t>
-      </w:r>
-      <w:proofErr w:type="spellStart"/>
-      <w:r>
-        <w:rPr>
-          <w:b/>
-          <w:bCs/>
-          <w:lang w:val="tr-TR"/>
-        </w:rPr>
-        <w:t>Results</w:t>
-      </w:r>
-      <w:proofErr w:type="spellEnd"/>
-      <w:r>
-        <w:rPr>
-          <w:b/>
-          <w:bCs/>
-          <w:lang w:val="tr-TR"/>
-        </w:rPr>
-        <w:t xml:space="preserve"> Analysis</w:t>
+        <w:t>1. Introduction</w:t>
       </w:r>
     </w:p>
     <w:p>
@@ -372,97 +83,49 @@
           <w:bCs/>
           <w:lang w:val="tr-TR"/>
         </w:rPr>
-        <w:t xml:space="preserve">4. </w:t>
+        <w:t>2. Test Results Overview</w:t>
       </w:r>
-      <w:proofErr w:type="spellStart"/>
+    </w:p>
+    <w:p>
+      <w:pPr>
+        <w:ind w:firstLine="720"/>
+        <w:rPr>
+          <w:lang w:val="tr-TR"/>
+        </w:rPr>
+      </w:pPr>
       <w:r>
         <w:rPr>
-          <w:b/>
-          <w:bCs/>
           <w:lang w:val="tr-TR"/>
         </w:rPr>
-        <w:t>Logs</w:t>
+        <w:t xml:space="preserve">2.1 Acceptance Test 1 – User Login </w:t>
       </w:r>
-      <w:proofErr w:type="spellEnd"/>
+    </w:p>
+    <w:p>
+      <w:pPr>
+        <w:ind w:firstLine="720"/>
+        <w:rPr>
+          <w:lang w:val="tr-TR"/>
+        </w:rPr>
+      </w:pPr>
       <w:r>
         <w:rPr>
-          <w:b/>
-          <w:bCs/>
           <w:lang w:val="tr-TR"/>
         </w:rPr>
-        <w:t xml:space="preserve"> </w:t>
+        <w:t xml:space="preserve">2.2 Acceptance Test 2 – Search &amp; View Availability </w:t>
       </w:r>
-      <w:proofErr w:type="spellStart"/>
+    </w:p>
+    <w:p>
+      <w:pPr>
+        <w:ind w:firstLine="720"/>
+        <w:rPr>
+          <w:lang w:val="tr-TR"/>
+        </w:rPr>
+      </w:pPr>
       <w:r>
         <w:rPr>
-          <w:b/>
-          <w:bCs/>
           <w:lang w:val="tr-TR"/>
         </w:rPr>
-        <w:t>and</w:t>
-      </w:r>
-      <w:proofErr w:type="spellEnd"/>
-      <w:r>
-        <w:rPr>
-          <w:b/>
-          <w:bCs/>
-          <w:lang w:val="tr-TR"/>
-        </w:rPr>
-        <w:t xml:space="preserve"> </w:t>
-      </w:r>
-      <w:proofErr w:type="spellStart"/>
-      <w:r>
-        <w:rPr>
-          <w:b/>
-          <w:bCs/>
-          <w:lang w:val="tr-TR"/>
-        </w:rPr>
-        <w:t>Outputs</w:t>
-      </w:r>
-      <w:proofErr w:type="spellEnd"/>
-      <w:r>
-        <w:rPr>
-          <w:b/>
-          <w:bCs/>
-          <w:lang w:val="tr-TR"/>
-        </w:rPr>
-        <w:t xml:space="preserve"> (</w:t>
-      </w:r>
-      <w:proofErr w:type="spellStart"/>
-      <w:r>
-        <w:rPr>
-          <w:b/>
-          <w:bCs/>
-          <w:lang w:val="tr-TR"/>
-        </w:rPr>
-        <w:t>Functional</w:t>
-      </w:r>
-      <w:proofErr w:type="spellEnd"/>
-      <w:r>
-        <w:rPr>
-          <w:b/>
-          <w:bCs/>
-          <w:lang w:val="tr-TR"/>
-        </w:rPr>
-        <w:t xml:space="preserve"> </w:t>
-      </w:r>
-      <w:proofErr w:type="spellStart"/>
-      <w:r>
-        <w:rPr>
-          <w:b/>
-          <w:bCs/>
-          <w:lang w:val="tr-TR"/>
-        </w:rPr>
-        <w:t>Behavior</w:t>
-      </w:r>
-      <w:proofErr w:type="spellEnd"/>
-      <w:r>
-        <w:rPr>
-          <w:b/>
-          <w:bCs/>
-          <w:lang w:val="tr-TR"/>
-        </w:rPr>
-        <w:t>)</w:t>
+        <w:t>2.3 Acceptance Test 3 – Borrow Book 2.4 Acceptance Test 4 – Admin Add Book</w:t>
       </w:r>
     </w:p>
     <w:p>
@@ -477,79 +140,7 @@
           <w:bCs/>
           <w:lang w:val="tr-TR"/>
         </w:rPr>
-        <w:t xml:space="preserve">5. </w:t>
-      </w:r>
-      <w:proofErr w:type="spellStart"/>
-      <w:r>
-        <w:rPr>
-          <w:b/>
-          <w:bCs/>
-          <w:lang w:val="tr-TR"/>
-        </w:rPr>
-        <w:t>Automated</w:t>
-      </w:r>
-      <w:proofErr w:type="spellEnd"/>
-      <w:r>
-        <w:rPr>
-          <w:b/>
-          <w:bCs/>
-          <w:lang w:val="tr-TR"/>
-        </w:rPr>
-        <w:t xml:space="preserve"> Test </w:t>
-      </w:r>
-      <w:proofErr w:type="spellStart"/>
-      <w:r>
-        <w:rPr>
-          <w:b/>
-          <w:bCs/>
-          <w:lang w:val="tr-TR"/>
-        </w:rPr>
-        <w:t>Outputs</w:t>
-      </w:r>
-      <w:proofErr w:type="spellEnd"/>
-      <w:r>
-        <w:rPr>
-          <w:b/>
-          <w:bCs/>
-          <w:lang w:val="tr-TR"/>
-        </w:rPr>
-        <w:t xml:space="preserve"> (</w:t>
-      </w:r>
-      <w:proofErr w:type="spellStart"/>
-      <w:r>
-        <w:rPr>
-          <w:b/>
-          <w:bCs/>
-          <w:lang w:val="tr-TR"/>
-        </w:rPr>
-        <w:t>JUnit</w:t>
-      </w:r>
-      <w:proofErr w:type="spellEnd"/>
-      <w:r>
-        <w:rPr>
-          <w:b/>
-          <w:bCs/>
-          <w:lang w:val="tr-TR"/>
-        </w:rPr>
-        <w:t xml:space="preserve"> &amp; </w:t>
-      </w:r>
-      <w:proofErr w:type="spellStart"/>
-      <w:r>
-        <w:rPr>
-          <w:b/>
-          <w:bCs/>
-          <w:lang w:val="tr-TR"/>
-        </w:rPr>
-        <w:t>JaCoCo</w:t>
-      </w:r>
-      <w:proofErr w:type="spellEnd"/>
-      <w:r>
-        <w:rPr>
-          <w:b/>
-          <w:bCs/>
-          <w:lang w:val="tr-TR"/>
-        </w:rPr>
-        <w:t>)</w:t>
+        <w:t>3. Test Results Analysis</w:t>
       </w:r>
     </w:p>
     <w:p>
@@ -564,41 +155,43 @@
           <w:bCs/>
           <w:lang w:val="tr-TR"/>
         </w:rPr>
-        <w:t xml:space="preserve">6. </w:t>
+        <w:t>4. Logs and Outputs (Functional Behavior)</w:t>
       </w:r>
-      <w:proofErr w:type="spellStart"/>
+    </w:p>
+    <w:p>
+      <w:pPr>
+        <w:rPr>
+          <w:lang w:val="tr-TR"/>
+        </w:rPr>
+      </w:pPr>
       <w:r>
         <w:rPr>
           <w:b/>
           <w:bCs/>
           <w:lang w:val="tr-TR"/>
         </w:rPr>
-        <w:t>Task</w:t>
+        <w:t>5. Automated Test Outputs (JUnit &amp; JaCoCo)</w:t>
       </w:r>
-      <w:proofErr w:type="spellEnd"/>
+    </w:p>
+    <w:p>
+      <w:pPr>
+        <w:rPr>
+          <w:lang w:val="tr-TR"/>
+        </w:rPr>
+      </w:pPr>
       <w:r>
         <w:rPr>
           <w:b/>
           <w:bCs/>
           <w:lang w:val="tr-TR"/>
         </w:rPr>
-        <w:t xml:space="preserve"> </w:t>
+        <w:t>6. Task Matrix</w:t>
       </w:r>
-      <w:proofErr w:type="spellStart"/>
-      <w:r>
-        <w:rPr>
-          <w:b/>
-          <w:bCs/>
-          <w:lang w:val="tr-TR"/>
-        </w:rPr>
-        <w:t>Matrix</w:t>
-      </w:r>
-      <w:proofErr w:type="spellEnd"/>
     </w:p>
     <w:p/>
     <w:p>
       <w:pPr>
-        <w:pStyle w:val="Heading2"/>
+        <w:pStyle w:val="Balk2"/>
       </w:pPr>
       <w:r>
         <w:t>Contributors</w:t>
@@ -626,7 +219,7 @@
     </w:p>
     <w:p>
       <w:pPr>
-        <w:pStyle w:val="Heading2"/>
+        <w:pStyle w:val="Balk2"/>
       </w:pPr>
       <w:r>
         <w:t>1. Introduction</w:t>
@@ -639,7 +232,7 @@
     </w:p>
     <w:p>
       <w:pPr>
-        <w:pStyle w:val="Heading2"/>
+        <w:pStyle w:val="Balk2"/>
       </w:pPr>
       <w:r>
         <w:t>2. Test Results Overview</w:t>
@@ -647,7 +240,7 @@
     </w:p>
     <w:p>
       <w:pPr>
-        <w:pStyle w:val="Heading3"/>
+        <w:pStyle w:val="Balk3"/>
       </w:pPr>
       <w:r>
         <w:t>2.1 Acceptance Test 1 – User Login</w:t>
@@ -682,7 +275,7 @@
     </w:p>
     <w:p>
       <w:pPr>
-        <w:pStyle w:val="Heading3"/>
+        <w:pStyle w:val="Balk3"/>
       </w:pPr>
       <w:r>
         <w:t>2.2 Acceptance Test 2 – Search &amp; View Availability</w:t>
@@ -707,15 +300,7 @@
       </w:r>
       <w:r>
         <w:br/>
-        <w:t xml:space="preserve">- Availability </w:t>
-      </w:r>
-      <w:proofErr w:type="gramStart"/>
-      <w:r>
-        <w:t>statuses</w:t>
-      </w:r>
-      <w:proofErr w:type="gramEnd"/>
-      <w:r>
-        <w:t xml:space="preserve"> updated correctly in real time.</w:t>
+        <w:t>- Availability statuses updated correctly in real time.</w:t>
       </w:r>
       <w:r>
         <w:br/>
@@ -724,7 +309,7 @@
     </w:p>
     <w:p>
       <w:pPr>
-        <w:pStyle w:val="Heading3"/>
+        <w:pStyle w:val="Balk3"/>
       </w:pPr>
       <w:r>
         <w:t>2.3 Acceptance Test 3 – Borrow Book</w:t>
@@ -766,7 +351,7 @@
     </w:p>
     <w:p>
       <w:pPr>
-        <w:pStyle w:val="Heading3"/>
+        <w:pStyle w:val="Balk3"/>
       </w:pPr>
       <w:r>
         <w:t>2.4 Acceptance Test 4 – Admin Add Book</w:t>
@@ -806,7 +391,7 @@
     </w:p>
     <w:p>
       <w:pPr>
-        <w:pStyle w:val="Heading2"/>
+        <w:pStyle w:val="Balk2"/>
       </w:pPr>
       <w:r>
         <w:t>3. Test Results Analysis</w:t>
@@ -825,7 +410,7 @@
     <w:p/>
     <w:p>
       <w:pPr>
-        <w:pStyle w:val="Heading2"/>
+        <w:pStyle w:val="Balk2"/>
       </w:pPr>
       <w:r>
         <w:lastRenderedPageBreak/>
@@ -838,10 +423,9 @@
         <w:t xml:space="preserve"> (Functional Behavior)</w:t>
       </w:r>
     </w:p>
-    <w:p/>
     <w:p>
       <w:pPr>
-        <w:pStyle w:val="Heading2"/>
+        <w:pStyle w:val="Balk2"/>
         <w:rPr>
           <w:rFonts w:asciiTheme="minorHAnsi" w:eastAsiaTheme="minorEastAsia" w:hAnsiTheme="minorHAnsi" w:cstheme="minorBidi"/>
           <w:b w:val="0"/>
@@ -860,37 +444,12 @@
           <w:sz w:val="22"/>
           <w:szCs w:val="22"/>
         </w:rPr>
-        <w:lastRenderedPageBreak/>
-        <w:t xml:space="preserve">.   ____          _ </w:t>
-      </w:r>
-      <w:proofErr w:type="gramStart"/>
-      <w:r>
-        <w:rPr>
-          <w:rFonts w:asciiTheme="minorHAnsi" w:eastAsiaTheme="minorEastAsia" w:hAnsiTheme="minorHAnsi" w:cstheme="minorBidi"/>
-          <w:b w:val="0"/>
-          <w:bCs w:val="0"/>
-          <w:color w:val="auto"/>
-          <w:sz w:val="22"/>
-          <w:szCs w:val="22"/>
-        </w:rPr>
-        <w:t xml:space="preserve">           __</w:t>
-      </w:r>
-      <w:proofErr w:type="gramEnd"/>
-      <w:r>
-        <w:rPr>
-          <w:rFonts w:asciiTheme="minorHAnsi" w:eastAsiaTheme="minorEastAsia" w:hAnsiTheme="minorHAnsi" w:cstheme="minorBidi"/>
-          <w:b w:val="0"/>
-          <w:bCs w:val="0"/>
-          <w:color w:val="auto"/>
-          <w:sz w:val="22"/>
-          <w:szCs w:val="22"/>
-        </w:rPr>
-        <w:t xml:space="preserve"> _ _</w:t>
+        <w:t>.   ____          _            __ _ _</w:t>
       </w:r>
     </w:p>
     <w:p>
       <w:pPr>
-        <w:pStyle w:val="Heading2"/>
+        <w:pStyle w:val="Balk2"/>
         <w:rPr>
           <w:rFonts w:asciiTheme="minorHAnsi" w:eastAsiaTheme="minorEastAsia" w:hAnsiTheme="minorHAnsi" w:cstheme="minorBidi"/>
           <w:b w:val="0"/>
@@ -909,36 +468,12 @@
           <w:sz w:val="22"/>
           <w:szCs w:val="22"/>
         </w:rPr>
-        <w:t xml:space="preserve"> /\\ / ___</w:t>
-      </w:r>
-      <w:proofErr w:type="gramStart"/>
-      <w:r>
-        <w:rPr>
-          <w:rFonts w:asciiTheme="minorHAnsi" w:eastAsiaTheme="minorEastAsia" w:hAnsiTheme="minorHAnsi" w:cstheme="minorBidi"/>
-          <w:b w:val="0"/>
-          <w:bCs w:val="0"/>
-          <w:color w:val="auto"/>
-          <w:sz w:val="22"/>
-          <w:szCs w:val="22"/>
-        </w:rPr>
-        <w:t>'_ __ _ _(_)_ __  __ _</w:t>
-      </w:r>
-      <w:proofErr w:type="gramEnd"/>
-      <w:r>
-        <w:rPr>
-          <w:rFonts w:asciiTheme="minorHAnsi" w:eastAsiaTheme="minorEastAsia" w:hAnsiTheme="minorHAnsi" w:cstheme="minorBidi"/>
-          <w:b w:val="0"/>
-          <w:bCs w:val="0"/>
-          <w:color w:val="auto"/>
-          <w:sz w:val="22"/>
-          <w:szCs w:val="22"/>
-        </w:rPr>
-        <w:t xml:space="preserve"> \ \ \ \</w:t>
+        <w:t xml:space="preserve"> /\\ / ___'_ __ _ _(_)_ __  __ _ \ \ \ \</w:t>
       </w:r>
     </w:p>
     <w:p>
       <w:pPr>
-        <w:pStyle w:val="Heading2"/>
+        <w:pStyle w:val="Balk2"/>
         <w:rPr>
           <w:rFonts w:asciiTheme="minorHAnsi" w:eastAsiaTheme="minorEastAsia" w:hAnsiTheme="minorHAnsi" w:cstheme="minorBidi"/>
           <w:b w:val="0"/>
@@ -962,7 +497,7 @@
     </w:p>
     <w:p>
       <w:pPr>
-        <w:pStyle w:val="Heading2"/>
+        <w:pStyle w:val="Balk2"/>
         <w:rPr>
           <w:rFonts w:asciiTheme="minorHAnsi" w:eastAsiaTheme="minorEastAsia" w:hAnsiTheme="minorHAnsi" w:cstheme="minorBidi"/>
           <w:b w:val="0"/>
@@ -986,7 +521,7 @@
     </w:p>
     <w:p>
       <w:pPr>
-        <w:pStyle w:val="Heading2"/>
+        <w:pStyle w:val="Balk2"/>
         <w:rPr>
           <w:rFonts w:asciiTheme="minorHAnsi" w:eastAsiaTheme="minorEastAsia" w:hAnsiTheme="minorHAnsi" w:cstheme="minorBidi"/>
           <w:b w:val="0"/>
@@ -1010,7 +545,7 @@
     </w:p>
     <w:p>
       <w:pPr>
-        <w:pStyle w:val="Heading2"/>
+        <w:pStyle w:val="Balk2"/>
         <w:rPr>
           <w:rFonts w:asciiTheme="minorHAnsi" w:eastAsiaTheme="minorEastAsia" w:hAnsiTheme="minorHAnsi" w:cstheme="minorBidi"/>
           <w:b w:val="0"/>
@@ -1034,7 +569,7 @@
     </w:p>
     <w:p>
       <w:pPr>
-        <w:pStyle w:val="Heading2"/>
+        <w:pStyle w:val="Balk2"/>
         <w:rPr>
           <w:rFonts w:asciiTheme="minorHAnsi" w:eastAsiaTheme="minorEastAsia" w:hAnsiTheme="minorHAnsi" w:cstheme="minorBidi"/>
           <w:b w:val="0"/>
@@ -1053,84 +588,12 @@
           <w:sz w:val="22"/>
           <w:szCs w:val="22"/>
         </w:rPr>
-        <w:t xml:space="preserve"> </w:t>
-      </w:r>
-      <w:proofErr w:type="gramStart"/>
-      <w:r>
-        <w:rPr>
-          <w:rFonts w:asciiTheme="minorHAnsi" w:eastAsiaTheme="minorEastAsia" w:hAnsiTheme="minorHAnsi" w:cstheme="minorBidi"/>
-          <w:b w:val="0"/>
-          <w:bCs w:val="0"/>
-          <w:color w:val="auto"/>
-          <w:sz w:val="22"/>
-          <w:szCs w:val="22"/>
-        </w:rPr>
-        <w:t>::</w:t>
-      </w:r>
-      <w:proofErr w:type="gramEnd"/>
-      <w:r>
-        <w:rPr>
-          <w:rFonts w:asciiTheme="minorHAnsi" w:eastAsiaTheme="minorEastAsia" w:hAnsiTheme="minorHAnsi" w:cstheme="minorBidi"/>
-          <w:b w:val="0"/>
-          <w:bCs w:val="0"/>
-          <w:color w:val="auto"/>
-          <w:sz w:val="22"/>
-          <w:szCs w:val="22"/>
-        </w:rPr>
-        <w:t xml:space="preserve"> Spring </w:t>
-      </w:r>
-      <w:proofErr w:type="gramStart"/>
-      <w:r>
-        <w:rPr>
-          <w:rFonts w:asciiTheme="minorHAnsi" w:eastAsiaTheme="minorEastAsia" w:hAnsiTheme="minorHAnsi" w:cstheme="minorBidi"/>
-          <w:b w:val="0"/>
-          <w:bCs w:val="0"/>
-          <w:color w:val="auto"/>
-          <w:sz w:val="22"/>
-          <w:szCs w:val="22"/>
-        </w:rPr>
-        <w:t>Boot :</w:t>
-      </w:r>
-      <w:proofErr w:type="gramEnd"/>
-      <w:r>
-        <w:rPr>
-          <w:rFonts w:asciiTheme="minorHAnsi" w:eastAsiaTheme="minorEastAsia" w:hAnsiTheme="minorHAnsi" w:cstheme="minorBidi"/>
-          <w:b w:val="0"/>
-          <w:bCs w:val="0"/>
-          <w:color w:val="auto"/>
-          <w:sz w:val="22"/>
-          <w:szCs w:val="22"/>
-        </w:rPr>
-        <w:t xml:space="preserve">:             </w:t>
-      </w:r>
-      <w:proofErr w:type="gramStart"/>
-      <w:r>
-        <w:rPr>
-          <w:rFonts w:asciiTheme="minorHAnsi" w:eastAsiaTheme="minorEastAsia" w:hAnsiTheme="minorHAnsi" w:cstheme="minorBidi"/>
-          <w:b w:val="0"/>
-          <w:bCs w:val="0"/>
-          <w:color w:val="auto"/>
-          <w:sz w:val="22"/>
-          <w:szCs w:val="22"/>
-        </w:rPr>
-        <w:t xml:space="preserve">   (</w:t>
-      </w:r>
-      <w:proofErr w:type="gramEnd"/>
-      <w:r>
-        <w:rPr>
-          <w:rFonts w:asciiTheme="minorHAnsi" w:eastAsiaTheme="minorEastAsia" w:hAnsiTheme="minorHAnsi" w:cstheme="minorBidi"/>
-          <w:b w:val="0"/>
-          <w:bCs w:val="0"/>
-          <w:color w:val="auto"/>
-          <w:sz w:val="22"/>
-          <w:szCs w:val="22"/>
-        </w:rPr>
-        <w:t>v3.2.0)</w:t>
+        <w:t xml:space="preserve"> :: Spring Boot ::                (v3.2.0)</w:t>
       </w:r>
     </w:p>
     <w:p>
       <w:pPr>
-        <w:pStyle w:val="Heading2"/>
+        <w:pStyle w:val="Balk2"/>
         <w:rPr>
           <w:rFonts w:asciiTheme="minorHAnsi" w:eastAsiaTheme="minorEastAsia" w:hAnsiTheme="minorHAnsi" w:cstheme="minorBidi"/>
           <w:b w:val="0"/>
@@ -1143,7 +606,7 @@
     </w:p>
     <w:p>
       <w:pPr>
-        <w:pStyle w:val="Heading2"/>
+        <w:pStyle w:val="Balk2"/>
         <w:rPr>
           <w:rFonts w:asciiTheme="minorHAnsi" w:eastAsiaTheme="minorEastAsia" w:hAnsiTheme="minorHAnsi" w:cstheme="minorBidi"/>
           <w:b w:val="0"/>
@@ -1162,171 +625,12 @@
           <w:sz w:val="22"/>
           <w:szCs w:val="22"/>
         </w:rPr>
-        <w:t>2025-12-03T18:08:52.894+03:</w:t>
-      </w:r>
-      <w:proofErr w:type="gramStart"/>
-      <w:r>
-        <w:rPr>
-          <w:rFonts w:asciiTheme="minorHAnsi" w:eastAsiaTheme="minorEastAsia" w:hAnsiTheme="minorHAnsi" w:cstheme="minorBidi"/>
-          <w:b w:val="0"/>
-          <w:bCs w:val="0"/>
-          <w:color w:val="auto"/>
-          <w:sz w:val="22"/>
-          <w:szCs w:val="22"/>
-        </w:rPr>
-        <w:t>00  INFO</w:t>
-      </w:r>
-      <w:proofErr w:type="gramEnd"/>
-      <w:r>
-        <w:rPr>
-          <w:rFonts w:asciiTheme="minorHAnsi" w:eastAsiaTheme="minorEastAsia" w:hAnsiTheme="minorHAnsi" w:cstheme="minorBidi"/>
-          <w:b w:val="0"/>
-          <w:bCs w:val="0"/>
-          <w:color w:val="auto"/>
-          <w:sz w:val="22"/>
-          <w:szCs w:val="22"/>
-        </w:rPr>
-        <w:t xml:space="preserve"> 28660 --- [Library Management System] </w:t>
-      </w:r>
-      <w:proofErr w:type="gramStart"/>
-      <w:r>
-        <w:rPr>
-          <w:rFonts w:asciiTheme="minorHAnsi" w:eastAsiaTheme="minorEastAsia" w:hAnsiTheme="minorHAnsi" w:cstheme="minorBidi"/>
-          <w:b w:val="0"/>
-          <w:bCs w:val="0"/>
-          <w:color w:val="auto"/>
-          <w:sz w:val="22"/>
-          <w:szCs w:val="22"/>
-        </w:rPr>
-        <w:t xml:space="preserve">[  </w:t>
-      </w:r>
-      <w:proofErr w:type="spellStart"/>
-      <w:r>
-        <w:rPr>
-          <w:rFonts w:asciiTheme="minorHAnsi" w:eastAsiaTheme="minorEastAsia" w:hAnsiTheme="minorHAnsi" w:cstheme="minorBidi"/>
-          <w:b w:val="0"/>
-          <w:bCs w:val="0"/>
-          <w:color w:val="auto"/>
-          <w:sz w:val="22"/>
-          <w:szCs w:val="22"/>
-        </w:rPr>
-        <w:t>restartedMain</w:t>
-      </w:r>
-      <w:proofErr w:type="spellEnd"/>
-      <w:proofErr w:type="gramEnd"/>
-      <w:r>
-        <w:rPr>
-          <w:rFonts w:asciiTheme="minorHAnsi" w:eastAsiaTheme="minorEastAsia" w:hAnsiTheme="minorHAnsi" w:cstheme="minorBidi"/>
-          <w:b w:val="0"/>
-          <w:bCs w:val="0"/>
-          <w:color w:val="auto"/>
-          <w:sz w:val="22"/>
-          <w:szCs w:val="22"/>
-        </w:rPr>
-        <w:t xml:space="preserve">] </w:t>
-      </w:r>
-      <w:proofErr w:type="spellStart"/>
-      <w:proofErr w:type="gramStart"/>
-      <w:r>
-        <w:rPr>
-          <w:rFonts w:asciiTheme="minorHAnsi" w:eastAsiaTheme="minorEastAsia" w:hAnsiTheme="minorHAnsi" w:cstheme="minorBidi"/>
-          <w:b w:val="0"/>
-          <w:bCs w:val="0"/>
-          <w:color w:val="auto"/>
-          <w:sz w:val="22"/>
-          <w:szCs w:val="22"/>
-        </w:rPr>
-        <w:t>com.library</w:t>
-      </w:r>
-      <w:proofErr w:type="gramEnd"/>
-      <w:r>
-        <w:rPr>
-          <w:rFonts w:asciiTheme="minorHAnsi" w:eastAsiaTheme="minorEastAsia" w:hAnsiTheme="minorHAnsi" w:cstheme="minorBidi"/>
-          <w:b w:val="0"/>
-          <w:bCs w:val="0"/>
-          <w:color w:val="auto"/>
-          <w:sz w:val="22"/>
-          <w:szCs w:val="22"/>
-        </w:rPr>
-        <w:t>.</w:t>
-      </w:r>
-      <w:proofErr w:type="gramStart"/>
-      <w:r>
-        <w:rPr>
-          <w:rFonts w:asciiTheme="minorHAnsi" w:eastAsiaTheme="minorEastAsia" w:hAnsiTheme="minorHAnsi" w:cstheme="minorBidi"/>
-          <w:b w:val="0"/>
-          <w:bCs w:val="0"/>
-          <w:color w:val="auto"/>
-          <w:sz w:val="22"/>
-          <w:szCs w:val="22"/>
-        </w:rPr>
-        <w:t>libman.LibManApplication</w:t>
-      </w:r>
-      <w:proofErr w:type="spellEnd"/>
-      <w:proofErr w:type="gramEnd"/>
-      <w:r>
-        <w:rPr>
-          <w:rFonts w:asciiTheme="minorHAnsi" w:eastAsiaTheme="minorEastAsia" w:hAnsiTheme="minorHAnsi" w:cstheme="minorBidi"/>
-          <w:b w:val="0"/>
-          <w:bCs w:val="0"/>
-          <w:color w:val="auto"/>
-          <w:sz w:val="22"/>
-          <w:szCs w:val="22"/>
-        </w:rPr>
-        <w:t xml:space="preserve">   </w:t>
-      </w:r>
-      <w:proofErr w:type="gramStart"/>
-      <w:r>
-        <w:rPr>
-          <w:rFonts w:asciiTheme="minorHAnsi" w:eastAsiaTheme="minorEastAsia" w:hAnsiTheme="minorHAnsi" w:cstheme="minorBidi"/>
-          <w:b w:val="0"/>
-          <w:bCs w:val="0"/>
-          <w:color w:val="auto"/>
-          <w:sz w:val="22"/>
-          <w:szCs w:val="22"/>
-        </w:rPr>
-        <w:t xml:space="preserve">  :</w:t>
-      </w:r>
-      <w:proofErr w:type="gramEnd"/>
-      <w:r>
-        <w:rPr>
-          <w:rFonts w:asciiTheme="minorHAnsi" w:eastAsiaTheme="minorEastAsia" w:hAnsiTheme="minorHAnsi" w:cstheme="minorBidi"/>
-          <w:b w:val="0"/>
-          <w:bCs w:val="0"/>
-          <w:color w:val="auto"/>
-          <w:sz w:val="22"/>
-          <w:szCs w:val="22"/>
-        </w:rPr>
-        <w:t xml:space="preserve"> Starting </w:t>
-      </w:r>
-      <w:proofErr w:type="spellStart"/>
-      <w:r>
-        <w:rPr>
-          <w:rFonts w:asciiTheme="minorHAnsi" w:eastAsiaTheme="minorEastAsia" w:hAnsiTheme="minorHAnsi" w:cstheme="minorBidi"/>
-          <w:b w:val="0"/>
-          <w:bCs w:val="0"/>
-          <w:color w:val="auto"/>
-          <w:sz w:val="22"/>
-          <w:szCs w:val="22"/>
-        </w:rPr>
-        <w:t>LibManApplication</w:t>
-      </w:r>
-      <w:proofErr w:type="spellEnd"/>
-      <w:r>
-        <w:rPr>
-          <w:rFonts w:asciiTheme="minorHAnsi" w:eastAsiaTheme="minorEastAsia" w:hAnsiTheme="minorHAnsi" w:cstheme="minorBidi"/>
-          <w:b w:val="0"/>
-          <w:bCs w:val="0"/>
-          <w:color w:val="auto"/>
-          <w:sz w:val="22"/>
-          <w:szCs w:val="22"/>
-        </w:rPr>
-        <w:t xml:space="preserve"> using Java 21 with PID 28660 (C:\Users\ASUS\LibMan\backend\target\classes started by ASUS in C:\Users\ASUS\LibMan)</w:t>
+        <w:t>2025-12-03T18:08:52.894+03:00  INFO 28660 --- [Library Management System] [  restartedMain] com.library.libman.LibManApplication     : Starting LibManApplication using Java 21 with PID 28660 (C:\Users\ASUS\LibMan\backend\target\classes started by ASUS in C:\Users\ASUS\LibMan)</w:t>
       </w:r>
     </w:p>
     <w:p>
       <w:pPr>
-        <w:pStyle w:val="Heading2"/>
+        <w:pStyle w:val="Balk2"/>
         <w:rPr>
           <w:rFonts w:asciiTheme="minorHAnsi" w:eastAsiaTheme="minorEastAsia" w:hAnsiTheme="minorHAnsi" w:cstheme="minorBidi"/>
           <w:b w:val="0"/>
@@ -1345,147 +649,12 @@
           <w:sz w:val="22"/>
           <w:szCs w:val="22"/>
         </w:rPr>
-        <w:t>2025-12-03T18:08:52.899+03:</w:t>
-      </w:r>
-      <w:proofErr w:type="gramStart"/>
-      <w:r>
-        <w:rPr>
-          <w:rFonts w:asciiTheme="minorHAnsi" w:eastAsiaTheme="minorEastAsia" w:hAnsiTheme="minorHAnsi" w:cstheme="minorBidi"/>
-          <w:b w:val="0"/>
-          <w:bCs w:val="0"/>
-          <w:color w:val="auto"/>
-          <w:sz w:val="22"/>
-          <w:szCs w:val="22"/>
-        </w:rPr>
-        <w:t>00  INFO</w:t>
-      </w:r>
-      <w:proofErr w:type="gramEnd"/>
-      <w:r>
-        <w:rPr>
-          <w:rFonts w:asciiTheme="minorHAnsi" w:eastAsiaTheme="minorEastAsia" w:hAnsiTheme="minorHAnsi" w:cstheme="minorBidi"/>
-          <w:b w:val="0"/>
-          <w:bCs w:val="0"/>
-          <w:color w:val="auto"/>
-          <w:sz w:val="22"/>
-          <w:szCs w:val="22"/>
-        </w:rPr>
-        <w:t xml:space="preserve"> 28660 --- [Library Management System] </w:t>
-      </w:r>
-      <w:proofErr w:type="gramStart"/>
-      <w:r>
-        <w:rPr>
-          <w:rFonts w:asciiTheme="minorHAnsi" w:eastAsiaTheme="minorEastAsia" w:hAnsiTheme="minorHAnsi" w:cstheme="minorBidi"/>
-          <w:b w:val="0"/>
-          <w:bCs w:val="0"/>
-          <w:color w:val="auto"/>
-          <w:sz w:val="22"/>
-          <w:szCs w:val="22"/>
-        </w:rPr>
-        <w:t xml:space="preserve">[  </w:t>
-      </w:r>
-      <w:proofErr w:type="spellStart"/>
-      <w:r>
-        <w:rPr>
-          <w:rFonts w:asciiTheme="minorHAnsi" w:eastAsiaTheme="minorEastAsia" w:hAnsiTheme="minorHAnsi" w:cstheme="minorBidi"/>
-          <w:b w:val="0"/>
-          <w:bCs w:val="0"/>
-          <w:color w:val="auto"/>
-          <w:sz w:val="22"/>
-          <w:szCs w:val="22"/>
-        </w:rPr>
-        <w:t>restartedMain</w:t>
-      </w:r>
-      <w:proofErr w:type="spellEnd"/>
-      <w:proofErr w:type="gramEnd"/>
-      <w:r>
-        <w:rPr>
-          <w:rFonts w:asciiTheme="minorHAnsi" w:eastAsiaTheme="minorEastAsia" w:hAnsiTheme="minorHAnsi" w:cstheme="minorBidi"/>
-          <w:b w:val="0"/>
-          <w:bCs w:val="0"/>
-          <w:color w:val="auto"/>
-          <w:sz w:val="22"/>
-          <w:szCs w:val="22"/>
-        </w:rPr>
-        <w:t xml:space="preserve">] </w:t>
-      </w:r>
-      <w:proofErr w:type="spellStart"/>
-      <w:proofErr w:type="gramStart"/>
-      <w:r>
-        <w:rPr>
-          <w:rFonts w:asciiTheme="minorHAnsi" w:eastAsiaTheme="minorEastAsia" w:hAnsiTheme="minorHAnsi" w:cstheme="minorBidi"/>
-          <w:b w:val="0"/>
-          <w:bCs w:val="0"/>
-          <w:color w:val="auto"/>
-          <w:sz w:val="22"/>
-          <w:szCs w:val="22"/>
-        </w:rPr>
-        <w:t>com.library</w:t>
-      </w:r>
-      <w:proofErr w:type="gramEnd"/>
-      <w:r>
-        <w:rPr>
-          <w:rFonts w:asciiTheme="minorHAnsi" w:eastAsiaTheme="minorEastAsia" w:hAnsiTheme="minorHAnsi" w:cstheme="minorBidi"/>
-          <w:b w:val="0"/>
-          <w:bCs w:val="0"/>
-          <w:color w:val="auto"/>
-          <w:sz w:val="22"/>
-          <w:szCs w:val="22"/>
-        </w:rPr>
-        <w:t>.</w:t>
-      </w:r>
-      <w:proofErr w:type="gramStart"/>
-      <w:r>
-        <w:rPr>
-          <w:rFonts w:asciiTheme="minorHAnsi" w:eastAsiaTheme="minorEastAsia" w:hAnsiTheme="minorHAnsi" w:cstheme="minorBidi"/>
-          <w:b w:val="0"/>
-          <w:bCs w:val="0"/>
-          <w:color w:val="auto"/>
-          <w:sz w:val="22"/>
-          <w:szCs w:val="22"/>
-        </w:rPr>
-        <w:t>libman.LibManApplication</w:t>
-      </w:r>
-      <w:proofErr w:type="spellEnd"/>
-      <w:proofErr w:type="gramEnd"/>
-      <w:r>
-        <w:rPr>
-          <w:rFonts w:asciiTheme="minorHAnsi" w:eastAsiaTheme="minorEastAsia" w:hAnsiTheme="minorHAnsi" w:cstheme="minorBidi"/>
-          <w:b w:val="0"/>
-          <w:bCs w:val="0"/>
-          <w:color w:val="auto"/>
-          <w:sz w:val="22"/>
-          <w:szCs w:val="22"/>
-        </w:rPr>
-        <w:t xml:space="preserve">   </w:t>
-      </w:r>
-      <w:proofErr w:type="gramStart"/>
-      <w:r>
-        <w:rPr>
-          <w:rFonts w:asciiTheme="minorHAnsi" w:eastAsiaTheme="minorEastAsia" w:hAnsiTheme="minorHAnsi" w:cstheme="minorBidi"/>
-          <w:b w:val="0"/>
-          <w:bCs w:val="0"/>
-          <w:color w:val="auto"/>
-          <w:sz w:val="22"/>
-          <w:szCs w:val="22"/>
-        </w:rPr>
-        <w:t xml:space="preserve">  :</w:t>
-      </w:r>
-      <w:proofErr w:type="gramEnd"/>
-      <w:r>
-        <w:rPr>
-          <w:rFonts w:asciiTheme="minorHAnsi" w:eastAsiaTheme="minorEastAsia" w:hAnsiTheme="minorHAnsi" w:cstheme="minorBidi"/>
-          <w:b w:val="0"/>
-          <w:bCs w:val="0"/>
-          <w:color w:val="auto"/>
-          <w:sz w:val="22"/>
-          <w:szCs w:val="22"/>
-        </w:rPr>
-        <w:t xml:space="preserve"> No active profile set, falling back to 1 default profile: "default"</w:t>
+        <w:t>2025-12-03T18:08:52.899+03:00  INFO 28660 --- [Library Management System] [  restartedMain] com.library.libman.LibManApplication     : No active profile set, falling back to 1 default profile: "default"</w:t>
       </w:r>
     </w:p>
     <w:p>
       <w:pPr>
-        <w:pStyle w:val="Heading2"/>
+        <w:pStyle w:val="Balk2"/>
         <w:rPr>
           <w:rFonts w:asciiTheme="minorHAnsi" w:eastAsiaTheme="minorEastAsia" w:hAnsiTheme="minorHAnsi" w:cstheme="minorBidi"/>
           <w:b w:val="0"/>
@@ -1504,180 +673,12 @@
           <w:sz w:val="22"/>
           <w:szCs w:val="22"/>
         </w:rPr>
-        <w:t>2025-12-03T18:08:52.955+03:</w:t>
-      </w:r>
-      <w:proofErr w:type="gramStart"/>
-      <w:r>
-        <w:rPr>
-          <w:rFonts w:asciiTheme="minorHAnsi" w:eastAsiaTheme="minorEastAsia" w:hAnsiTheme="minorHAnsi" w:cstheme="minorBidi"/>
-          <w:b w:val="0"/>
-          <w:bCs w:val="0"/>
-          <w:color w:val="auto"/>
-          <w:sz w:val="22"/>
-          <w:szCs w:val="22"/>
-        </w:rPr>
-        <w:t>00  INFO</w:t>
-      </w:r>
-      <w:proofErr w:type="gramEnd"/>
-      <w:r>
-        <w:rPr>
-          <w:rFonts w:asciiTheme="minorHAnsi" w:eastAsiaTheme="minorEastAsia" w:hAnsiTheme="minorHAnsi" w:cstheme="minorBidi"/>
-          <w:b w:val="0"/>
-          <w:bCs w:val="0"/>
-          <w:color w:val="auto"/>
-          <w:sz w:val="22"/>
-          <w:szCs w:val="22"/>
-        </w:rPr>
-        <w:t xml:space="preserve"> 28660 --- [Library Management System] </w:t>
-      </w:r>
-      <w:proofErr w:type="gramStart"/>
-      <w:r>
-        <w:rPr>
-          <w:rFonts w:asciiTheme="minorHAnsi" w:eastAsiaTheme="minorEastAsia" w:hAnsiTheme="minorHAnsi" w:cstheme="minorBidi"/>
-          <w:b w:val="0"/>
-          <w:bCs w:val="0"/>
-          <w:color w:val="auto"/>
-          <w:sz w:val="22"/>
-          <w:szCs w:val="22"/>
-        </w:rPr>
-        <w:t xml:space="preserve">[  </w:t>
-      </w:r>
-      <w:proofErr w:type="spellStart"/>
-      <w:r>
-        <w:rPr>
-          <w:rFonts w:asciiTheme="minorHAnsi" w:eastAsiaTheme="minorEastAsia" w:hAnsiTheme="minorHAnsi" w:cstheme="minorBidi"/>
-          <w:b w:val="0"/>
-          <w:bCs w:val="0"/>
-          <w:color w:val="auto"/>
-          <w:sz w:val="22"/>
-          <w:szCs w:val="22"/>
-        </w:rPr>
-        <w:t>restartedMain</w:t>
-      </w:r>
-      <w:proofErr w:type="spellEnd"/>
-      <w:r>
-        <w:rPr>
-          <w:rFonts w:asciiTheme="minorHAnsi" w:eastAsiaTheme="minorEastAsia" w:hAnsiTheme="minorHAnsi" w:cstheme="minorBidi"/>
-          <w:b w:val="0"/>
-          <w:bCs w:val="0"/>
-          <w:color w:val="auto"/>
-          <w:sz w:val="22"/>
-          <w:szCs w:val="22"/>
-        </w:rPr>
-        <w:t>] .</w:t>
-      </w:r>
-      <w:proofErr w:type="spellStart"/>
-      <w:r>
-        <w:rPr>
-          <w:rFonts w:asciiTheme="minorHAnsi" w:eastAsiaTheme="minorEastAsia" w:hAnsiTheme="minorHAnsi" w:cstheme="minorBidi"/>
-          <w:b w:val="0"/>
-          <w:bCs w:val="0"/>
-          <w:color w:val="auto"/>
-          <w:sz w:val="22"/>
-          <w:szCs w:val="22"/>
-        </w:rPr>
-        <w:t>e</w:t>
-      </w:r>
-      <w:proofErr w:type="gramEnd"/>
-      <w:r>
-        <w:rPr>
-          <w:rFonts w:asciiTheme="minorHAnsi" w:eastAsiaTheme="minorEastAsia" w:hAnsiTheme="minorHAnsi" w:cstheme="minorBidi"/>
-          <w:b w:val="0"/>
-          <w:bCs w:val="0"/>
-          <w:color w:val="auto"/>
-          <w:sz w:val="22"/>
-          <w:szCs w:val="22"/>
-        </w:rPr>
-        <w:t>.</w:t>
-      </w:r>
-      <w:proofErr w:type="gramStart"/>
-      <w:r>
-        <w:rPr>
-          <w:rFonts w:asciiTheme="minorHAnsi" w:eastAsiaTheme="minorEastAsia" w:hAnsiTheme="minorHAnsi" w:cstheme="minorBidi"/>
-          <w:b w:val="0"/>
-          <w:bCs w:val="0"/>
-          <w:color w:val="auto"/>
-          <w:sz w:val="22"/>
-          <w:szCs w:val="22"/>
-        </w:rPr>
-        <w:t>DevToolsPropertyDefaultsPostProcessor</w:t>
-      </w:r>
-      <w:proofErr w:type="spellEnd"/>
-      <w:r>
-        <w:rPr>
-          <w:rFonts w:asciiTheme="minorHAnsi" w:eastAsiaTheme="minorEastAsia" w:hAnsiTheme="minorHAnsi" w:cstheme="minorBidi"/>
-          <w:b w:val="0"/>
-          <w:bCs w:val="0"/>
-          <w:color w:val="auto"/>
-          <w:sz w:val="22"/>
-          <w:szCs w:val="22"/>
-        </w:rPr>
-        <w:t xml:space="preserve"> :</w:t>
-      </w:r>
-      <w:proofErr w:type="gramEnd"/>
-      <w:r>
-        <w:rPr>
-          <w:rFonts w:asciiTheme="minorHAnsi" w:eastAsiaTheme="minorEastAsia" w:hAnsiTheme="minorHAnsi" w:cstheme="minorBidi"/>
-          <w:b w:val="0"/>
-          <w:bCs w:val="0"/>
-          <w:color w:val="auto"/>
-          <w:sz w:val="22"/>
-          <w:szCs w:val="22"/>
-        </w:rPr>
-        <w:t xml:space="preserve"> </w:t>
-      </w:r>
-      <w:proofErr w:type="spellStart"/>
-      <w:r>
-        <w:rPr>
-          <w:rFonts w:asciiTheme="minorHAnsi" w:eastAsiaTheme="minorEastAsia" w:hAnsiTheme="minorHAnsi" w:cstheme="minorBidi"/>
-          <w:b w:val="0"/>
-          <w:bCs w:val="0"/>
-          <w:color w:val="auto"/>
-          <w:sz w:val="22"/>
-          <w:szCs w:val="22"/>
-        </w:rPr>
-        <w:t>Devtools</w:t>
-      </w:r>
-      <w:proofErr w:type="spellEnd"/>
-      <w:r>
-        <w:rPr>
-          <w:rFonts w:asciiTheme="minorHAnsi" w:eastAsiaTheme="minorEastAsia" w:hAnsiTheme="minorHAnsi" w:cstheme="minorBidi"/>
-          <w:b w:val="0"/>
-          <w:bCs w:val="0"/>
-          <w:color w:val="auto"/>
-          <w:sz w:val="22"/>
-          <w:szCs w:val="22"/>
-        </w:rPr>
-        <w:t xml:space="preserve"> property defaults active! Set '</w:t>
-      </w:r>
-      <w:proofErr w:type="spellStart"/>
-      <w:r>
-        <w:rPr>
-          <w:rFonts w:asciiTheme="minorHAnsi" w:eastAsiaTheme="minorEastAsia" w:hAnsiTheme="minorHAnsi" w:cstheme="minorBidi"/>
-          <w:b w:val="0"/>
-          <w:bCs w:val="0"/>
-          <w:color w:val="auto"/>
-          <w:sz w:val="22"/>
-          <w:szCs w:val="22"/>
-        </w:rPr>
-        <w:t>spring.devtools.add</w:t>
-      </w:r>
-      <w:proofErr w:type="spellEnd"/>
-      <w:r>
-        <w:rPr>
-          <w:rFonts w:asciiTheme="minorHAnsi" w:eastAsiaTheme="minorEastAsia" w:hAnsiTheme="minorHAnsi" w:cstheme="minorBidi"/>
-          <w:b w:val="0"/>
-          <w:bCs w:val="0"/>
-          <w:color w:val="auto"/>
-          <w:sz w:val="22"/>
-          <w:szCs w:val="22"/>
-        </w:rPr>
-        <w:t>-properties' to 'false' to disable</w:t>
+        <w:t>2025-12-03T18:08:52.955+03:00  INFO 28660 --- [Library Management System] [  restartedMain] .e.DevToolsPropertyDefaultsPostProcessor : Devtools property defaults active! Set 'spring.devtools.add-properties' to 'false' to disable</w:t>
       </w:r>
     </w:p>
     <w:p>
       <w:pPr>
-        <w:pStyle w:val="Heading2"/>
+        <w:pStyle w:val="Balk2"/>
         <w:rPr>
           <w:rFonts w:asciiTheme="minorHAnsi" w:eastAsiaTheme="minorEastAsia" w:hAnsiTheme="minorHAnsi" w:cstheme="minorBidi"/>
           <w:b w:val="0"/>
@@ -1696,156 +697,12 @@
           <w:sz w:val="22"/>
           <w:szCs w:val="22"/>
         </w:rPr>
-        <w:t>2025-12-03T18:08:52.955+03:</w:t>
-      </w:r>
-      <w:proofErr w:type="gramStart"/>
-      <w:r>
-        <w:rPr>
-          <w:rFonts w:asciiTheme="minorHAnsi" w:eastAsiaTheme="minorEastAsia" w:hAnsiTheme="minorHAnsi" w:cstheme="minorBidi"/>
-          <w:b w:val="0"/>
-          <w:bCs w:val="0"/>
-          <w:color w:val="auto"/>
-          <w:sz w:val="22"/>
-          <w:szCs w:val="22"/>
-        </w:rPr>
-        <w:t>00  INFO</w:t>
-      </w:r>
-      <w:proofErr w:type="gramEnd"/>
-      <w:r>
-        <w:rPr>
-          <w:rFonts w:asciiTheme="minorHAnsi" w:eastAsiaTheme="minorEastAsia" w:hAnsiTheme="minorHAnsi" w:cstheme="minorBidi"/>
-          <w:b w:val="0"/>
-          <w:bCs w:val="0"/>
-          <w:color w:val="auto"/>
-          <w:sz w:val="22"/>
-          <w:szCs w:val="22"/>
-        </w:rPr>
-        <w:t xml:space="preserve"> 28660 --- [Library Management System] </w:t>
-      </w:r>
-      <w:proofErr w:type="gramStart"/>
-      <w:r>
-        <w:rPr>
-          <w:rFonts w:asciiTheme="minorHAnsi" w:eastAsiaTheme="minorEastAsia" w:hAnsiTheme="minorHAnsi" w:cstheme="minorBidi"/>
-          <w:b w:val="0"/>
-          <w:bCs w:val="0"/>
-          <w:color w:val="auto"/>
-          <w:sz w:val="22"/>
-          <w:szCs w:val="22"/>
-        </w:rPr>
-        <w:t xml:space="preserve">[  </w:t>
-      </w:r>
-      <w:proofErr w:type="spellStart"/>
-      <w:r>
-        <w:rPr>
-          <w:rFonts w:asciiTheme="minorHAnsi" w:eastAsiaTheme="minorEastAsia" w:hAnsiTheme="minorHAnsi" w:cstheme="minorBidi"/>
-          <w:b w:val="0"/>
-          <w:bCs w:val="0"/>
-          <w:color w:val="auto"/>
-          <w:sz w:val="22"/>
-          <w:szCs w:val="22"/>
-        </w:rPr>
-        <w:t>restartedMain</w:t>
-      </w:r>
-      <w:proofErr w:type="spellEnd"/>
-      <w:r>
-        <w:rPr>
-          <w:rFonts w:asciiTheme="minorHAnsi" w:eastAsiaTheme="minorEastAsia" w:hAnsiTheme="minorHAnsi" w:cstheme="minorBidi"/>
-          <w:b w:val="0"/>
-          <w:bCs w:val="0"/>
-          <w:color w:val="auto"/>
-          <w:sz w:val="22"/>
-          <w:szCs w:val="22"/>
-        </w:rPr>
-        <w:t>] .</w:t>
-      </w:r>
-      <w:proofErr w:type="spellStart"/>
-      <w:r>
-        <w:rPr>
-          <w:rFonts w:asciiTheme="minorHAnsi" w:eastAsiaTheme="minorEastAsia" w:hAnsiTheme="minorHAnsi" w:cstheme="minorBidi"/>
-          <w:b w:val="0"/>
-          <w:bCs w:val="0"/>
-          <w:color w:val="auto"/>
-          <w:sz w:val="22"/>
-          <w:szCs w:val="22"/>
-        </w:rPr>
-        <w:t>e</w:t>
-      </w:r>
-      <w:proofErr w:type="gramEnd"/>
-      <w:r>
-        <w:rPr>
-          <w:rFonts w:asciiTheme="minorHAnsi" w:eastAsiaTheme="minorEastAsia" w:hAnsiTheme="minorHAnsi" w:cstheme="minorBidi"/>
-          <w:b w:val="0"/>
-          <w:bCs w:val="0"/>
-          <w:color w:val="auto"/>
-          <w:sz w:val="22"/>
-          <w:szCs w:val="22"/>
-        </w:rPr>
-        <w:t>.</w:t>
-      </w:r>
-      <w:proofErr w:type="gramStart"/>
-      <w:r>
-        <w:rPr>
-          <w:rFonts w:asciiTheme="minorHAnsi" w:eastAsiaTheme="minorEastAsia" w:hAnsiTheme="minorHAnsi" w:cstheme="minorBidi"/>
-          <w:b w:val="0"/>
-          <w:bCs w:val="0"/>
-          <w:color w:val="auto"/>
-          <w:sz w:val="22"/>
-          <w:szCs w:val="22"/>
-        </w:rPr>
-        <w:t>DevToolsPropertyDefaultsPostProcessor</w:t>
-      </w:r>
-      <w:proofErr w:type="spellEnd"/>
-      <w:r>
-        <w:rPr>
-          <w:rFonts w:asciiTheme="minorHAnsi" w:eastAsiaTheme="minorEastAsia" w:hAnsiTheme="minorHAnsi" w:cstheme="minorBidi"/>
-          <w:b w:val="0"/>
-          <w:bCs w:val="0"/>
-          <w:color w:val="auto"/>
-          <w:sz w:val="22"/>
-          <w:szCs w:val="22"/>
-        </w:rPr>
-        <w:t xml:space="preserve"> :</w:t>
-      </w:r>
-      <w:proofErr w:type="gramEnd"/>
-      <w:r>
-        <w:rPr>
-          <w:rFonts w:asciiTheme="minorHAnsi" w:eastAsiaTheme="minorEastAsia" w:hAnsiTheme="minorHAnsi" w:cstheme="minorBidi"/>
-          <w:b w:val="0"/>
-          <w:bCs w:val="0"/>
-          <w:color w:val="auto"/>
-          <w:sz w:val="22"/>
-          <w:szCs w:val="22"/>
-        </w:rPr>
-        <w:t xml:space="preserve"> For additional web related logging consider setting the '</w:t>
-      </w:r>
-      <w:proofErr w:type="spellStart"/>
-      <w:r>
-        <w:rPr>
-          <w:rFonts w:asciiTheme="minorHAnsi" w:eastAsiaTheme="minorEastAsia" w:hAnsiTheme="minorHAnsi" w:cstheme="minorBidi"/>
-          <w:b w:val="0"/>
-          <w:bCs w:val="0"/>
-          <w:color w:val="auto"/>
-          <w:sz w:val="22"/>
-          <w:szCs w:val="22"/>
-        </w:rPr>
-        <w:t>logging.level.web</w:t>
-      </w:r>
-      <w:proofErr w:type="spellEnd"/>
-      <w:r>
-        <w:rPr>
-          <w:rFonts w:asciiTheme="minorHAnsi" w:eastAsiaTheme="minorEastAsia" w:hAnsiTheme="minorHAnsi" w:cstheme="minorBidi"/>
-          <w:b w:val="0"/>
-          <w:bCs w:val="0"/>
-          <w:color w:val="auto"/>
-          <w:sz w:val="22"/>
-          <w:szCs w:val="22"/>
-        </w:rPr>
-        <w:t xml:space="preserve">' property to 'DEBUG'        </w:t>
+        <w:t xml:space="preserve">2025-12-03T18:08:52.955+03:00  INFO 28660 --- [Library Management System] [  restartedMain] .e.DevToolsPropertyDefaultsPostProcessor : For additional web related logging consider setting the 'logging.level.web' property to 'DEBUG'        </w:t>
       </w:r>
     </w:p>
     <w:p>
       <w:pPr>
-        <w:pStyle w:val="Heading2"/>
+        <w:pStyle w:val="Balk2"/>
         <w:rPr>
           <w:rFonts w:asciiTheme="minorHAnsi" w:eastAsiaTheme="minorEastAsia" w:hAnsiTheme="minorHAnsi" w:cstheme="minorBidi"/>
           <w:b w:val="0"/>
@@ -1864,121 +721,12 @@
           <w:sz w:val="22"/>
           <w:szCs w:val="22"/>
         </w:rPr>
-        <w:t>2025-12-03T18:08:53.766+03:</w:t>
-      </w:r>
-      <w:proofErr w:type="gramStart"/>
-      <w:r>
-        <w:rPr>
-          <w:rFonts w:asciiTheme="minorHAnsi" w:eastAsiaTheme="minorEastAsia" w:hAnsiTheme="minorHAnsi" w:cstheme="minorBidi"/>
-          <w:b w:val="0"/>
-          <w:bCs w:val="0"/>
-          <w:color w:val="auto"/>
-          <w:sz w:val="22"/>
-          <w:szCs w:val="22"/>
-        </w:rPr>
-        <w:t>00  INFO</w:t>
-      </w:r>
-      <w:proofErr w:type="gramEnd"/>
-      <w:r>
-        <w:rPr>
-          <w:rFonts w:asciiTheme="minorHAnsi" w:eastAsiaTheme="minorEastAsia" w:hAnsiTheme="minorHAnsi" w:cstheme="minorBidi"/>
-          <w:b w:val="0"/>
-          <w:bCs w:val="0"/>
-          <w:color w:val="auto"/>
-          <w:sz w:val="22"/>
-          <w:szCs w:val="22"/>
-        </w:rPr>
-        <w:t xml:space="preserve"> 28660 --- [Library Management System] </w:t>
-      </w:r>
-      <w:proofErr w:type="gramStart"/>
-      <w:r>
-        <w:rPr>
-          <w:rFonts w:asciiTheme="minorHAnsi" w:eastAsiaTheme="minorEastAsia" w:hAnsiTheme="minorHAnsi" w:cstheme="minorBidi"/>
-          <w:b w:val="0"/>
-          <w:bCs w:val="0"/>
-          <w:color w:val="auto"/>
-          <w:sz w:val="22"/>
-          <w:szCs w:val="22"/>
-        </w:rPr>
-        <w:t xml:space="preserve">[  </w:t>
-      </w:r>
-      <w:proofErr w:type="spellStart"/>
-      <w:r>
-        <w:rPr>
-          <w:rFonts w:asciiTheme="minorHAnsi" w:eastAsiaTheme="minorEastAsia" w:hAnsiTheme="minorHAnsi" w:cstheme="minorBidi"/>
-          <w:b w:val="0"/>
-          <w:bCs w:val="0"/>
-          <w:color w:val="auto"/>
-          <w:sz w:val="22"/>
-          <w:szCs w:val="22"/>
-        </w:rPr>
-        <w:t>restartedMain</w:t>
-      </w:r>
-      <w:proofErr w:type="spellEnd"/>
-      <w:r>
-        <w:rPr>
-          <w:rFonts w:asciiTheme="minorHAnsi" w:eastAsiaTheme="minorEastAsia" w:hAnsiTheme="minorHAnsi" w:cstheme="minorBidi"/>
-          <w:b w:val="0"/>
-          <w:bCs w:val="0"/>
-          <w:color w:val="auto"/>
-          <w:sz w:val="22"/>
-          <w:szCs w:val="22"/>
-        </w:rPr>
-        <w:t>] .</w:t>
-      </w:r>
-      <w:proofErr w:type="spellStart"/>
-      <w:r>
-        <w:rPr>
-          <w:rFonts w:asciiTheme="minorHAnsi" w:eastAsiaTheme="minorEastAsia" w:hAnsiTheme="minorHAnsi" w:cstheme="minorBidi"/>
-          <w:b w:val="0"/>
-          <w:bCs w:val="0"/>
-          <w:color w:val="auto"/>
-          <w:sz w:val="22"/>
-          <w:szCs w:val="22"/>
-        </w:rPr>
-        <w:t>s</w:t>
-      </w:r>
-      <w:proofErr w:type="gramEnd"/>
-      <w:r>
-        <w:rPr>
-          <w:rFonts w:asciiTheme="minorHAnsi" w:eastAsiaTheme="minorEastAsia" w:hAnsiTheme="minorHAnsi" w:cstheme="minorBidi"/>
-          <w:b w:val="0"/>
-          <w:bCs w:val="0"/>
-          <w:color w:val="auto"/>
-          <w:sz w:val="22"/>
-          <w:szCs w:val="22"/>
-        </w:rPr>
-        <w:t>.d.r.</w:t>
-      </w:r>
-      <w:proofErr w:type="gramStart"/>
-      <w:r>
-        <w:rPr>
-          <w:rFonts w:asciiTheme="minorHAnsi" w:eastAsiaTheme="minorEastAsia" w:hAnsiTheme="minorHAnsi" w:cstheme="minorBidi"/>
-          <w:b w:val="0"/>
-          <w:bCs w:val="0"/>
-          <w:color w:val="auto"/>
-          <w:sz w:val="22"/>
-          <w:szCs w:val="22"/>
-        </w:rPr>
-        <w:t>c.RepositoryConfigurationDelegate</w:t>
-      </w:r>
-      <w:proofErr w:type="spellEnd"/>
-      <w:proofErr w:type="gramEnd"/>
-      <w:r>
-        <w:rPr>
-          <w:rFonts w:asciiTheme="minorHAnsi" w:eastAsiaTheme="minorEastAsia" w:hAnsiTheme="minorHAnsi" w:cstheme="minorBidi"/>
-          <w:b w:val="0"/>
-          <w:bCs w:val="0"/>
-          <w:color w:val="auto"/>
-          <w:sz w:val="22"/>
-          <w:szCs w:val="22"/>
-        </w:rPr>
-        <w:t xml:space="preserve"> : Bootstrapping Spring Data JPA repositories in DEFAULT mode.</w:t>
+        <w:t>2025-12-03T18:08:53.766+03:00  INFO 28660 --- [Library Management System] [  restartedMain] .s.d.r.c.RepositoryConfigurationDelegate : Bootstrapping Spring Data JPA repositories in DEFAULT mode.</w:t>
       </w:r>
     </w:p>
     <w:p>
       <w:pPr>
-        <w:pStyle w:val="Heading2"/>
+        <w:pStyle w:val="Balk2"/>
         <w:rPr>
           <w:rFonts w:asciiTheme="minorHAnsi" w:eastAsiaTheme="minorEastAsia" w:hAnsiTheme="minorHAnsi" w:cstheme="minorBidi"/>
           <w:b w:val="0"/>
@@ -1997,169 +745,12 @@
           <w:sz w:val="22"/>
           <w:szCs w:val="22"/>
         </w:rPr>
-        <w:t>2025-12-03T18:08:53.875+03:</w:t>
-      </w:r>
-      <w:proofErr w:type="gramStart"/>
-      <w:r>
-        <w:rPr>
-          <w:rFonts w:asciiTheme="minorHAnsi" w:eastAsiaTheme="minorEastAsia" w:hAnsiTheme="minorHAnsi" w:cstheme="minorBidi"/>
-          <w:b w:val="0"/>
-          <w:bCs w:val="0"/>
-          <w:color w:val="auto"/>
-          <w:sz w:val="22"/>
-          <w:szCs w:val="22"/>
-        </w:rPr>
-        <w:t>00  INFO</w:t>
-      </w:r>
-      <w:proofErr w:type="gramEnd"/>
-      <w:r>
-        <w:rPr>
-          <w:rFonts w:asciiTheme="minorHAnsi" w:eastAsiaTheme="minorEastAsia" w:hAnsiTheme="minorHAnsi" w:cstheme="minorBidi"/>
-          <w:b w:val="0"/>
-          <w:bCs w:val="0"/>
-          <w:color w:val="auto"/>
-          <w:sz w:val="22"/>
-          <w:szCs w:val="22"/>
-        </w:rPr>
-        <w:t xml:space="preserve"> 28660 --- [Library Management System] </w:t>
-      </w:r>
-      <w:proofErr w:type="gramStart"/>
-      <w:r>
-        <w:rPr>
-          <w:rFonts w:asciiTheme="minorHAnsi" w:eastAsiaTheme="minorEastAsia" w:hAnsiTheme="minorHAnsi" w:cstheme="minorBidi"/>
-          <w:b w:val="0"/>
-          <w:bCs w:val="0"/>
-          <w:color w:val="auto"/>
-          <w:sz w:val="22"/>
-          <w:szCs w:val="22"/>
-        </w:rPr>
-        <w:t xml:space="preserve">[  </w:t>
-      </w:r>
-      <w:proofErr w:type="spellStart"/>
-      <w:r>
-        <w:rPr>
-          <w:rFonts w:asciiTheme="minorHAnsi" w:eastAsiaTheme="minorEastAsia" w:hAnsiTheme="minorHAnsi" w:cstheme="minorBidi"/>
-          <w:b w:val="0"/>
-          <w:bCs w:val="0"/>
-          <w:color w:val="auto"/>
-          <w:sz w:val="22"/>
-          <w:szCs w:val="22"/>
-        </w:rPr>
-        <w:t>restartedMain</w:t>
-      </w:r>
-      <w:proofErr w:type="spellEnd"/>
-      <w:r>
-        <w:rPr>
-          <w:rFonts w:asciiTheme="minorHAnsi" w:eastAsiaTheme="minorEastAsia" w:hAnsiTheme="minorHAnsi" w:cstheme="minorBidi"/>
-          <w:b w:val="0"/>
-          <w:bCs w:val="0"/>
-          <w:color w:val="auto"/>
-          <w:sz w:val="22"/>
-          <w:szCs w:val="22"/>
-        </w:rPr>
-        <w:t>] .</w:t>
-      </w:r>
-      <w:proofErr w:type="spellStart"/>
-      <w:r>
-        <w:rPr>
-          <w:rFonts w:asciiTheme="minorHAnsi" w:eastAsiaTheme="minorEastAsia" w:hAnsiTheme="minorHAnsi" w:cstheme="minorBidi"/>
-          <w:b w:val="0"/>
-          <w:bCs w:val="0"/>
-          <w:color w:val="auto"/>
-          <w:sz w:val="22"/>
-          <w:szCs w:val="22"/>
-        </w:rPr>
-        <w:t>s</w:t>
-      </w:r>
-      <w:proofErr w:type="gramEnd"/>
-      <w:r>
-        <w:rPr>
-          <w:rFonts w:asciiTheme="minorHAnsi" w:eastAsiaTheme="minorEastAsia" w:hAnsiTheme="minorHAnsi" w:cstheme="minorBidi"/>
-          <w:b w:val="0"/>
-          <w:bCs w:val="0"/>
-          <w:color w:val="auto"/>
-          <w:sz w:val="22"/>
-          <w:szCs w:val="22"/>
-        </w:rPr>
-        <w:t>.d.r.</w:t>
-      </w:r>
-      <w:proofErr w:type="gramStart"/>
-      <w:r>
-        <w:rPr>
-          <w:rFonts w:asciiTheme="minorHAnsi" w:eastAsiaTheme="minorEastAsia" w:hAnsiTheme="minorHAnsi" w:cstheme="minorBidi"/>
-          <w:b w:val="0"/>
-          <w:bCs w:val="0"/>
-          <w:color w:val="auto"/>
-          <w:sz w:val="22"/>
-          <w:szCs w:val="22"/>
-        </w:rPr>
-        <w:t>c.RepositoryConfigurationDelegate</w:t>
-      </w:r>
-      <w:proofErr w:type="spellEnd"/>
-      <w:proofErr w:type="gramEnd"/>
-      <w:r>
-        <w:rPr>
-          <w:rFonts w:asciiTheme="minorHAnsi" w:eastAsiaTheme="minorEastAsia" w:hAnsiTheme="minorHAnsi" w:cstheme="minorBidi"/>
-          <w:b w:val="0"/>
-          <w:bCs w:val="0"/>
-          <w:color w:val="auto"/>
-          <w:sz w:val="22"/>
-          <w:szCs w:val="22"/>
-        </w:rPr>
-        <w:t xml:space="preserve"> : Finished Spring Data repository scanning in 92 </w:t>
-      </w:r>
-      <w:proofErr w:type="spellStart"/>
-      <w:r>
-        <w:rPr>
-          <w:rFonts w:asciiTheme="minorHAnsi" w:eastAsiaTheme="minorEastAsia" w:hAnsiTheme="minorHAnsi" w:cstheme="minorBidi"/>
-          <w:b w:val="0"/>
-          <w:bCs w:val="0"/>
-          <w:color w:val="auto"/>
-          <w:sz w:val="22"/>
-          <w:szCs w:val="22"/>
-        </w:rPr>
-        <w:t>ms.</w:t>
-      </w:r>
-      <w:proofErr w:type="spellEnd"/>
-      <w:r>
-        <w:rPr>
-          <w:rFonts w:asciiTheme="minorHAnsi" w:eastAsiaTheme="minorEastAsia" w:hAnsiTheme="minorHAnsi" w:cstheme="minorBidi"/>
-          <w:b w:val="0"/>
-          <w:bCs w:val="0"/>
-          <w:color w:val="auto"/>
-          <w:sz w:val="22"/>
-          <w:szCs w:val="22"/>
-        </w:rPr>
-        <w:t xml:space="preserve"> </w:t>
-      </w:r>
-      <w:proofErr w:type="gramStart"/>
-      <w:r>
-        <w:rPr>
-          <w:rFonts w:asciiTheme="minorHAnsi" w:eastAsiaTheme="minorEastAsia" w:hAnsiTheme="minorHAnsi" w:cstheme="minorBidi"/>
-          <w:b w:val="0"/>
-          <w:bCs w:val="0"/>
-          <w:color w:val="auto"/>
-          <w:sz w:val="22"/>
-          <w:szCs w:val="22"/>
-        </w:rPr>
-        <w:t>Found</w:t>
-      </w:r>
-      <w:proofErr w:type="gramEnd"/>
-      <w:r>
-        <w:rPr>
-          <w:rFonts w:asciiTheme="minorHAnsi" w:eastAsiaTheme="minorEastAsia" w:hAnsiTheme="minorHAnsi" w:cstheme="minorBidi"/>
-          <w:b w:val="0"/>
-          <w:bCs w:val="0"/>
-          <w:color w:val="auto"/>
-          <w:sz w:val="22"/>
-          <w:szCs w:val="22"/>
-        </w:rPr>
-        <w:t xml:space="preserve"> 5 JPA repository interfaces.</w:t>
+        <w:t>2025-12-03T18:08:53.875+03:00  INFO 28660 --- [Library Management System] [  restartedMain] .s.d.r.c.RepositoryConfigurationDelegate : Finished Spring Data repository scanning in 92 ms. Found 5 JPA repository interfaces.</w:t>
       </w:r>
     </w:p>
     <w:p>
       <w:pPr>
-        <w:pStyle w:val="Heading2"/>
+        <w:pStyle w:val="Balk2"/>
         <w:rPr>
           <w:rFonts w:asciiTheme="minorHAnsi" w:eastAsiaTheme="minorEastAsia" w:hAnsiTheme="minorHAnsi" w:cstheme="minorBidi"/>
           <w:b w:val="0"/>
@@ -2178,315 +769,12 @@
           <w:sz w:val="22"/>
           <w:szCs w:val="22"/>
         </w:rPr>
-        <w:t>2025-12-03T18:08:54.947+03:</w:t>
-      </w:r>
-      <w:proofErr w:type="gramStart"/>
-      <w:r>
-        <w:rPr>
-          <w:rFonts w:asciiTheme="minorHAnsi" w:eastAsiaTheme="minorEastAsia" w:hAnsiTheme="minorHAnsi" w:cstheme="minorBidi"/>
-          <w:b w:val="0"/>
-          <w:bCs w:val="0"/>
-          <w:color w:val="auto"/>
-          <w:sz w:val="22"/>
-          <w:szCs w:val="22"/>
-        </w:rPr>
-        <w:t>00  INFO</w:t>
-      </w:r>
-      <w:proofErr w:type="gramEnd"/>
-      <w:r>
-        <w:rPr>
-          <w:rFonts w:asciiTheme="minorHAnsi" w:eastAsiaTheme="minorEastAsia" w:hAnsiTheme="minorHAnsi" w:cstheme="minorBidi"/>
-          <w:b w:val="0"/>
-          <w:bCs w:val="0"/>
-          <w:color w:val="auto"/>
-          <w:sz w:val="22"/>
-          <w:szCs w:val="22"/>
-        </w:rPr>
-        <w:t xml:space="preserve"> 28660 --- [Library Management System] </w:t>
-      </w:r>
-      <w:proofErr w:type="gramStart"/>
-      <w:r>
-        <w:rPr>
-          <w:rFonts w:asciiTheme="minorHAnsi" w:eastAsiaTheme="minorEastAsia" w:hAnsiTheme="minorHAnsi" w:cstheme="minorBidi"/>
-          <w:b w:val="0"/>
-          <w:bCs w:val="0"/>
-          <w:color w:val="auto"/>
-          <w:sz w:val="22"/>
-          <w:szCs w:val="22"/>
-        </w:rPr>
-        <w:t xml:space="preserve">[  </w:t>
-      </w:r>
-      <w:proofErr w:type="spellStart"/>
-      <w:r>
-        <w:rPr>
-          <w:rFonts w:asciiTheme="minorHAnsi" w:eastAsiaTheme="minorEastAsia" w:hAnsiTheme="minorHAnsi" w:cstheme="minorBidi"/>
-          <w:b w:val="0"/>
-          <w:bCs w:val="0"/>
-          <w:color w:val="auto"/>
-          <w:sz w:val="22"/>
-          <w:szCs w:val="22"/>
-        </w:rPr>
-        <w:t>restartedMain</w:t>
-      </w:r>
-      <w:proofErr w:type="spellEnd"/>
-      <w:proofErr w:type="gramEnd"/>
-      <w:r>
-        <w:rPr>
-          <w:rFonts w:asciiTheme="minorHAnsi" w:eastAsiaTheme="minorEastAsia" w:hAnsiTheme="minorHAnsi" w:cstheme="minorBidi"/>
-          <w:b w:val="0"/>
-          <w:bCs w:val="0"/>
-          <w:color w:val="auto"/>
-          <w:sz w:val="22"/>
-          <w:szCs w:val="22"/>
-        </w:rPr>
-        <w:t xml:space="preserve">] </w:t>
-      </w:r>
-      <w:proofErr w:type="spellStart"/>
-      <w:r>
-        <w:rPr>
-          <w:rFonts w:asciiTheme="minorHAnsi" w:eastAsiaTheme="minorEastAsia" w:hAnsiTheme="minorHAnsi" w:cstheme="minorBidi"/>
-          <w:b w:val="0"/>
-          <w:bCs w:val="0"/>
-          <w:color w:val="auto"/>
-          <w:sz w:val="22"/>
-          <w:szCs w:val="22"/>
-        </w:rPr>
-        <w:t>o.s.b.</w:t>
-      </w:r>
-      <w:proofErr w:type="gramStart"/>
-      <w:r>
-        <w:rPr>
-          <w:rFonts w:asciiTheme="minorHAnsi" w:eastAsiaTheme="minorEastAsia" w:hAnsiTheme="minorHAnsi" w:cstheme="minorBidi"/>
-          <w:b w:val="0"/>
-          <w:bCs w:val="0"/>
-          <w:color w:val="auto"/>
-          <w:sz w:val="22"/>
-          <w:szCs w:val="22"/>
-        </w:rPr>
-        <w:t>w.embedded</w:t>
-      </w:r>
-      <w:proofErr w:type="gramEnd"/>
-      <w:r>
-        <w:rPr>
-          <w:rFonts w:asciiTheme="minorHAnsi" w:eastAsiaTheme="minorEastAsia" w:hAnsiTheme="minorHAnsi" w:cstheme="minorBidi"/>
-          <w:b w:val="0"/>
-          <w:bCs w:val="0"/>
-          <w:color w:val="auto"/>
-          <w:sz w:val="22"/>
-          <w:szCs w:val="22"/>
-        </w:rPr>
-        <w:t>.</w:t>
-      </w:r>
-      <w:proofErr w:type="gramStart"/>
-      <w:r>
-        <w:rPr>
-          <w:rFonts w:asciiTheme="minorHAnsi" w:eastAsiaTheme="minorEastAsia" w:hAnsiTheme="minorHAnsi" w:cstheme="minorBidi"/>
-          <w:b w:val="0"/>
-          <w:bCs w:val="0"/>
-          <w:color w:val="auto"/>
-          <w:sz w:val="22"/>
-          <w:szCs w:val="22"/>
-        </w:rPr>
-        <w:t>tomcat.TomcatWebServer</w:t>
-      </w:r>
-      <w:proofErr w:type="spellEnd"/>
-      <w:r>
-        <w:rPr>
-          <w:rFonts w:asciiTheme="minorHAnsi" w:eastAsiaTheme="minorEastAsia" w:hAnsiTheme="minorHAnsi" w:cstheme="minorBidi"/>
-          <w:b w:val="0"/>
-          <w:bCs w:val="0"/>
-          <w:color w:val="auto"/>
-          <w:sz w:val="22"/>
-          <w:szCs w:val="22"/>
-        </w:rPr>
-        <w:t xml:space="preserve">  :</w:t>
-      </w:r>
-      <w:proofErr w:type="gramEnd"/>
-      <w:r>
-        <w:rPr>
-          <w:rFonts w:asciiTheme="minorHAnsi" w:eastAsiaTheme="minorEastAsia" w:hAnsiTheme="minorHAnsi" w:cstheme="minorBidi"/>
-          <w:b w:val="0"/>
-          <w:bCs w:val="0"/>
-          <w:color w:val="auto"/>
-          <w:sz w:val="22"/>
-          <w:szCs w:val="22"/>
-        </w:rPr>
-        <w:t xml:space="preserve"> Tomcat initialized with port 8080 (http)</w:t>
+        <w:t>2025-12-03T18:08:54.947+03:00  INFO 28660 --- [Library Management System] [  restartedMain] o.s.b.w.embedded.tomcat.TomcatWebServer  : Tomcat initialized with port 8080 (http)</w:t>
       </w:r>
     </w:p>
     <w:p>
       <w:pPr>
-        <w:pStyle w:val="Heading2"/>
-        <w:rPr>
-          <w:rFonts w:asciiTheme="minorHAnsi" w:eastAsiaTheme="minorEastAsia" w:hAnsiTheme="minorHAnsi" w:cstheme="minorBidi"/>
-          <w:b w:val="0"/>
-          <w:bCs w:val="0"/>
-          <w:color w:val="auto"/>
-          <w:sz w:val="22"/>
-          <w:szCs w:val="22"/>
-        </w:rPr>
-      </w:pPr>
-      <w:r>
-        <w:rPr>
-          <w:rFonts w:asciiTheme="minorHAnsi" w:eastAsiaTheme="minorEastAsia" w:hAnsiTheme="minorHAnsi" w:cstheme="minorBidi"/>
-          <w:b w:val="0"/>
-          <w:bCs w:val="0"/>
-          <w:color w:val="auto"/>
-          <w:sz w:val="22"/>
-          <w:szCs w:val="22"/>
-        </w:rPr>
-        <w:t>2025-12-03T18:08:54.980+03:</w:t>
-      </w:r>
-      <w:proofErr w:type="gramStart"/>
-      <w:r>
-        <w:rPr>
-          <w:rFonts w:asciiTheme="minorHAnsi" w:eastAsiaTheme="minorEastAsia" w:hAnsiTheme="minorHAnsi" w:cstheme="minorBidi"/>
-          <w:b w:val="0"/>
-          <w:bCs w:val="0"/>
-          <w:color w:val="auto"/>
-          <w:sz w:val="22"/>
-          <w:szCs w:val="22"/>
-        </w:rPr>
-        <w:t>00  INFO</w:t>
-      </w:r>
-      <w:proofErr w:type="gramEnd"/>
-      <w:r>
-        <w:rPr>
-          <w:rFonts w:asciiTheme="minorHAnsi" w:eastAsiaTheme="minorEastAsia" w:hAnsiTheme="minorHAnsi" w:cstheme="minorBidi"/>
-          <w:b w:val="0"/>
-          <w:bCs w:val="0"/>
-          <w:color w:val="auto"/>
-          <w:sz w:val="22"/>
-          <w:szCs w:val="22"/>
-        </w:rPr>
-        <w:t xml:space="preserve"> 28660 --- [Library Management System] </w:t>
-      </w:r>
-      <w:proofErr w:type="gramStart"/>
-      <w:r>
-        <w:rPr>
-          <w:rFonts w:asciiTheme="minorHAnsi" w:eastAsiaTheme="minorEastAsia" w:hAnsiTheme="minorHAnsi" w:cstheme="minorBidi"/>
-          <w:b w:val="0"/>
-          <w:bCs w:val="0"/>
-          <w:color w:val="auto"/>
-          <w:sz w:val="22"/>
-          <w:szCs w:val="22"/>
-        </w:rPr>
-        <w:t xml:space="preserve">[  </w:t>
-      </w:r>
-      <w:proofErr w:type="spellStart"/>
-      <w:r>
-        <w:rPr>
-          <w:rFonts w:asciiTheme="minorHAnsi" w:eastAsiaTheme="minorEastAsia" w:hAnsiTheme="minorHAnsi" w:cstheme="minorBidi"/>
-          <w:b w:val="0"/>
-          <w:bCs w:val="0"/>
-          <w:color w:val="auto"/>
-          <w:sz w:val="22"/>
-          <w:szCs w:val="22"/>
-        </w:rPr>
-        <w:t>restartedMain</w:t>
-      </w:r>
-      <w:proofErr w:type="spellEnd"/>
-      <w:proofErr w:type="gramEnd"/>
-      <w:r>
-        <w:rPr>
-          <w:rFonts w:asciiTheme="minorHAnsi" w:eastAsiaTheme="minorEastAsia" w:hAnsiTheme="minorHAnsi" w:cstheme="minorBidi"/>
-          <w:b w:val="0"/>
-          <w:bCs w:val="0"/>
-          <w:color w:val="auto"/>
-          <w:sz w:val="22"/>
-          <w:szCs w:val="22"/>
-        </w:rPr>
-        <w:t xml:space="preserve">] </w:t>
-      </w:r>
-      <w:proofErr w:type="spellStart"/>
-      <w:proofErr w:type="gramStart"/>
-      <w:r>
-        <w:rPr>
-          <w:rFonts w:asciiTheme="minorHAnsi" w:eastAsiaTheme="minorEastAsia" w:hAnsiTheme="minorHAnsi" w:cstheme="minorBidi"/>
-          <w:b w:val="0"/>
-          <w:bCs w:val="0"/>
-          <w:color w:val="auto"/>
-          <w:sz w:val="22"/>
-          <w:szCs w:val="22"/>
-        </w:rPr>
-        <w:t>o.apache</w:t>
-      </w:r>
-      <w:proofErr w:type="gramEnd"/>
-      <w:r>
-        <w:rPr>
-          <w:rFonts w:asciiTheme="minorHAnsi" w:eastAsiaTheme="minorEastAsia" w:hAnsiTheme="minorHAnsi" w:cstheme="minorBidi"/>
-          <w:b w:val="0"/>
-          <w:bCs w:val="0"/>
-          <w:color w:val="auto"/>
-          <w:sz w:val="22"/>
-          <w:szCs w:val="22"/>
-        </w:rPr>
-        <w:t>.</w:t>
-      </w:r>
-      <w:proofErr w:type="gramStart"/>
-      <w:r>
-        <w:rPr>
-          <w:rFonts w:asciiTheme="minorHAnsi" w:eastAsiaTheme="minorEastAsia" w:hAnsiTheme="minorHAnsi" w:cstheme="minorBidi"/>
-          <w:b w:val="0"/>
-          <w:bCs w:val="0"/>
-          <w:color w:val="auto"/>
-          <w:sz w:val="22"/>
-          <w:szCs w:val="22"/>
-        </w:rPr>
-        <w:t>catalina.core</w:t>
-      </w:r>
-      <w:proofErr w:type="gramEnd"/>
-      <w:r>
-        <w:rPr>
-          <w:rFonts w:asciiTheme="minorHAnsi" w:eastAsiaTheme="minorEastAsia" w:hAnsiTheme="minorHAnsi" w:cstheme="minorBidi"/>
-          <w:b w:val="0"/>
-          <w:bCs w:val="0"/>
-          <w:color w:val="auto"/>
-          <w:sz w:val="22"/>
-          <w:szCs w:val="22"/>
-        </w:rPr>
-        <w:t>.StandardService</w:t>
-      </w:r>
-      <w:proofErr w:type="spellEnd"/>
-      <w:r>
-        <w:rPr>
-          <w:rFonts w:asciiTheme="minorHAnsi" w:eastAsiaTheme="minorEastAsia" w:hAnsiTheme="minorHAnsi" w:cstheme="minorBidi"/>
-          <w:b w:val="0"/>
-          <w:bCs w:val="0"/>
-          <w:color w:val="auto"/>
-          <w:sz w:val="22"/>
-          <w:szCs w:val="22"/>
-        </w:rPr>
-        <w:t xml:space="preserve"> </w:t>
-      </w:r>
-      <w:proofErr w:type="gramStart"/>
-      <w:r>
-        <w:rPr>
-          <w:rFonts w:asciiTheme="minorHAnsi" w:eastAsiaTheme="minorEastAsia" w:hAnsiTheme="minorHAnsi" w:cstheme="minorBidi"/>
-          <w:b w:val="0"/>
-          <w:bCs w:val="0"/>
-          <w:color w:val="auto"/>
-          <w:sz w:val="22"/>
-          <w:szCs w:val="22"/>
-        </w:rPr>
-        <w:t xml:space="preserve">  :</w:t>
-      </w:r>
-      <w:proofErr w:type="gramEnd"/>
-      <w:r>
-        <w:rPr>
-          <w:rFonts w:asciiTheme="minorHAnsi" w:eastAsiaTheme="minorEastAsia" w:hAnsiTheme="minorHAnsi" w:cstheme="minorBidi"/>
-          <w:b w:val="0"/>
-          <w:bCs w:val="0"/>
-          <w:color w:val="auto"/>
-          <w:sz w:val="22"/>
-          <w:szCs w:val="22"/>
-        </w:rPr>
-        <w:t xml:space="preserve"> Starting service [Tomcat]</w:t>
-      </w:r>
-    </w:p>
-    <w:p>
-      <w:pPr>
-        <w:pStyle w:val="Heading2"/>
+        <w:pStyle w:val="Balk2"/>
         <w:rPr>
           <w:rFonts w:asciiTheme="minorHAnsi" w:eastAsiaTheme="minorEastAsia" w:hAnsiTheme="minorHAnsi" w:cstheme="minorBidi"/>
           <w:b w:val="0"/>
@@ -2506,158 +794,12 @@
           <w:szCs w:val="22"/>
         </w:rPr>
         <w:lastRenderedPageBreak/>
-        <w:t>2025-12-03T18:08:54.984+03:</w:t>
-      </w:r>
-      <w:proofErr w:type="gramStart"/>
-      <w:r>
-        <w:rPr>
-          <w:rFonts w:asciiTheme="minorHAnsi" w:eastAsiaTheme="minorEastAsia" w:hAnsiTheme="minorHAnsi" w:cstheme="minorBidi"/>
-          <w:b w:val="0"/>
-          <w:bCs w:val="0"/>
-          <w:color w:val="auto"/>
-          <w:sz w:val="22"/>
-          <w:szCs w:val="22"/>
-        </w:rPr>
-        <w:t>00  INFO</w:t>
-      </w:r>
-      <w:proofErr w:type="gramEnd"/>
-      <w:r>
-        <w:rPr>
-          <w:rFonts w:asciiTheme="minorHAnsi" w:eastAsiaTheme="minorEastAsia" w:hAnsiTheme="minorHAnsi" w:cstheme="minorBidi"/>
-          <w:b w:val="0"/>
-          <w:bCs w:val="0"/>
-          <w:color w:val="auto"/>
-          <w:sz w:val="22"/>
-          <w:szCs w:val="22"/>
-        </w:rPr>
-        <w:t xml:space="preserve"> 28660 --- [Library Management System] </w:t>
-      </w:r>
-      <w:proofErr w:type="gramStart"/>
-      <w:r>
-        <w:rPr>
-          <w:rFonts w:asciiTheme="minorHAnsi" w:eastAsiaTheme="minorEastAsia" w:hAnsiTheme="minorHAnsi" w:cstheme="minorBidi"/>
-          <w:b w:val="0"/>
-          <w:bCs w:val="0"/>
-          <w:color w:val="auto"/>
-          <w:sz w:val="22"/>
-          <w:szCs w:val="22"/>
-        </w:rPr>
-        <w:t xml:space="preserve">[  </w:t>
-      </w:r>
-      <w:proofErr w:type="spellStart"/>
-      <w:r>
-        <w:rPr>
-          <w:rFonts w:asciiTheme="minorHAnsi" w:eastAsiaTheme="minorEastAsia" w:hAnsiTheme="minorHAnsi" w:cstheme="minorBidi"/>
-          <w:b w:val="0"/>
-          <w:bCs w:val="0"/>
-          <w:color w:val="auto"/>
-          <w:sz w:val="22"/>
-          <w:szCs w:val="22"/>
-        </w:rPr>
-        <w:t>restartedMain</w:t>
-      </w:r>
-      <w:proofErr w:type="spellEnd"/>
-      <w:proofErr w:type="gramEnd"/>
-      <w:r>
-        <w:rPr>
-          <w:rFonts w:asciiTheme="minorHAnsi" w:eastAsiaTheme="minorEastAsia" w:hAnsiTheme="minorHAnsi" w:cstheme="minorBidi"/>
-          <w:b w:val="0"/>
-          <w:bCs w:val="0"/>
-          <w:color w:val="auto"/>
-          <w:sz w:val="22"/>
-          <w:szCs w:val="22"/>
-        </w:rPr>
-        <w:t xml:space="preserve">] </w:t>
-      </w:r>
-      <w:proofErr w:type="spellStart"/>
-      <w:proofErr w:type="gramStart"/>
-      <w:r>
-        <w:rPr>
-          <w:rFonts w:asciiTheme="minorHAnsi" w:eastAsiaTheme="minorEastAsia" w:hAnsiTheme="minorHAnsi" w:cstheme="minorBidi"/>
-          <w:b w:val="0"/>
-          <w:bCs w:val="0"/>
-          <w:color w:val="auto"/>
-          <w:sz w:val="22"/>
-          <w:szCs w:val="22"/>
-        </w:rPr>
-        <w:t>o.apache</w:t>
-      </w:r>
-      <w:proofErr w:type="gramEnd"/>
-      <w:r>
-        <w:rPr>
-          <w:rFonts w:asciiTheme="minorHAnsi" w:eastAsiaTheme="minorEastAsia" w:hAnsiTheme="minorHAnsi" w:cstheme="minorBidi"/>
-          <w:b w:val="0"/>
-          <w:bCs w:val="0"/>
-          <w:color w:val="auto"/>
-          <w:sz w:val="22"/>
-          <w:szCs w:val="22"/>
-        </w:rPr>
-        <w:t>.</w:t>
-      </w:r>
-      <w:proofErr w:type="gramStart"/>
-      <w:r>
-        <w:rPr>
-          <w:rFonts w:asciiTheme="minorHAnsi" w:eastAsiaTheme="minorEastAsia" w:hAnsiTheme="minorHAnsi" w:cstheme="minorBidi"/>
-          <w:b w:val="0"/>
-          <w:bCs w:val="0"/>
-          <w:color w:val="auto"/>
-          <w:sz w:val="22"/>
-          <w:szCs w:val="22"/>
-        </w:rPr>
-        <w:t>catalina.core</w:t>
-      </w:r>
-      <w:proofErr w:type="gramEnd"/>
-      <w:r>
-        <w:rPr>
-          <w:rFonts w:asciiTheme="minorHAnsi" w:eastAsiaTheme="minorEastAsia" w:hAnsiTheme="minorHAnsi" w:cstheme="minorBidi"/>
-          <w:b w:val="0"/>
-          <w:bCs w:val="0"/>
-          <w:color w:val="auto"/>
-          <w:sz w:val="22"/>
-          <w:szCs w:val="22"/>
-        </w:rPr>
-        <w:t>.StandardEngine</w:t>
-      </w:r>
-      <w:proofErr w:type="spellEnd"/>
-      <w:r>
-        <w:rPr>
-          <w:rFonts w:asciiTheme="minorHAnsi" w:eastAsiaTheme="minorEastAsia" w:hAnsiTheme="minorHAnsi" w:cstheme="minorBidi"/>
-          <w:b w:val="0"/>
-          <w:bCs w:val="0"/>
-          <w:color w:val="auto"/>
-          <w:sz w:val="22"/>
-          <w:szCs w:val="22"/>
-        </w:rPr>
-        <w:t xml:space="preserve">  </w:t>
-      </w:r>
-      <w:proofErr w:type="gramStart"/>
-      <w:r>
-        <w:rPr>
-          <w:rFonts w:asciiTheme="minorHAnsi" w:eastAsiaTheme="minorEastAsia" w:hAnsiTheme="minorHAnsi" w:cstheme="minorBidi"/>
-          <w:b w:val="0"/>
-          <w:bCs w:val="0"/>
-          <w:color w:val="auto"/>
-          <w:sz w:val="22"/>
-          <w:szCs w:val="22"/>
-        </w:rPr>
-        <w:t xml:space="preserve">  :</w:t>
-      </w:r>
-      <w:proofErr w:type="gramEnd"/>
-      <w:r>
-        <w:rPr>
-          <w:rFonts w:asciiTheme="minorHAnsi" w:eastAsiaTheme="minorEastAsia" w:hAnsiTheme="minorHAnsi" w:cstheme="minorBidi"/>
-          <w:b w:val="0"/>
-          <w:bCs w:val="0"/>
-          <w:color w:val="auto"/>
-          <w:sz w:val="22"/>
-          <w:szCs w:val="22"/>
-        </w:rPr>
-        <w:t xml:space="preserve"> Starting Servlet engine: [Apache Tomcat/10.1.16]</w:t>
+        <w:t>2025-12-03T18:08:54.980+03:00  INFO 28660 --- [Library Management System] [  restartedMain] o.apache.catalina.core.StandardService   : Starting service [Tomcat]</w:t>
       </w:r>
     </w:p>
     <w:p>
       <w:pPr>
-        <w:pStyle w:val="Heading2"/>
+        <w:pStyle w:val="Balk2"/>
         <w:rPr>
           <w:rFonts w:asciiTheme="minorHAnsi" w:eastAsiaTheme="minorEastAsia" w:hAnsiTheme="minorHAnsi" w:cstheme="minorBidi"/>
           <w:b w:val="0"/>
@@ -2676,195 +818,12 @@
           <w:sz w:val="22"/>
           <w:szCs w:val="22"/>
         </w:rPr>
-        <w:t>2025-12-03T18:08:55.119+03:</w:t>
+        <w:t>2025-12-03T18:08:54.984+03:00  INFO 28660 --- [Library Management System] [  restartedMain] o.apache.catalina.core.StandardEngine    : Starting Servlet engine: [Apache Tomcat/10.1.16]</w:t>
       </w:r>
-      <w:proofErr w:type="gramStart"/>
-      <w:r>
-        <w:rPr>
-          <w:rFonts w:asciiTheme="minorHAnsi" w:eastAsiaTheme="minorEastAsia" w:hAnsiTheme="minorHAnsi" w:cstheme="minorBidi"/>
-          <w:b w:val="0"/>
-          <w:bCs w:val="0"/>
-          <w:color w:val="auto"/>
-          <w:sz w:val="22"/>
-          <w:szCs w:val="22"/>
-        </w:rPr>
-        <w:t>00  INFO</w:t>
-      </w:r>
-      <w:proofErr w:type="gramEnd"/>
-      <w:r>
-        <w:rPr>
-          <w:rFonts w:asciiTheme="minorHAnsi" w:eastAsiaTheme="minorEastAsia" w:hAnsiTheme="minorHAnsi" w:cstheme="minorBidi"/>
-          <w:b w:val="0"/>
-          <w:bCs w:val="0"/>
-          <w:color w:val="auto"/>
-          <w:sz w:val="22"/>
-          <w:szCs w:val="22"/>
-        </w:rPr>
-        <w:t xml:space="preserve"> 28660 --- [Library Management System] </w:t>
-      </w:r>
-      <w:proofErr w:type="gramStart"/>
-      <w:r>
-        <w:rPr>
-          <w:rFonts w:asciiTheme="minorHAnsi" w:eastAsiaTheme="minorEastAsia" w:hAnsiTheme="minorHAnsi" w:cstheme="minorBidi"/>
-          <w:b w:val="0"/>
-          <w:bCs w:val="0"/>
-          <w:color w:val="auto"/>
-          <w:sz w:val="22"/>
-          <w:szCs w:val="22"/>
-        </w:rPr>
-        <w:t xml:space="preserve">[  </w:t>
-      </w:r>
-      <w:proofErr w:type="spellStart"/>
-      <w:r>
-        <w:rPr>
-          <w:rFonts w:asciiTheme="minorHAnsi" w:eastAsiaTheme="minorEastAsia" w:hAnsiTheme="minorHAnsi" w:cstheme="minorBidi"/>
-          <w:b w:val="0"/>
-          <w:bCs w:val="0"/>
-          <w:color w:val="auto"/>
-          <w:sz w:val="22"/>
-          <w:szCs w:val="22"/>
-        </w:rPr>
-        <w:t>restartedMain</w:t>
-      </w:r>
-      <w:proofErr w:type="spellEnd"/>
-      <w:proofErr w:type="gramEnd"/>
-      <w:r>
-        <w:rPr>
-          <w:rFonts w:asciiTheme="minorHAnsi" w:eastAsiaTheme="minorEastAsia" w:hAnsiTheme="minorHAnsi" w:cstheme="minorBidi"/>
-          <w:b w:val="0"/>
-          <w:bCs w:val="0"/>
-          <w:color w:val="auto"/>
-          <w:sz w:val="22"/>
-          <w:szCs w:val="22"/>
-        </w:rPr>
-        <w:t xml:space="preserve">] </w:t>
-      </w:r>
-      <w:proofErr w:type="spellStart"/>
-      <w:proofErr w:type="gramStart"/>
-      <w:r>
-        <w:rPr>
-          <w:rFonts w:asciiTheme="minorHAnsi" w:eastAsiaTheme="minorEastAsia" w:hAnsiTheme="minorHAnsi" w:cstheme="minorBidi"/>
-          <w:b w:val="0"/>
-          <w:bCs w:val="0"/>
-          <w:color w:val="auto"/>
-          <w:sz w:val="22"/>
-          <w:szCs w:val="22"/>
-        </w:rPr>
-        <w:t>o.a.c.c.C</w:t>
-      </w:r>
-      <w:proofErr w:type="spellEnd"/>
-      <w:r>
-        <w:rPr>
-          <w:rFonts w:asciiTheme="minorHAnsi" w:eastAsiaTheme="minorEastAsia" w:hAnsiTheme="minorHAnsi" w:cstheme="minorBidi"/>
-          <w:b w:val="0"/>
-          <w:bCs w:val="0"/>
-          <w:color w:val="auto"/>
-          <w:sz w:val="22"/>
-          <w:szCs w:val="22"/>
-        </w:rPr>
-        <w:t>.[</w:t>
-      </w:r>
-      <w:proofErr w:type="gramEnd"/>
-      <w:r>
-        <w:rPr>
-          <w:rFonts w:asciiTheme="minorHAnsi" w:eastAsiaTheme="minorEastAsia" w:hAnsiTheme="minorHAnsi" w:cstheme="minorBidi"/>
-          <w:b w:val="0"/>
-          <w:bCs w:val="0"/>
-          <w:color w:val="auto"/>
-          <w:sz w:val="22"/>
-          <w:szCs w:val="22"/>
-        </w:rPr>
-        <w:t>Tomcat</w:t>
-      </w:r>
-      <w:proofErr w:type="gramStart"/>
-      <w:r>
-        <w:rPr>
-          <w:rFonts w:asciiTheme="minorHAnsi" w:eastAsiaTheme="minorEastAsia" w:hAnsiTheme="minorHAnsi" w:cstheme="minorBidi"/>
-          <w:b w:val="0"/>
-          <w:bCs w:val="0"/>
-          <w:color w:val="auto"/>
-          <w:sz w:val="22"/>
-          <w:szCs w:val="22"/>
-        </w:rPr>
-        <w:t>].[</w:t>
-      </w:r>
-      <w:proofErr w:type="gramEnd"/>
-      <w:r>
-        <w:rPr>
-          <w:rFonts w:asciiTheme="minorHAnsi" w:eastAsiaTheme="minorEastAsia" w:hAnsiTheme="minorHAnsi" w:cstheme="minorBidi"/>
-          <w:b w:val="0"/>
-          <w:bCs w:val="0"/>
-          <w:color w:val="auto"/>
-          <w:sz w:val="22"/>
-          <w:szCs w:val="22"/>
-        </w:rPr>
-        <w:t>localhost</w:t>
-      </w:r>
-      <w:proofErr w:type="gramStart"/>
-      <w:r>
-        <w:rPr>
-          <w:rFonts w:asciiTheme="minorHAnsi" w:eastAsiaTheme="minorEastAsia" w:hAnsiTheme="minorHAnsi" w:cstheme="minorBidi"/>
-          <w:b w:val="0"/>
-          <w:bCs w:val="0"/>
-          <w:color w:val="auto"/>
-          <w:sz w:val="22"/>
-          <w:szCs w:val="22"/>
-        </w:rPr>
-        <w:t xml:space="preserve">].[/]   </w:t>
-      </w:r>
-      <w:proofErr w:type="gramEnd"/>
-      <w:r>
-        <w:rPr>
-          <w:rFonts w:asciiTheme="minorHAnsi" w:eastAsiaTheme="minorEastAsia" w:hAnsiTheme="minorHAnsi" w:cstheme="minorBidi"/>
-          <w:b w:val="0"/>
-          <w:bCs w:val="0"/>
-          <w:color w:val="auto"/>
-          <w:sz w:val="22"/>
-          <w:szCs w:val="22"/>
-        </w:rPr>
-        <w:t xml:space="preserve">  </w:t>
-      </w:r>
-      <w:proofErr w:type="gramStart"/>
-      <w:r>
-        <w:rPr>
-          <w:rFonts w:asciiTheme="minorHAnsi" w:eastAsiaTheme="minorEastAsia" w:hAnsiTheme="minorHAnsi" w:cstheme="minorBidi"/>
-          <w:b w:val="0"/>
-          <w:bCs w:val="0"/>
-          <w:color w:val="auto"/>
-          <w:sz w:val="22"/>
-          <w:szCs w:val="22"/>
-        </w:rPr>
-        <w:t xml:space="preserve">  :</w:t>
-      </w:r>
-      <w:proofErr w:type="gramEnd"/>
-      <w:r>
-        <w:rPr>
-          <w:rFonts w:asciiTheme="minorHAnsi" w:eastAsiaTheme="minorEastAsia" w:hAnsiTheme="minorHAnsi" w:cstheme="minorBidi"/>
-          <w:b w:val="0"/>
-          <w:bCs w:val="0"/>
-          <w:color w:val="auto"/>
-          <w:sz w:val="22"/>
-          <w:szCs w:val="22"/>
-        </w:rPr>
-        <w:t xml:space="preserve"> Initializing Spring embedded </w:t>
-      </w:r>
-      <w:proofErr w:type="spellStart"/>
-      <w:r>
-        <w:rPr>
-          <w:rFonts w:asciiTheme="minorHAnsi" w:eastAsiaTheme="minorEastAsia" w:hAnsiTheme="minorHAnsi" w:cstheme="minorBidi"/>
-          <w:b w:val="0"/>
-          <w:bCs w:val="0"/>
-          <w:color w:val="auto"/>
-          <w:sz w:val="22"/>
-          <w:szCs w:val="22"/>
-        </w:rPr>
-        <w:t>WebApplicationContext</w:t>
-      </w:r>
-      <w:proofErr w:type="spellEnd"/>
     </w:p>
     <w:p>
       <w:pPr>
-        <w:pStyle w:val="Heading2"/>
+        <w:pStyle w:val="Balk2"/>
         <w:rPr>
           <w:rFonts w:asciiTheme="minorHAnsi" w:eastAsiaTheme="minorEastAsia" w:hAnsiTheme="minorHAnsi" w:cstheme="minorBidi"/>
           <w:b w:val="0"/>
@@ -2883,147 +842,12 @@
           <w:sz w:val="22"/>
           <w:szCs w:val="22"/>
         </w:rPr>
-        <w:t>2025-12-03T18:08:55.119+03:</w:t>
+        <w:t>2025-12-03T18:08:55.119+03:00  INFO 28660 --- [Library Management System] [  restartedMain] o.a.c.c.C.[Tomcat].[localhost].[/]       : Initializing Spring embedded WebApplicationContext</w:t>
       </w:r>
-      <w:proofErr w:type="gramStart"/>
-      <w:r>
-        <w:rPr>
-          <w:rFonts w:asciiTheme="minorHAnsi" w:eastAsiaTheme="minorEastAsia" w:hAnsiTheme="minorHAnsi" w:cstheme="minorBidi"/>
-          <w:b w:val="0"/>
-          <w:bCs w:val="0"/>
-          <w:color w:val="auto"/>
-          <w:sz w:val="22"/>
-          <w:szCs w:val="22"/>
-        </w:rPr>
-        <w:t>00  INFO</w:t>
-      </w:r>
-      <w:proofErr w:type="gramEnd"/>
-      <w:r>
-        <w:rPr>
-          <w:rFonts w:asciiTheme="minorHAnsi" w:eastAsiaTheme="minorEastAsia" w:hAnsiTheme="minorHAnsi" w:cstheme="minorBidi"/>
-          <w:b w:val="0"/>
-          <w:bCs w:val="0"/>
-          <w:color w:val="auto"/>
-          <w:sz w:val="22"/>
-          <w:szCs w:val="22"/>
-        </w:rPr>
-        <w:t xml:space="preserve"> 28660 --- [Library Management System] </w:t>
-      </w:r>
-      <w:proofErr w:type="gramStart"/>
-      <w:r>
-        <w:rPr>
-          <w:rFonts w:asciiTheme="minorHAnsi" w:eastAsiaTheme="minorEastAsia" w:hAnsiTheme="minorHAnsi" w:cstheme="minorBidi"/>
-          <w:b w:val="0"/>
-          <w:bCs w:val="0"/>
-          <w:color w:val="auto"/>
-          <w:sz w:val="22"/>
-          <w:szCs w:val="22"/>
-        </w:rPr>
-        <w:t xml:space="preserve">[  </w:t>
-      </w:r>
-      <w:proofErr w:type="spellStart"/>
-      <w:r>
-        <w:rPr>
-          <w:rFonts w:asciiTheme="minorHAnsi" w:eastAsiaTheme="minorEastAsia" w:hAnsiTheme="minorHAnsi" w:cstheme="minorBidi"/>
-          <w:b w:val="0"/>
-          <w:bCs w:val="0"/>
-          <w:color w:val="auto"/>
-          <w:sz w:val="22"/>
-          <w:szCs w:val="22"/>
-        </w:rPr>
-        <w:t>restartedMain</w:t>
-      </w:r>
-      <w:proofErr w:type="spellEnd"/>
-      <w:proofErr w:type="gramEnd"/>
-      <w:r>
-        <w:rPr>
-          <w:rFonts w:asciiTheme="minorHAnsi" w:eastAsiaTheme="minorEastAsia" w:hAnsiTheme="minorHAnsi" w:cstheme="minorBidi"/>
-          <w:b w:val="0"/>
-          <w:bCs w:val="0"/>
-          <w:color w:val="auto"/>
-          <w:sz w:val="22"/>
-          <w:szCs w:val="22"/>
-        </w:rPr>
-        <w:t xml:space="preserve">] </w:t>
-      </w:r>
-      <w:proofErr w:type="spellStart"/>
-      <w:r>
-        <w:rPr>
-          <w:rFonts w:asciiTheme="minorHAnsi" w:eastAsiaTheme="minorEastAsia" w:hAnsiTheme="minorHAnsi" w:cstheme="minorBidi"/>
-          <w:b w:val="0"/>
-          <w:bCs w:val="0"/>
-          <w:color w:val="auto"/>
-          <w:sz w:val="22"/>
-          <w:szCs w:val="22"/>
-        </w:rPr>
-        <w:t>w.s.</w:t>
-      </w:r>
-      <w:proofErr w:type="gramStart"/>
-      <w:r>
-        <w:rPr>
-          <w:rFonts w:asciiTheme="minorHAnsi" w:eastAsiaTheme="minorEastAsia" w:hAnsiTheme="minorHAnsi" w:cstheme="minorBidi"/>
-          <w:b w:val="0"/>
-          <w:bCs w:val="0"/>
-          <w:color w:val="auto"/>
-          <w:sz w:val="22"/>
-          <w:szCs w:val="22"/>
-        </w:rPr>
-        <w:t>c.ServletWebServerApplicationContext</w:t>
-      </w:r>
-      <w:proofErr w:type="spellEnd"/>
-      <w:proofErr w:type="gramEnd"/>
-      <w:r>
-        <w:rPr>
-          <w:rFonts w:asciiTheme="minorHAnsi" w:eastAsiaTheme="minorEastAsia" w:hAnsiTheme="minorHAnsi" w:cstheme="minorBidi"/>
-          <w:b w:val="0"/>
-          <w:bCs w:val="0"/>
-          <w:color w:val="auto"/>
-          <w:sz w:val="22"/>
-          <w:szCs w:val="22"/>
-        </w:rPr>
-        <w:t xml:space="preserve"> : Root </w:t>
-      </w:r>
-      <w:proofErr w:type="spellStart"/>
-      <w:r>
-        <w:rPr>
-          <w:rFonts w:asciiTheme="minorHAnsi" w:eastAsiaTheme="minorEastAsia" w:hAnsiTheme="minorHAnsi" w:cstheme="minorBidi"/>
-          <w:b w:val="0"/>
-          <w:bCs w:val="0"/>
-          <w:color w:val="auto"/>
-          <w:sz w:val="22"/>
-          <w:szCs w:val="22"/>
-        </w:rPr>
-        <w:t>WebApplicationContext</w:t>
-      </w:r>
-      <w:proofErr w:type="spellEnd"/>
-      <w:r>
-        <w:rPr>
-          <w:rFonts w:asciiTheme="minorHAnsi" w:eastAsiaTheme="minorEastAsia" w:hAnsiTheme="minorHAnsi" w:cstheme="minorBidi"/>
-          <w:b w:val="0"/>
-          <w:bCs w:val="0"/>
-          <w:color w:val="auto"/>
-          <w:sz w:val="22"/>
-          <w:szCs w:val="22"/>
-        </w:rPr>
-        <w:t xml:space="preserve">: initialization completed in 2164 </w:t>
-      </w:r>
-      <w:proofErr w:type="spellStart"/>
-      <w:r>
-        <w:rPr>
-          <w:rFonts w:asciiTheme="minorHAnsi" w:eastAsiaTheme="minorEastAsia" w:hAnsiTheme="minorHAnsi" w:cstheme="minorBidi"/>
-          <w:b w:val="0"/>
-          <w:bCs w:val="0"/>
-          <w:color w:val="auto"/>
-          <w:sz w:val="22"/>
-          <w:szCs w:val="22"/>
-        </w:rPr>
-        <w:t>ms</w:t>
-      </w:r>
-      <w:proofErr w:type="spellEnd"/>
     </w:p>
     <w:p>
       <w:pPr>
-        <w:pStyle w:val="Heading2"/>
+        <w:pStyle w:val="Balk2"/>
         <w:rPr>
           <w:rFonts w:asciiTheme="minorHAnsi" w:eastAsiaTheme="minorEastAsia" w:hAnsiTheme="minorHAnsi" w:cstheme="minorBidi"/>
           <w:b w:val="0"/>
@@ -3042,158 +866,12 @@
           <w:sz w:val="22"/>
           <w:szCs w:val="22"/>
         </w:rPr>
-        <w:t>2025-12-03T18:08:55.545+03:</w:t>
-      </w:r>
-      <w:proofErr w:type="gramStart"/>
-      <w:r>
-        <w:rPr>
-          <w:rFonts w:asciiTheme="minorHAnsi" w:eastAsiaTheme="minorEastAsia" w:hAnsiTheme="minorHAnsi" w:cstheme="minorBidi"/>
-          <w:b w:val="0"/>
-          <w:bCs w:val="0"/>
-          <w:color w:val="auto"/>
-          <w:sz w:val="22"/>
-          <w:szCs w:val="22"/>
-        </w:rPr>
-        <w:t>00  INFO</w:t>
-      </w:r>
-      <w:proofErr w:type="gramEnd"/>
-      <w:r>
-        <w:rPr>
-          <w:rFonts w:asciiTheme="minorHAnsi" w:eastAsiaTheme="minorEastAsia" w:hAnsiTheme="minorHAnsi" w:cstheme="minorBidi"/>
-          <w:b w:val="0"/>
-          <w:bCs w:val="0"/>
-          <w:color w:val="auto"/>
-          <w:sz w:val="22"/>
-          <w:szCs w:val="22"/>
-        </w:rPr>
-        <w:t xml:space="preserve"> 28660 --- [Library Management System] </w:t>
-      </w:r>
-      <w:proofErr w:type="gramStart"/>
-      <w:r>
-        <w:rPr>
-          <w:rFonts w:asciiTheme="minorHAnsi" w:eastAsiaTheme="minorEastAsia" w:hAnsiTheme="minorHAnsi" w:cstheme="minorBidi"/>
-          <w:b w:val="0"/>
-          <w:bCs w:val="0"/>
-          <w:color w:val="auto"/>
-          <w:sz w:val="22"/>
-          <w:szCs w:val="22"/>
-        </w:rPr>
-        <w:t xml:space="preserve">[  </w:t>
-      </w:r>
-      <w:proofErr w:type="spellStart"/>
-      <w:r>
-        <w:rPr>
-          <w:rFonts w:asciiTheme="minorHAnsi" w:eastAsiaTheme="minorEastAsia" w:hAnsiTheme="minorHAnsi" w:cstheme="minorBidi"/>
-          <w:b w:val="0"/>
-          <w:bCs w:val="0"/>
-          <w:color w:val="auto"/>
-          <w:sz w:val="22"/>
-          <w:szCs w:val="22"/>
-        </w:rPr>
-        <w:t>restartedMain</w:t>
-      </w:r>
-      <w:proofErr w:type="spellEnd"/>
-      <w:proofErr w:type="gramEnd"/>
-      <w:r>
-        <w:rPr>
-          <w:rFonts w:asciiTheme="minorHAnsi" w:eastAsiaTheme="minorEastAsia" w:hAnsiTheme="minorHAnsi" w:cstheme="minorBidi"/>
-          <w:b w:val="0"/>
-          <w:bCs w:val="0"/>
-          <w:color w:val="auto"/>
-          <w:sz w:val="22"/>
-          <w:szCs w:val="22"/>
-        </w:rPr>
-        <w:t xml:space="preserve">] </w:t>
-      </w:r>
-      <w:proofErr w:type="spellStart"/>
-      <w:proofErr w:type="gramStart"/>
-      <w:r>
-        <w:rPr>
-          <w:rFonts w:asciiTheme="minorHAnsi" w:eastAsiaTheme="minorEastAsia" w:hAnsiTheme="minorHAnsi" w:cstheme="minorBidi"/>
-          <w:b w:val="0"/>
-          <w:bCs w:val="0"/>
-          <w:color w:val="auto"/>
-          <w:sz w:val="22"/>
-          <w:szCs w:val="22"/>
-        </w:rPr>
-        <w:t>o.hibernate.jpa.internal</w:t>
-      </w:r>
-      <w:proofErr w:type="gramEnd"/>
-      <w:r>
-        <w:rPr>
-          <w:rFonts w:asciiTheme="minorHAnsi" w:eastAsiaTheme="minorEastAsia" w:hAnsiTheme="minorHAnsi" w:cstheme="minorBidi"/>
-          <w:b w:val="0"/>
-          <w:bCs w:val="0"/>
-          <w:color w:val="auto"/>
-          <w:sz w:val="22"/>
-          <w:szCs w:val="22"/>
-        </w:rPr>
-        <w:t>.</w:t>
-      </w:r>
-      <w:proofErr w:type="gramStart"/>
-      <w:r>
-        <w:rPr>
-          <w:rFonts w:asciiTheme="minorHAnsi" w:eastAsiaTheme="minorEastAsia" w:hAnsiTheme="minorHAnsi" w:cstheme="minorBidi"/>
-          <w:b w:val="0"/>
-          <w:bCs w:val="0"/>
-          <w:color w:val="auto"/>
-          <w:sz w:val="22"/>
-          <w:szCs w:val="22"/>
-        </w:rPr>
-        <w:t>util.LogHelper</w:t>
-      </w:r>
-      <w:proofErr w:type="spellEnd"/>
-      <w:r>
-        <w:rPr>
-          <w:rFonts w:asciiTheme="minorHAnsi" w:eastAsiaTheme="minorEastAsia" w:hAnsiTheme="minorHAnsi" w:cstheme="minorBidi"/>
-          <w:b w:val="0"/>
-          <w:bCs w:val="0"/>
-          <w:color w:val="auto"/>
-          <w:sz w:val="22"/>
-          <w:szCs w:val="22"/>
-        </w:rPr>
-        <w:t xml:space="preserve">  :</w:t>
-      </w:r>
-      <w:proofErr w:type="gramEnd"/>
-      <w:r>
-        <w:rPr>
-          <w:rFonts w:asciiTheme="minorHAnsi" w:eastAsiaTheme="minorEastAsia" w:hAnsiTheme="minorHAnsi" w:cstheme="minorBidi"/>
-          <w:b w:val="0"/>
-          <w:bCs w:val="0"/>
-          <w:color w:val="auto"/>
-          <w:sz w:val="22"/>
-          <w:szCs w:val="22"/>
-        </w:rPr>
-        <w:t xml:space="preserve"> HHH000204: Processing </w:t>
-      </w:r>
-      <w:proofErr w:type="spellStart"/>
-      <w:r>
-        <w:rPr>
-          <w:rFonts w:asciiTheme="minorHAnsi" w:eastAsiaTheme="minorEastAsia" w:hAnsiTheme="minorHAnsi" w:cstheme="minorBidi"/>
-          <w:b w:val="0"/>
-          <w:bCs w:val="0"/>
-          <w:color w:val="auto"/>
-          <w:sz w:val="22"/>
-          <w:szCs w:val="22"/>
-        </w:rPr>
-        <w:t>PersistenceUnitInfo</w:t>
-      </w:r>
-      <w:proofErr w:type="spellEnd"/>
-      <w:r>
-        <w:rPr>
-          <w:rFonts w:asciiTheme="minorHAnsi" w:eastAsiaTheme="minorEastAsia" w:hAnsiTheme="minorHAnsi" w:cstheme="minorBidi"/>
-          <w:b w:val="0"/>
-          <w:bCs w:val="0"/>
-          <w:color w:val="auto"/>
-          <w:sz w:val="22"/>
-          <w:szCs w:val="22"/>
-        </w:rPr>
-        <w:t xml:space="preserve"> [name: default]</w:t>
+        <w:t>2025-12-03T18:08:55.119+03:00  INFO 28660 --- [Library Management System] [  restartedMain] w.s.c.ServletWebServerApplicationContext : Root WebApplicationContext: initialization completed in 2164 ms</w:t>
       </w:r>
     </w:p>
     <w:p>
       <w:pPr>
-        <w:pStyle w:val="Heading2"/>
+        <w:pStyle w:val="Balk2"/>
         <w:rPr>
           <w:rFonts w:asciiTheme="minorHAnsi" w:eastAsiaTheme="minorEastAsia" w:hAnsiTheme="minorHAnsi" w:cstheme="minorBidi"/>
           <w:b w:val="0"/>
@@ -3212,147 +890,12 @@
           <w:sz w:val="22"/>
           <w:szCs w:val="22"/>
         </w:rPr>
-        <w:t>2025-12-03T18:08:55.768+03:</w:t>
+        <w:t>2025-12-03T18:08:55.545+03:00  INFO 28660 --- [Library Management System] [  restartedMain] o.hibernate.jpa.internal.util.LogHelper  : HHH000204: Processing PersistenceUnitInfo [name: default]</w:t>
       </w:r>
-      <w:proofErr w:type="gramStart"/>
-      <w:r>
-        <w:rPr>
-          <w:rFonts w:asciiTheme="minorHAnsi" w:eastAsiaTheme="minorEastAsia" w:hAnsiTheme="minorHAnsi" w:cstheme="minorBidi"/>
-          <w:b w:val="0"/>
-          <w:bCs w:val="0"/>
-          <w:color w:val="auto"/>
-          <w:sz w:val="22"/>
-          <w:szCs w:val="22"/>
-        </w:rPr>
-        <w:t>00  INFO</w:t>
-      </w:r>
-      <w:proofErr w:type="gramEnd"/>
-      <w:r>
-        <w:rPr>
-          <w:rFonts w:asciiTheme="minorHAnsi" w:eastAsiaTheme="minorEastAsia" w:hAnsiTheme="minorHAnsi" w:cstheme="minorBidi"/>
-          <w:b w:val="0"/>
-          <w:bCs w:val="0"/>
-          <w:color w:val="auto"/>
-          <w:sz w:val="22"/>
-          <w:szCs w:val="22"/>
-        </w:rPr>
-        <w:t xml:space="preserve"> 28660 --- [Library Management System] </w:t>
-      </w:r>
-      <w:proofErr w:type="gramStart"/>
-      <w:r>
-        <w:rPr>
-          <w:rFonts w:asciiTheme="minorHAnsi" w:eastAsiaTheme="minorEastAsia" w:hAnsiTheme="minorHAnsi" w:cstheme="minorBidi"/>
-          <w:b w:val="0"/>
-          <w:bCs w:val="0"/>
-          <w:color w:val="auto"/>
-          <w:sz w:val="22"/>
-          <w:szCs w:val="22"/>
-        </w:rPr>
-        <w:t xml:space="preserve">[  </w:t>
-      </w:r>
-      <w:proofErr w:type="spellStart"/>
-      <w:r>
-        <w:rPr>
-          <w:rFonts w:asciiTheme="minorHAnsi" w:eastAsiaTheme="minorEastAsia" w:hAnsiTheme="minorHAnsi" w:cstheme="minorBidi"/>
-          <w:b w:val="0"/>
-          <w:bCs w:val="0"/>
-          <w:color w:val="auto"/>
-          <w:sz w:val="22"/>
-          <w:szCs w:val="22"/>
-        </w:rPr>
-        <w:t>restartedMain</w:t>
-      </w:r>
-      <w:proofErr w:type="spellEnd"/>
-      <w:proofErr w:type="gramEnd"/>
-      <w:r>
-        <w:rPr>
-          <w:rFonts w:asciiTheme="minorHAnsi" w:eastAsiaTheme="minorEastAsia" w:hAnsiTheme="minorHAnsi" w:cstheme="minorBidi"/>
-          <w:b w:val="0"/>
-          <w:bCs w:val="0"/>
-          <w:color w:val="auto"/>
-          <w:sz w:val="22"/>
-          <w:szCs w:val="22"/>
-        </w:rPr>
-        <w:t xml:space="preserve">] </w:t>
-      </w:r>
-      <w:proofErr w:type="spellStart"/>
-      <w:proofErr w:type="gramStart"/>
-      <w:r>
-        <w:rPr>
-          <w:rFonts w:asciiTheme="minorHAnsi" w:eastAsiaTheme="minorEastAsia" w:hAnsiTheme="minorHAnsi" w:cstheme="minorBidi"/>
-          <w:b w:val="0"/>
-          <w:bCs w:val="0"/>
-          <w:color w:val="auto"/>
-          <w:sz w:val="22"/>
-          <w:szCs w:val="22"/>
-        </w:rPr>
-        <w:t>org.hibernate</w:t>
-      </w:r>
-      <w:proofErr w:type="gramEnd"/>
-      <w:r>
-        <w:rPr>
-          <w:rFonts w:asciiTheme="minorHAnsi" w:eastAsiaTheme="minorEastAsia" w:hAnsiTheme="minorHAnsi" w:cstheme="minorBidi"/>
-          <w:b w:val="0"/>
-          <w:bCs w:val="0"/>
-          <w:color w:val="auto"/>
-          <w:sz w:val="22"/>
-          <w:szCs w:val="22"/>
-        </w:rPr>
-        <w:t>.Version</w:t>
-      </w:r>
-      <w:proofErr w:type="spellEnd"/>
-      <w:r>
-        <w:rPr>
-          <w:rFonts w:asciiTheme="minorHAnsi" w:eastAsiaTheme="minorEastAsia" w:hAnsiTheme="minorHAnsi" w:cstheme="minorBidi"/>
-          <w:b w:val="0"/>
-          <w:bCs w:val="0"/>
-          <w:color w:val="auto"/>
-          <w:sz w:val="22"/>
-          <w:szCs w:val="22"/>
-        </w:rPr>
-        <w:t xml:space="preserve">                  </w:t>
-      </w:r>
-      <w:proofErr w:type="gramStart"/>
-      <w:r>
-        <w:rPr>
-          <w:rFonts w:asciiTheme="minorHAnsi" w:eastAsiaTheme="minorEastAsia" w:hAnsiTheme="minorHAnsi" w:cstheme="minorBidi"/>
-          <w:b w:val="0"/>
-          <w:bCs w:val="0"/>
-          <w:color w:val="auto"/>
-          <w:sz w:val="22"/>
-          <w:szCs w:val="22"/>
-        </w:rPr>
-        <w:t xml:space="preserve">  :</w:t>
-      </w:r>
-      <w:proofErr w:type="gramEnd"/>
-      <w:r>
-        <w:rPr>
-          <w:rFonts w:asciiTheme="minorHAnsi" w:eastAsiaTheme="minorEastAsia" w:hAnsiTheme="minorHAnsi" w:cstheme="minorBidi"/>
-          <w:b w:val="0"/>
-          <w:bCs w:val="0"/>
-          <w:color w:val="auto"/>
-          <w:sz w:val="22"/>
-          <w:szCs w:val="22"/>
-        </w:rPr>
-        <w:t xml:space="preserve"> HHH000412: Hibernate ORM core version 6.3.</w:t>
-      </w:r>
-      <w:proofErr w:type="gramStart"/>
-      <w:r>
-        <w:rPr>
-          <w:rFonts w:asciiTheme="minorHAnsi" w:eastAsiaTheme="minorEastAsia" w:hAnsiTheme="minorHAnsi" w:cstheme="minorBidi"/>
-          <w:b w:val="0"/>
-          <w:bCs w:val="0"/>
-          <w:color w:val="auto"/>
-          <w:sz w:val="22"/>
-          <w:szCs w:val="22"/>
-        </w:rPr>
-        <w:t>1.Final</w:t>
-      </w:r>
-      <w:proofErr w:type="gramEnd"/>
     </w:p>
     <w:p>
       <w:pPr>
-        <w:pStyle w:val="Heading2"/>
+        <w:pStyle w:val="Balk2"/>
         <w:rPr>
           <w:rFonts w:asciiTheme="minorHAnsi" w:eastAsiaTheme="minorEastAsia" w:hAnsiTheme="minorHAnsi" w:cstheme="minorBidi"/>
           <w:b w:val="0"/>
@@ -3371,145 +914,12 @@
           <w:sz w:val="22"/>
           <w:szCs w:val="22"/>
         </w:rPr>
-        <w:t>2025-12-03T18:08:55.834+03:</w:t>
-      </w:r>
-      <w:proofErr w:type="gramStart"/>
-      <w:r>
-        <w:rPr>
-          <w:rFonts w:asciiTheme="minorHAnsi" w:eastAsiaTheme="minorEastAsia" w:hAnsiTheme="minorHAnsi" w:cstheme="minorBidi"/>
-          <w:b w:val="0"/>
-          <w:bCs w:val="0"/>
-          <w:color w:val="auto"/>
-          <w:sz w:val="22"/>
-          <w:szCs w:val="22"/>
-        </w:rPr>
-        <w:t>00  INFO</w:t>
-      </w:r>
-      <w:proofErr w:type="gramEnd"/>
-      <w:r>
-        <w:rPr>
-          <w:rFonts w:asciiTheme="minorHAnsi" w:eastAsiaTheme="minorEastAsia" w:hAnsiTheme="minorHAnsi" w:cstheme="minorBidi"/>
-          <w:b w:val="0"/>
-          <w:bCs w:val="0"/>
-          <w:color w:val="auto"/>
-          <w:sz w:val="22"/>
-          <w:szCs w:val="22"/>
-        </w:rPr>
-        <w:t xml:space="preserve"> 28660 --- [Library Management System] </w:t>
-      </w:r>
-      <w:proofErr w:type="gramStart"/>
-      <w:r>
-        <w:rPr>
-          <w:rFonts w:asciiTheme="minorHAnsi" w:eastAsiaTheme="minorEastAsia" w:hAnsiTheme="minorHAnsi" w:cstheme="minorBidi"/>
-          <w:b w:val="0"/>
-          <w:bCs w:val="0"/>
-          <w:color w:val="auto"/>
-          <w:sz w:val="22"/>
-          <w:szCs w:val="22"/>
-        </w:rPr>
-        <w:t xml:space="preserve">[  </w:t>
-      </w:r>
-      <w:proofErr w:type="spellStart"/>
-      <w:r>
-        <w:rPr>
-          <w:rFonts w:asciiTheme="minorHAnsi" w:eastAsiaTheme="minorEastAsia" w:hAnsiTheme="minorHAnsi" w:cstheme="minorBidi"/>
-          <w:b w:val="0"/>
-          <w:bCs w:val="0"/>
-          <w:color w:val="auto"/>
-          <w:sz w:val="22"/>
-          <w:szCs w:val="22"/>
-        </w:rPr>
-        <w:t>restartedMain</w:t>
-      </w:r>
-      <w:proofErr w:type="spellEnd"/>
-      <w:proofErr w:type="gramEnd"/>
-      <w:r>
-        <w:rPr>
-          <w:rFonts w:asciiTheme="minorHAnsi" w:eastAsiaTheme="minorEastAsia" w:hAnsiTheme="minorHAnsi" w:cstheme="minorBidi"/>
-          <w:b w:val="0"/>
-          <w:bCs w:val="0"/>
-          <w:color w:val="auto"/>
-          <w:sz w:val="22"/>
-          <w:szCs w:val="22"/>
-        </w:rPr>
-        <w:t xml:space="preserve">] </w:t>
-      </w:r>
-      <w:proofErr w:type="spellStart"/>
-      <w:r>
-        <w:rPr>
-          <w:rFonts w:asciiTheme="minorHAnsi" w:eastAsiaTheme="minorEastAsia" w:hAnsiTheme="minorHAnsi" w:cstheme="minorBidi"/>
-          <w:b w:val="0"/>
-          <w:bCs w:val="0"/>
-          <w:color w:val="auto"/>
-          <w:sz w:val="22"/>
-          <w:szCs w:val="22"/>
-        </w:rPr>
-        <w:t>o.h.</w:t>
-      </w:r>
-      <w:proofErr w:type="gramStart"/>
-      <w:r>
-        <w:rPr>
-          <w:rFonts w:asciiTheme="minorHAnsi" w:eastAsiaTheme="minorEastAsia" w:hAnsiTheme="minorHAnsi" w:cstheme="minorBidi"/>
-          <w:b w:val="0"/>
-          <w:bCs w:val="0"/>
-          <w:color w:val="auto"/>
-          <w:sz w:val="22"/>
-          <w:szCs w:val="22"/>
-        </w:rPr>
-        <w:t>c.internal</w:t>
-      </w:r>
-      <w:proofErr w:type="gramEnd"/>
-      <w:r>
-        <w:rPr>
-          <w:rFonts w:asciiTheme="minorHAnsi" w:eastAsiaTheme="minorEastAsia" w:hAnsiTheme="minorHAnsi" w:cstheme="minorBidi"/>
-          <w:b w:val="0"/>
-          <w:bCs w:val="0"/>
-          <w:color w:val="auto"/>
-          <w:sz w:val="22"/>
-          <w:szCs w:val="22"/>
-        </w:rPr>
-        <w:t>.RegionFactoryInitiator</w:t>
-      </w:r>
-      <w:proofErr w:type="spellEnd"/>
-      <w:r>
-        <w:rPr>
-          <w:rFonts w:asciiTheme="minorHAnsi" w:eastAsiaTheme="minorEastAsia" w:hAnsiTheme="minorHAnsi" w:cstheme="minorBidi"/>
-          <w:b w:val="0"/>
-          <w:bCs w:val="0"/>
-          <w:color w:val="auto"/>
-          <w:sz w:val="22"/>
-          <w:szCs w:val="22"/>
-        </w:rPr>
-        <w:t xml:space="preserve">  </w:t>
-      </w:r>
-      <w:proofErr w:type="gramStart"/>
-      <w:r>
-        <w:rPr>
-          <w:rFonts w:asciiTheme="minorHAnsi" w:eastAsiaTheme="minorEastAsia" w:hAnsiTheme="minorHAnsi" w:cstheme="minorBidi"/>
-          <w:b w:val="0"/>
-          <w:bCs w:val="0"/>
-          <w:color w:val="auto"/>
-          <w:sz w:val="22"/>
-          <w:szCs w:val="22"/>
-        </w:rPr>
-        <w:t xml:space="preserve">  :</w:t>
-      </w:r>
-      <w:proofErr w:type="gramEnd"/>
-      <w:r>
-        <w:rPr>
-          <w:rFonts w:asciiTheme="minorHAnsi" w:eastAsiaTheme="minorEastAsia" w:hAnsiTheme="minorHAnsi" w:cstheme="minorBidi"/>
-          <w:b w:val="0"/>
-          <w:bCs w:val="0"/>
-          <w:color w:val="auto"/>
-          <w:sz w:val="22"/>
-          <w:szCs w:val="22"/>
-        </w:rPr>
-        <w:t xml:space="preserve"> HHH000026: Second-level cache disabled</w:t>
+        <w:t>2025-12-03T18:08:55.768+03:00  INFO 28660 --- [Library Management System] [  restartedMain] org.hibernate.Version                    : HHH000412: Hibernate ORM core version 6.3.1.Final</w:t>
       </w:r>
     </w:p>
     <w:p>
       <w:pPr>
-        <w:pStyle w:val="Heading2"/>
+        <w:pStyle w:val="Balk2"/>
         <w:rPr>
           <w:rFonts w:asciiTheme="minorHAnsi" w:eastAsiaTheme="minorEastAsia" w:hAnsiTheme="minorHAnsi" w:cstheme="minorBidi"/>
           <w:b w:val="0"/>
@@ -3528,171 +938,12 @@
           <w:sz w:val="22"/>
           <w:szCs w:val="22"/>
         </w:rPr>
-        <w:t>2025-12-03T18:08:56.150+03:</w:t>
-      </w:r>
-      <w:proofErr w:type="gramStart"/>
-      <w:r>
-        <w:rPr>
-          <w:rFonts w:asciiTheme="minorHAnsi" w:eastAsiaTheme="minorEastAsia" w:hAnsiTheme="minorHAnsi" w:cstheme="minorBidi"/>
-          <w:b w:val="0"/>
-          <w:bCs w:val="0"/>
-          <w:color w:val="auto"/>
-          <w:sz w:val="22"/>
-          <w:szCs w:val="22"/>
-        </w:rPr>
-        <w:t>00  INFO</w:t>
-      </w:r>
-      <w:proofErr w:type="gramEnd"/>
-      <w:r>
-        <w:rPr>
-          <w:rFonts w:asciiTheme="minorHAnsi" w:eastAsiaTheme="minorEastAsia" w:hAnsiTheme="minorHAnsi" w:cstheme="minorBidi"/>
-          <w:b w:val="0"/>
-          <w:bCs w:val="0"/>
-          <w:color w:val="auto"/>
-          <w:sz w:val="22"/>
-          <w:szCs w:val="22"/>
-        </w:rPr>
-        <w:t xml:space="preserve"> 28660 --- [Library Management System] </w:t>
-      </w:r>
-      <w:proofErr w:type="gramStart"/>
-      <w:r>
-        <w:rPr>
-          <w:rFonts w:asciiTheme="minorHAnsi" w:eastAsiaTheme="minorEastAsia" w:hAnsiTheme="minorHAnsi" w:cstheme="minorBidi"/>
-          <w:b w:val="0"/>
-          <w:bCs w:val="0"/>
-          <w:color w:val="auto"/>
-          <w:sz w:val="22"/>
-          <w:szCs w:val="22"/>
-        </w:rPr>
-        <w:t xml:space="preserve">[  </w:t>
-      </w:r>
-      <w:proofErr w:type="spellStart"/>
-      <w:r>
-        <w:rPr>
-          <w:rFonts w:asciiTheme="minorHAnsi" w:eastAsiaTheme="minorEastAsia" w:hAnsiTheme="minorHAnsi" w:cstheme="minorBidi"/>
-          <w:b w:val="0"/>
-          <w:bCs w:val="0"/>
-          <w:color w:val="auto"/>
-          <w:sz w:val="22"/>
-          <w:szCs w:val="22"/>
-        </w:rPr>
-        <w:t>restartedMain</w:t>
-      </w:r>
-      <w:proofErr w:type="spellEnd"/>
-      <w:proofErr w:type="gramEnd"/>
-      <w:r>
-        <w:rPr>
-          <w:rFonts w:asciiTheme="minorHAnsi" w:eastAsiaTheme="minorEastAsia" w:hAnsiTheme="minorHAnsi" w:cstheme="minorBidi"/>
-          <w:b w:val="0"/>
-          <w:bCs w:val="0"/>
-          <w:color w:val="auto"/>
-          <w:sz w:val="22"/>
-          <w:szCs w:val="22"/>
-        </w:rPr>
-        <w:t xml:space="preserve">] </w:t>
-      </w:r>
-      <w:proofErr w:type="spellStart"/>
-      <w:r>
-        <w:rPr>
-          <w:rFonts w:asciiTheme="minorHAnsi" w:eastAsiaTheme="minorEastAsia" w:hAnsiTheme="minorHAnsi" w:cstheme="minorBidi"/>
-          <w:b w:val="0"/>
-          <w:bCs w:val="0"/>
-          <w:color w:val="auto"/>
-          <w:sz w:val="22"/>
-          <w:szCs w:val="22"/>
-        </w:rPr>
-        <w:t>o.s.o.j.</w:t>
-      </w:r>
-      <w:proofErr w:type="gramStart"/>
-      <w:r>
-        <w:rPr>
-          <w:rFonts w:asciiTheme="minorHAnsi" w:eastAsiaTheme="minorEastAsia" w:hAnsiTheme="minorHAnsi" w:cstheme="minorBidi"/>
-          <w:b w:val="0"/>
-          <w:bCs w:val="0"/>
-          <w:color w:val="auto"/>
-          <w:sz w:val="22"/>
-          <w:szCs w:val="22"/>
-        </w:rPr>
-        <w:t>p.SpringPersistenceUnitInfo</w:t>
-      </w:r>
-      <w:proofErr w:type="spellEnd"/>
-      <w:proofErr w:type="gramEnd"/>
-      <w:r>
-        <w:rPr>
-          <w:rFonts w:asciiTheme="minorHAnsi" w:eastAsiaTheme="minorEastAsia" w:hAnsiTheme="minorHAnsi" w:cstheme="minorBidi"/>
-          <w:b w:val="0"/>
-          <w:bCs w:val="0"/>
-          <w:color w:val="auto"/>
-          <w:sz w:val="22"/>
-          <w:szCs w:val="22"/>
-        </w:rPr>
-        <w:t xml:space="preserve">    </w:t>
-      </w:r>
-      <w:proofErr w:type="gramStart"/>
-      <w:r>
-        <w:rPr>
-          <w:rFonts w:asciiTheme="minorHAnsi" w:eastAsiaTheme="minorEastAsia" w:hAnsiTheme="minorHAnsi" w:cstheme="minorBidi"/>
-          <w:b w:val="0"/>
-          <w:bCs w:val="0"/>
-          <w:color w:val="auto"/>
-          <w:sz w:val="22"/>
-          <w:szCs w:val="22"/>
-        </w:rPr>
-        <w:t xml:space="preserve">  :</w:t>
-      </w:r>
-      <w:proofErr w:type="gramEnd"/>
-      <w:r>
-        <w:rPr>
-          <w:rFonts w:asciiTheme="minorHAnsi" w:eastAsiaTheme="minorEastAsia" w:hAnsiTheme="minorHAnsi" w:cstheme="minorBidi"/>
-          <w:b w:val="0"/>
-          <w:bCs w:val="0"/>
-          <w:color w:val="auto"/>
-          <w:sz w:val="22"/>
-          <w:szCs w:val="22"/>
-        </w:rPr>
-        <w:t xml:space="preserve"> </w:t>
-      </w:r>
-      <w:proofErr w:type="gramStart"/>
-      <w:r>
-        <w:rPr>
-          <w:rFonts w:asciiTheme="minorHAnsi" w:eastAsiaTheme="minorEastAsia" w:hAnsiTheme="minorHAnsi" w:cstheme="minorBidi"/>
-          <w:b w:val="0"/>
-          <w:bCs w:val="0"/>
-          <w:color w:val="auto"/>
-          <w:sz w:val="22"/>
-          <w:szCs w:val="22"/>
-        </w:rPr>
-        <w:t xml:space="preserve">No </w:t>
-      </w:r>
-      <w:proofErr w:type="spellStart"/>
-      <w:r>
-        <w:rPr>
-          <w:rFonts w:asciiTheme="minorHAnsi" w:eastAsiaTheme="minorEastAsia" w:hAnsiTheme="minorHAnsi" w:cstheme="minorBidi"/>
-          <w:b w:val="0"/>
-          <w:bCs w:val="0"/>
-          <w:color w:val="auto"/>
-          <w:sz w:val="22"/>
-          <w:szCs w:val="22"/>
-        </w:rPr>
-        <w:t>LoadTimeWeaver</w:t>
-      </w:r>
-      <w:proofErr w:type="spellEnd"/>
-      <w:proofErr w:type="gramEnd"/>
-      <w:r>
-        <w:rPr>
-          <w:rFonts w:asciiTheme="minorHAnsi" w:eastAsiaTheme="minorEastAsia" w:hAnsiTheme="minorHAnsi" w:cstheme="minorBidi"/>
-          <w:b w:val="0"/>
-          <w:bCs w:val="0"/>
-          <w:color w:val="auto"/>
-          <w:sz w:val="22"/>
-          <w:szCs w:val="22"/>
-        </w:rPr>
-        <w:t xml:space="preserve"> setup: ignoring JPA class transformer</w:t>
+        <w:t>2025-12-03T18:08:55.834+03:00  INFO 28660 --- [Library Management System] [  restartedMain] o.h.c.internal.RegionFactoryInitiator    : HHH000026: Second-level cache disabled</w:t>
       </w:r>
     </w:p>
     <w:p>
       <w:pPr>
-        <w:pStyle w:val="Heading2"/>
+        <w:pStyle w:val="Balk2"/>
         <w:rPr>
           <w:rFonts w:asciiTheme="minorHAnsi" w:eastAsiaTheme="minorEastAsia" w:hAnsiTheme="minorHAnsi" w:cstheme="minorBidi"/>
           <w:b w:val="0"/>
@@ -3711,147 +962,12 @@
           <w:sz w:val="22"/>
           <w:szCs w:val="22"/>
         </w:rPr>
-        <w:t>2025-12-03T18:08:56.194+03:</w:t>
-      </w:r>
-      <w:proofErr w:type="gramStart"/>
-      <w:r>
-        <w:rPr>
-          <w:rFonts w:asciiTheme="minorHAnsi" w:eastAsiaTheme="minorEastAsia" w:hAnsiTheme="minorHAnsi" w:cstheme="minorBidi"/>
-          <w:b w:val="0"/>
-          <w:bCs w:val="0"/>
-          <w:color w:val="auto"/>
-          <w:sz w:val="22"/>
-          <w:szCs w:val="22"/>
-        </w:rPr>
-        <w:t>00  INFO</w:t>
-      </w:r>
-      <w:proofErr w:type="gramEnd"/>
-      <w:r>
-        <w:rPr>
-          <w:rFonts w:asciiTheme="minorHAnsi" w:eastAsiaTheme="minorEastAsia" w:hAnsiTheme="minorHAnsi" w:cstheme="minorBidi"/>
-          <w:b w:val="0"/>
-          <w:bCs w:val="0"/>
-          <w:color w:val="auto"/>
-          <w:sz w:val="22"/>
-          <w:szCs w:val="22"/>
-        </w:rPr>
-        <w:t xml:space="preserve"> 28660 --- [Library Management System] </w:t>
-      </w:r>
-      <w:proofErr w:type="gramStart"/>
-      <w:r>
-        <w:rPr>
-          <w:rFonts w:asciiTheme="minorHAnsi" w:eastAsiaTheme="minorEastAsia" w:hAnsiTheme="minorHAnsi" w:cstheme="minorBidi"/>
-          <w:b w:val="0"/>
-          <w:bCs w:val="0"/>
-          <w:color w:val="auto"/>
-          <w:sz w:val="22"/>
-          <w:szCs w:val="22"/>
-        </w:rPr>
-        <w:t xml:space="preserve">[  </w:t>
-      </w:r>
-      <w:proofErr w:type="spellStart"/>
-      <w:r>
-        <w:rPr>
-          <w:rFonts w:asciiTheme="minorHAnsi" w:eastAsiaTheme="minorEastAsia" w:hAnsiTheme="minorHAnsi" w:cstheme="minorBidi"/>
-          <w:b w:val="0"/>
-          <w:bCs w:val="0"/>
-          <w:color w:val="auto"/>
-          <w:sz w:val="22"/>
-          <w:szCs w:val="22"/>
-        </w:rPr>
-        <w:t>restartedMain</w:t>
-      </w:r>
-      <w:proofErr w:type="spellEnd"/>
-      <w:proofErr w:type="gramEnd"/>
-      <w:r>
-        <w:rPr>
-          <w:rFonts w:asciiTheme="minorHAnsi" w:eastAsiaTheme="minorEastAsia" w:hAnsiTheme="minorHAnsi" w:cstheme="minorBidi"/>
-          <w:b w:val="0"/>
-          <w:bCs w:val="0"/>
-          <w:color w:val="auto"/>
-          <w:sz w:val="22"/>
-          <w:szCs w:val="22"/>
-        </w:rPr>
-        <w:t xml:space="preserve">] </w:t>
-      </w:r>
-      <w:proofErr w:type="spellStart"/>
-      <w:proofErr w:type="gramStart"/>
-      <w:r>
-        <w:rPr>
-          <w:rFonts w:asciiTheme="minorHAnsi" w:eastAsiaTheme="minorEastAsia" w:hAnsiTheme="minorHAnsi" w:cstheme="minorBidi"/>
-          <w:b w:val="0"/>
-          <w:bCs w:val="0"/>
-          <w:color w:val="auto"/>
-          <w:sz w:val="22"/>
-          <w:szCs w:val="22"/>
-        </w:rPr>
-        <w:t>com.zaxxer</w:t>
-      </w:r>
-      <w:proofErr w:type="gramEnd"/>
-      <w:r>
-        <w:rPr>
-          <w:rFonts w:asciiTheme="minorHAnsi" w:eastAsiaTheme="minorEastAsia" w:hAnsiTheme="minorHAnsi" w:cstheme="minorBidi"/>
-          <w:b w:val="0"/>
-          <w:bCs w:val="0"/>
-          <w:color w:val="auto"/>
-          <w:sz w:val="22"/>
-          <w:szCs w:val="22"/>
-        </w:rPr>
-        <w:t>.</w:t>
-      </w:r>
-      <w:proofErr w:type="gramStart"/>
-      <w:r>
-        <w:rPr>
-          <w:rFonts w:asciiTheme="minorHAnsi" w:eastAsiaTheme="minorEastAsia" w:hAnsiTheme="minorHAnsi" w:cstheme="minorBidi"/>
-          <w:b w:val="0"/>
-          <w:bCs w:val="0"/>
-          <w:color w:val="auto"/>
-          <w:sz w:val="22"/>
-          <w:szCs w:val="22"/>
-        </w:rPr>
-        <w:t>hikari.HikariDataSource</w:t>
-      </w:r>
-      <w:proofErr w:type="spellEnd"/>
-      <w:proofErr w:type="gramEnd"/>
-      <w:r>
-        <w:rPr>
-          <w:rFonts w:asciiTheme="minorHAnsi" w:eastAsiaTheme="minorEastAsia" w:hAnsiTheme="minorHAnsi" w:cstheme="minorBidi"/>
-          <w:b w:val="0"/>
-          <w:bCs w:val="0"/>
-          <w:color w:val="auto"/>
-          <w:sz w:val="22"/>
-          <w:szCs w:val="22"/>
-        </w:rPr>
-        <w:t xml:space="preserve">     </w:t>
-      </w:r>
-      <w:proofErr w:type="gramStart"/>
-      <w:r>
-        <w:rPr>
-          <w:rFonts w:asciiTheme="minorHAnsi" w:eastAsiaTheme="minorEastAsia" w:hAnsiTheme="minorHAnsi" w:cstheme="minorBidi"/>
-          <w:b w:val="0"/>
-          <w:bCs w:val="0"/>
-          <w:color w:val="auto"/>
-          <w:sz w:val="22"/>
-          <w:szCs w:val="22"/>
-        </w:rPr>
-        <w:t xml:space="preserve">  :</w:t>
-      </w:r>
-      <w:proofErr w:type="gramEnd"/>
-      <w:r>
-        <w:rPr>
-          <w:rFonts w:asciiTheme="minorHAnsi" w:eastAsiaTheme="minorEastAsia" w:hAnsiTheme="minorHAnsi" w:cstheme="minorBidi"/>
-          <w:b w:val="0"/>
-          <w:bCs w:val="0"/>
-          <w:color w:val="auto"/>
-          <w:sz w:val="22"/>
-          <w:szCs w:val="22"/>
-        </w:rPr>
-        <w:t xml:space="preserve"> HikariPool-1 - Starting...</w:t>
+        <w:t>2025-12-03T18:08:56.150+03:00  INFO 28660 --- [Library Management System] [  restartedMain] o.s.o.j.p.SpringPersistenceUnitInfo      : No LoadTimeWeaver setup: ignoring JPA class transformer</w:t>
       </w:r>
     </w:p>
     <w:p>
       <w:pPr>
-        <w:pStyle w:val="Heading2"/>
+        <w:pStyle w:val="Balk2"/>
         <w:rPr>
           <w:rFonts w:asciiTheme="minorHAnsi" w:eastAsiaTheme="minorEastAsia" w:hAnsiTheme="minorHAnsi" w:cstheme="minorBidi"/>
           <w:b w:val="0"/>
@@ -3870,206 +986,12 @@
           <w:sz w:val="22"/>
           <w:szCs w:val="22"/>
         </w:rPr>
-        <w:t>2025-12-03T18:08:56.363+03:</w:t>
-      </w:r>
-      <w:proofErr w:type="gramStart"/>
-      <w:r>
-        <w:rPr>
-          <w:rFonts w:asciiTheme="minorHAnsi" w:eastAsiaTheme="minorEastAsia" w:hAnsiTheme="minorHAnsi" w:cstheme="minorBidi"/>
-          <w:b w:val="0"/>
-          <w:bCs w:val="0"/>
-          <w:color w:val="auto"/>
-          <w:sz w:val="22"/>
-          <w:szCs w:val="22"/>
-        </w:rPr>
-        <w:t>00  INFO</w:t>
-      </w:r>
-      <w:proofErr w:type="gramEnd"/>
-      <w:r>
-        <w:rPr>
-          <w:rFonts w:asciiTheme="minorHAnsi" w:eastAsiaTheme="minorEastAsia" w:hAnsiTheme="minorHAnsi" w:cstheme="minorBidi"/>
-          <w:b w:val="0"/>
-          <w:bCs w:val="0"/>
-          <w:color w:val="auto"/>
-          <w:sz w:val="22"/>
-          <w:szCs w:val="22"/>
-        </w:rPr>
-        <w:t xml:space="preserve"> 28660 --- [Library Management System] </w:t>
-      </w:r>
-      <w:proofErr w:type="gramStart"/>
-      <w:r>
-        <w:rPr>
-          <w:rFonts w:asciiTheme="minorHAnsi" w:eastAsiaTheme="minorEastAsia" w:hAnsiTheme="minorHAnsi" w:cstheme="minorBidi"/>
-          <w:b w:val="0"/>
-          <w:bCs w:val="0"/>
-          <w:color w:val="auto"/>
-          <w:sz w:val="22"/>
-          <w:szCs w:val="22"/>
-        </w:rPr>
-        <w:t xml:space="preserve">[  </w:t>
-      </w:r>
-      <w:proofErr w:type="spellStart"/>
-      <w:r>
-        <w:rPr>
-          <w:rFonts w:asciiTheme="minorHAnsi" w:eastAsiaTheme="minorEastAsia" w:hAnsiTheme="minorHAnsi" w:cstheme="minorBidi"/>
-          <w:b w:val="0"/>
-          <w:bCs w:val="0"/>
-          <w:color w:val="auto"/>
-          <w:sz w:val="22"/>
-          <w:szCs w:val="22"/>
-        </w:rPr>
-        <w:t>restartedMain</w:t>
-      </w:r>
-      <w:proofErr w:type="spellEnd"/>
-      <w:proofErr w:type="gramEnd"/>
-      <w:r>
-        <w:rPr>
-          <w:rFonts w:asciiTheme="minorHAnsi" w:eastAsiaTheme="minorEastAsia" w:hAnsiTheme="minorHAnsi" w:cstheme="minorBidi"/>
-          <w:b w:val="0"/>
-          <w:bCs w:val="0"/>
-          <w:color w:val="auto"/>
-          <w:sz w:val="22"/>
-          <w:szCs w:val="22"/>
-        </w:rPr>
-        <w:t xml:space="preserve">] </w:t>
-      </w:r>
-      <w:proofErr w:type="spellStart"/>
-      <w:proofErr w:type="gramStart"/>
-      <w:r>
-        <w:rPr>
-          <w:rFonts w:asciiTheme="minorHAnsi" w:eastAsiaTheme="minorEastAsia" w:hAnsiTheme="minorHAnsi" w:cstheme="minorBidi"/>
-          <w:b w:val="0"/>
-          <w:bCs w:val="0"/>
-          <w:color w:val="auto"/>
-          <w:sz w:val="22"/>
-          <w:szCs w:val="22"/>
-        </w:rPr>
-        <w:t>com.zaxxer</w:t>
-      </w:r>
-      <w:proofErr w:type="gramEnd"/>
-      <w:r>
-        <w:rPr>
-          <w:rFonts w:asciiTheme="minorHAnsi" w:eastAsiaTheme="minorEastAsia" w:hAnsiTheme="minorHAnsi" w:cstheme="minorBidi"/>
-          <w:b w:val="0"/>
-          <w:bCs w:val="0"/>
-          <w:color w:val="auto"/>
-          <w:sz w:val="22"/>
-          <w:szCs w:val="22"/>
-        </w:rPr>
-        <w:t>.</w:t>
-      </w:r>
-      <w:proofErr w:type="gramStart"/>
-      <w:r>
-        <w:rPr>
-          <w:rFonts w:asciiTheme="minorHAnsi" w:eastAsiaTheme="minorEastAsia" w:hAnsiTheme="minorHAnsi" w:cstheme="minorBidi"/>
-          <w:b w:val="0"/>
-          <w:bCs w:val="0"/>
-          <w:color w:val="auto"/>
-          <w:sz w:val="22"/>
-          <w:szCs w:val="22"/>
-        </w:rPr>
-        <w:t>hikari.pool</w:t>
-      </w:r>
-      <w:proofErr w:type="gramEnd"/>
-      <w:r>
-        <w:rPr>
-          <w:rFonts w:asciiTheme="minorHAnsi" w:eastAsiaTheme="minorEastAsia" w:hAnsiTheme="minorHAnsi" w:cstheme="minorBidi"/>
-          <w:b w:val="0"/>
-          <w:bCs w:val="0"/>
-          <w:color w:val="auto"/>
-          <w:sz w:val="22"/>
-          <w:szCs w:val="22"/>
-        </w:rPr>
-        <w:t>.HikariPool</w:t>
-      </w:r>
-      <w:proofErr w:type="spellEnd"/>
-      <w:r>
-        <w:rPr>
-          <w:rFonts w:asciiTheme="minorHAnsi" w:eastAsiaTheme="minorEastAsia" w:hAnsiTheme="minorHAnsi" w:cstheme="minorBidi"/>
-          <w:b w:val="0"/>
-          <w:bCs w:val="0"/>
-          <w:color w:val="auto"/>
-          <w:sz w:val="22"/>
-          <w:szCs w:val="22"/>
-        </w:rPr>
-        <w:t xml:space="preserve">      </w:t>
-      </w:r>
-      <w:proofErr w:type="gramStart"/>
-      <w:r>
-        <w:rPr>
-          <w:rFonts w:asciiTheme="minorHAnsi" w:eastAsiaTheme="minorEastAsia" w:hAnsiTheme="minorHAnsi" w:cstheme="minorBidi"/>
-          <w:b w:val="0"/>
-          <w:bCs w:val="0"/>
-          <w:color w:val="auto"/>
-          <w:sz w:val="22"/>
-          <w:szCs w:val="22"/>
-        </w:rPr>
-        <w:t xml:space="preserve">  :</w:t>
-      </w:r>
-      <w:proofErr w:type="gramEnd"/>
-      <w:r>
-        <w:rPr>
-          <w:rFonts w:asciiTheme="minorHAnsi" w:eastAsiaTheme="minorEastAsia" w:hAnsiTheme="minorHAnsi" w:cstheme="minorBidi"/>
-          <w:b w:val="0"/>
-          <w:bCs w:val="0"/>
-          <w:color w:val="auto"/>
-          <w:sz w:val="22"/>
-          <w:szCs w:val="22"/>
-        </w:rPr>
-        <w:t xml:space="preserve"> HikariPool-1 - Added connection </w:t>
-      </w:r>
-      <w:proofErr w:type="gramStart"/>
-      <w:r>
-        <w:rPr>
-          <w:rFonts w:asciiTheme="minorHAnsi" w:eastAsiaTheme="minorEastAsia" w:hAnsiTheme="minorHAnsi" w:cstheme="minorBidi"/>
-          <w:b w:val="0"/>
-          <w:bCs w:val="0"/>
-          <w:color w:val="auto"/>
-          <w:sz w:val="22"/>
-          <w:szCs w:val="22"/>
-        </w:rPr>
-        <w:t>com.mysql</w:t>
-      </w:r>
-      <w:proofErr w:type="gramEnd"/>
-      <w:r>
-        <w:rPr>
-          <w:rFonts w:asciiTheme="minorHAnsi" w:eastAsiaTheme="minorEastAsia" w:hAnsiTheme="minorHAnsi" w:cstheme="minorBidi"/>
-          <w:b w:val="0"/>
-          <w:bCs w:val="0"/>
-          <w:color w:val="auto"/>
-          <w:sz w:val="22"/>
-          <w:szCs w:val="22"/>
-        </w:rPr>
-        <w:t>.</w:t>
-      </w:r>
-      <w:proofErr w:type="gramStart"/>
-      <w:r>
-        <w:rPr>
-          <w:rFonts w:asciiTheme="minorHAnsi" w:eastAsiaTheme="minorEastAsia" w:hAnsiTheme="minorHAnsi" w:cstheme="minorBidi"/>
-          <w:b w:val="0"/>
-          <w:bCs w:val="0"/>
-          <w:color w:val="auto"/>
-          <w:sz w:val="22"/>
-          <w:szCs w:val="22"/>
-        </w:rPr>
-        <w:t>cj.jdbc</w:t>
-      </w:r>
-      <w:proofErr w:type="gramEnd"/>
-      <w:r>
-        <w:rPr>
-          <w:rFonts w:asciiTheme="minorHAnsi" w:eastAsiaTheme="minorEastAsia" w:hAnsiTheme="minorHAnsi" w:cstheme="minorBidi"/>
-          <w:b w:val="0"/>
-          <w:bCs w:val="0"/>
-          <w:color w:val="auto"/>
-          <w:sz w:val="22"/>
-          <w:szCs w:val="22"/>
-        </w:rPr>
-        <w:t>.ConnectionImpl@6704f3f8</w:t>
+        <w:t>2025-12-03T18:08:56.194+03:00  INFO 28660 --- [Library Management System] [  restartedMain] com.zaxxer.hikari.HikariDataSource       : HikariPool-1 - Starting...</w:t>
       </w:r>
     </w:p>
     <w:p>
       <w:pPr>
-        <w:pStyle w:val="Heading2"/>
+        <w:pStyle w:val="Balk2"/>
         <w:rPr>
           <w:rFonts w:asciiTheme="minorHAnsi" w:eastAsiaTheme="minorEastAsia" w:hAnsiTheme="minorHAnsi" w:cstheme="minorBidi"/>
           <w:b w:val="0"/>
@@ -4088,147 +1010,12 @@
           <w:sz w:val="22"/>
           <w:szCs w:val="22"/>
         </w:rPr>
-        <w:t>2025-12-03T18:08:56.363+03:</w:t>
-      </w:r>
-      <w:proofErr w:type="gramStart"/>
-      <w:r>
-        <w:rPr>
-          <w:rFonts w:asciiTheme="minorHAnsi" w:eastAsiaTheme="minorEastAsia" w:hAnsiTheme="minorHAnsi" w:cstheme="minorBidi"/>
-          <w:b w:val="0"/>
-          <w:bCs w:val="0"/>
-          <w:color w:val="auto"/>
-          <w:sz w:val="22"/>
-          <w:szCs w:val="22"/>
-        </w:rPr>
-        <w:t>00  INFO</w:t>
-      </w:r>
-      <w:proofErr w:type="gramEnd"/>
-      <w:r>
-        <w:rPr>
-          <w:rFonts w:asciiTheme="minorHAnsi" w:eastAsiaTheme="minorEastAsia" w:hAnsiTheme="minorHAnsi" w:cstheme="minorBidi"/>
-          <w:b w:val="0"/>
-          <w:bCs w:val="0"/>
-          <w:color w:val="auto"/>
-          <w:sz w:val="22"/>
-          <w:szCs w:val="22"/>
-        </w:rPr>
-        <w:t xml:space="preserve"> 28660 --- [Library Management System] </w:t>
-      </w:r>
-      <w:proofErr w:type="gramStart"/>
-      <w:r>
-        <w:rPr>
-          <w:rFonts w:asciiTheme="minorHAnsi" w:eastAsiaTheme="minorEastAsia" w:hAnsiTheme="minorHAnsi" w:cstheme="minorBidi"/>
-          <w:b w:val="0"/>
-          <w:bCs w:val="0"/>
-          <w:color w:val="auto"/>
-          <w:sz w:val="22"/>
-          <w:szCs w:val="22"/>
-        </w:rPr>
-        <w:t xml:space="preserve">[  </w:t>
-      </w:r>
-      <w:proofErr w:type="spellStart"/>
-      <w:r>
-        <w:rPr>
-          <w:rFonts w:asciiTheme="minorHAnsi" w:eastAsiaTheme="minorEastAsia" w:hAnsiTheme="minorHAnsi" w:cstheme="minorBidi"/>
-          <w:b w:val="0"/>
-          <w:bCs w:val="0"/>
-          <w:color w:val="auto"/>
-          <w:sz w:val="22"/>
-          <w:szCs w:val="22"/>
-        </w:rPr>
-        <w:t>restartedMain</w:t>
-      </w:r>
-      <w:proofErr w:type="spellEnd"/>
-      <w:proofErr w:type="gramEnd"/>
-      <w:r>
-        <w:rPr>
-          <w:rFonts w:asciiTheme="minorHAnsi" w:eastAsiaTheme="minorEastAsia" w:hAnsiTheme="minorHAnsi" w:cstheme="minorBidi"/>
-          <w:b w:val="0"/>
-          <w:bCs w:val="0"/>
-          <w:color w:val="auto"/>
-          <w:sz w:val="22"/>
-          <w:szCs w:val="22"/>
-        </w:rPr>
-        <w:t xml:space="preserve">] </w:t>
-      </w:r>
-      <w:proofErr w:type="spellStart"/>
-      <w:proofErr w:type="gramStart"/>
-      <w:r>
-        <w:rPr>
-          <w:rFonts w:asciiTheme="minorHAnsi" w:eastAsiaTheme="minorEastAsia" w:hAnsiTheme="minorHAnsi" w:cstheme="minorBidi"/>
-          <w:b w:val="0"/>
-          <w:bCs w:val="0"/>
-          <w:color w:val="auto"/>
-          <w:sz w:val="22"/>
-          <w:szCs w:val="22"/>
-        </w:rPr>
-        <w:t>com.zaxxer</w:t>
-      </w:r>
-      <w:proofErr w:type="gramEnd"/>
-      <w:r>
-        <w:rPr>
-          <w:rFonts w:asciiTheme="minorHAnsi" w:eastAsiaTheme="minorEastAsia" w:hAnsiTheme="minorHAnsi" w:cstheme="minorBidi"/>
-          <w:b w:val="0"/>
-          <w:bCs w:val="0"/>
-          <w:color w:val="auto"/>
-          <w:sz w:val="22"/>
-          <w:szCs w:val="22"/>
-        </w:rPr>
-        <w:t>.</w:t>
-      </w:r>
-      <w:proofErr w:type="gramStart"/>
-      <w:r>
-        <w:rPr>
-          <w:rFonts w:asciiTheme="minorHAnsi" w:eastAsiaTheme="minorEastAsia" w:hAnsiTheme="minorHAnsi" w:cstheme="minorBidi"/>
-          <w:b w:val="0"/>
-          <w:bCs w:val="0"/>
-          <w:color w:val="auto"/>
-          <w:sz w:val="22"/>
-          <w:szCs w:val="22"/>
-        </w:rPr>
-        <w:t>hikari.HikariDataSource</w:t>
-      </w:r>
-      <w:proofErr w:type="spellEnd"/>
-      <w:proofErr w:type="gramEnd"/>
-      <w:r>
-        <w:rPr>
-          <w:rFonts w:asciiTheme="minorHAnsi" w:eastAsiaTheme="minorEastAsia" w:hAnsiTheme="minorHAnsi" w:cstheme="minorBidi"/>
-          <w:b w:val="0"/>
-          <w:bCs w:val="0"/>
-          <w:color w:val="auto"/>
-          <w:sz w:val="22"/>
-          <w:szCs w:val="22"/>
-        </w:rPr>
-        <w:t xml:space="preserve">     </w:t>
-      </w:r>
-      <w:proofErr w:type="gramStart"/>
-      <w:r>
-        <w:rPr>
-          <w:rFonts w:asciiTheme="minorHAnsi" w:eastAsiaTheme="minorEastAsia" w:hAnsiTheme="minorHAnsi" w:cstheme="minorBidi"/>
-          <w:b w:val="0"/>
-          <w:bCs w:val="0"/>
-          <w:color w:val="auto"/>
-          <w:sz w:val="22"/>
-          <w:szCs w:val="22"/>
-        </w:rPr>
-        <w:t xml:space="preserve">  :</w:t>
-      </w:r>
-      <w:proofErr w:type="gramEnd"/>
-      <w:r>
-        <w:rPr>
-          <w:rFonts w:asciiTheme="minorHAnsi" w:eastAsiaTheme="minorEastAsia" w:hAnsiTheme="minorHAnsi" w:cstheme="minorBidi"/>
-          <w:b w:val="0"/>
-          <w:bCs w:val="0"/>
-          <w:color w:val="auto"/>
-          <w:sz w:val="22"/>
-          <w:szCs w:val="22"/>
-        </w:rPr>
-        <w:t xml:space="preserve"> HikariPool-1 - Start completed.</w:t>
+        <w:t>2025-12-03T18:08:56.363+03:00  INFO 28660 --- [Library Management System] [  restartedMain] com.zaxxer.hikari.pool.HikariPool        : HikariPool-1 - Added connection com.mysql.cj.jdbc.ConnectionImpl@6704f3f8</w:t>
       </w:r>
     </w:p>
     <w:p>
       <w:pPr>
-        <w:pStyle w:val="Heading2"/>
+        <w:pStyle w:val="Balk2"/>
         <w:rPr>
           <w:rFonts w:asciiTheme="minorHAnsi" w:eastAsiaTheme="minorEastAsia" w:hAnsiTheme="minorHAnsi" w:cstheme="minorBidi"/>
           <w:b w:val="0"/>
@@ -4247,173 +1034,12 @@
           <w:sz w:val="22"/>
           <w:szCs w:val="22"/>
         </w:rPr>
-        <w:t>2025-12-03T18:08:56.410+03:</w:t>
-      </w:r>
-      <w:proofErr w:type="gramStart"/>
-      <w:r>
-        <w:rPr>
-          <w:rFonts w:asciiTheme="minorHAnsi" w:eastAsiaTheme="minorEastAsia" w:hAnsiTheme="minorHAnsi" w:cstheme="minorBidi"/>
-          <w:b w:val="0"/>
-          <w:bCs w:val="0"/>
-          <w:color w:val="auto"/>
-          <w:sz w:val="22"/>
-          <w:szCs w:val="22"/>
-        </w:rPr>
-        <w:t>00  WARN</w:t>
-      </w:r>
-      <w:proofErr w:type="gramEnd"/>
-      <w:r>
-        <w:rPr>
-          <w:rFonts w:asciiTheme="minorHAnsi" w:eastAsiaTheme="minorEastAsia" w:hAnsiTheme="minorHAnsi" w:cstheme="minorBidi"/>
-          <w:b w:val="0"/>
-          <w:bCs w:val="0"/>
-          <w:color w:val="auto"/>
-          <w:sz w:val="22"/>
-          <w:szCs w:val="22"/>
-        </w:rPr>
-        <w:t xml:space="preserve"> 28660 --- [Library Management System] </w:t>
-      </w:r>
-      <w:proofErr w:type="gramStart"/>
-      <w:r>
-        <w:rPr>
-          <w:rFonts w:asciiTheme="minorHAnsi" w:eastAsiaTheme="minorEastAsia" w:hAnsiTheme="minorHAnsi" w:cstheme="minorBidi"/>
-          <w:b w:val="0"/>
-          <w:bCs w:val="0"/>
-          <w:color w:val="auto"/>
-          <w:sz w:val="22"/>
-          <w:szCs w:val="22"/>
-        </w:rPr>
-        <w:t xml:space="preserve">[  </w:t>
-      </w:r>
-      <w:proofErr w:type="spellStart"/>
-      <w:r>
-        <w:rPr>
-          <w:rFonts w:asciiTheme="minorHAnsi" w:eastAsiaTheme="minorEastAsia" w:hAnsiTheme="minorHAnsi" w:cstheme="minorBidi"/>
-          <w:b w:val="0"/>
-          <w:bCs w:val="0"/>
-          <w:color w:val="auto"/>
-          <w:sz w:val="22"/>
-          <w:szCs w:val="22"/>
-        </w:rPr>
-        <w:t>restartedMain</w:t>
-      </w:r>
-      <w:proofErr w:type="spellEnd"/>
-      <w:proofErr w:type="gramEnd"/>
-      <w:r>
-        <w:rPr>
-          <w:rFonts w:asciiTheme="minorHAnsi" w:eastAsiaTheme="minorEastAsia" w:hAnsiTheme="minorHAnsi" w:cstheme="minorBidi"/>
-          <w:b w:val="0"/>
-          <w:bCs w:val="0"/>
-          <w:color w:val="auto"/>
-          <w:sz w:val="22"/>
-          <w:szCs w:val="22"/>
-        </w:rPr>
-        <w:t xml:space="preserve">] </w:t>
-      </w:r>
-      <w:proofErr w:type="spellStart"/>
-      <w:proofErr w:type="gramStart"/>
-      <w:r>
-        <w:rPr>
-          <w:rFonts w:asciiTheme="minorHAnsi" w:eastAsiaTheme="minorEastAsia" w:hAnsiTheme="minorHAnsi" w:cstheme="minorBidi"/>
-          <w:b w:val="0"/>
-          <w:bCs w:val="0"/>
-          <w:color w:val="auto"/>
-          <w:sz w:val="22"/>
-          <w:szCs w:val="22"/>
-        </w:rPr>
-        <w:t>org.hibernate.orm.deprecation</w:t>
-      </w:r>
-      <w:proofErr w:type="spellEnd"/>
-      <w:proofErr w:type="gramEnd"/>
-      <w:r>
-        <w:rPr>
-          <w:rFonts w:asciiTheme="minorHAnsi" w:eastAsiaTheme="minorEastAsia" w:hAnsiTheme="minorHAnsi" w:cstheme="minorBidi"/>
-          <w:b w:val="0"/>
-          <w:bCs w:val="0"/>
-          <w:color w:val="auto"/>
-          <w:sz w:val="22"/>
-          <w:szCs w:val="22"/>
-        </w:rPr>
-        <w:t xml:space="preserve">          </w:t>
-      </w:r>
-      <w:proofErr w:type="gramStart"/>
-      <w:r>
-        <w:rPr>
-          <w:rFonts w:asciiTheme="minorHAnsi" w:eastAsiaTheme="minorEastAsia" w:hAnsiTheme="minorHAnsi" w:cstheme="minorBidi"/>
-          <w:b w:val="0"/>
-          <w:bCs w:val="0"/>
-          <w:color w:val="auto"/>
-          <w:sz w:val="22"/>
-          <w:szCs w:val="22"/>
-        </w:rPr>
-        <w:t xml:space="preserve">  :</w:t>
-      </w:r>
-      <w:proofErr w:type="gramEnd"/>
-      <w:r>
-        <w:rPr>
-          <w:rFonts w:asciiTheme="minorHAnsi" w:eastAsiaTheme="minorEastAsia" w:hAnsiTheme="minorHAnsi" w:cstheme="minorBidi"/>
-          <w:b w:val="0"/>
-          <w:bCs w:val="0"/>
-          <w:color w:val="auto"/>
-          <w:sz w:val="22"/>
-          <w:szCs w:val="22"/>
-        </w:rPr>
-        <w:t xml:space="preserve"> HHH90000025: </w:t>
-      </w:r>
-      <w:proofErr w:type="spellStart"/>
-      <w:r>
-        <w:rPr>
-          <w:rFonts w:asciiTheme="minorHAnsi" w:eastAsiaTheme="minorEastAsia" w:hAnsiTheme="minorHAnsi" w:cstheme="minorBidi"/>
-          <w:b w:val="0"/>
-          <w:bCs w:val="0"/>
-          <w:color w:val="auto"/>
-          <w:sz w:val="22"/>
-          <w:szCs w:val="22"/>
-        </w:rPr>
-        <w:t>MySQLDialect</w:t>
-      </w:r>
-      <w:proofErr w:type="spellEnd"/>
-      <w:r>
-        <w:rPr>
-          <w:rFonts w:asciiTheme="minorHAnsi" w:eastAsiaTheme="minorEastAsia" w:hAnsiTheme="minorHAnsi" w:cstheme="minorBidi"/>
-          <w:b w:val="0"/>
-          <w:bCs w:val="0"/>
-          <w:color w:val="auto"/>
-          <w:sz w:val="22"/>
-          <w:szCs w:val="22"/>
-        </w:rPr>
-        <w:t xml:space="preserve"> does not need to be specified explicitly using '</w:t>
-      </w:r>
-      <w:proofErr w:type="spellStart"/>
-      <w:proofErr w:type="gramStart"/>
-      <w:r>
-        <w:rPr>
-          <w:rFonts w:asciiTheme="minorHAnsi" w:eastAsiaTheme="minorEastAsia" w:hAnsiTheme="minorHAnsi" w:cstheme="minorBidi"/>
-          <w:b w:val="0"/>
-          <w:bCs w:val="0"/>
-          <w:color w:val="auto"/>
-          <w:sz w:val="22"/>
-          <w:szCs w:val="22"/>
-        </w:rPr>
-        <w:t>hibernate.dialect</w:t>
-      </w:r>
-      <w:proofErr w:type="spellEnd"/>
-      <w:proofErr w:type="gramEnd"/>
-      <w:r>
-        <w:rPr>
-          <w:rFonts w:asciiTheme="minorHAnsi" w:eastAsiaTheme="minorEastAsia" w:hAnsiTheme="minorHAnsi" w:cstheme="minorBidi"/>
-          <w:b w:val="0"/>
-          <w:bCs w:val="0"/>
-          <w:color w:val="auto"/>
-          <w:sz w:val="22"/>
-          <w:szCs w:val="22"/>
-        </w:rPr>
-        <w:t>' (remove the property setting and it will be selected by default)</w:t>
+        <w:t>2025-12-03T18:08:56.363+03:00  INFO 28660 --- [Library Management System] [  restartedMain] com.zaxxer.hikari.HikariDataSource       : HikariPool-1 - Start completed.</w:t>
       </w:r>
     </w:p>
     <w:p>
       <w:pPr>
-        <w:pStyle w:val="Heading2"/>
+        <w:pStyle w:val="Balk2"/>
         <w:rPr>
           <w:rFonts w:asciiTheme="minorHAnsi" w:eastAsiaTheme="minorEastAsia" w:hAnsiTheme="minorHAnsi" w:cstheme="minorBidi"/>
           <w:b w:val="0"/>
@@ -4432,184 +1058,12 @@
           <w:sz w:val="22"/>
           <w:szCs w:val="22"/>
         </w:rPr>
-        <w:t>2025-12-03T18:08:57.265+03:</w:t>
-      </w:r>
-      <w:proofErr w:type="gramStart"/>
-      <w:r>
-        <w:rPr>
-          <w:rFonts w:asciiTheme="minorHAnsi" w:eastAsiaTheme="minorEastAsia" w:hAnsiTheme="minorHAnsi" w:cstheme="minorBidi"/>
-          <w:b w:val="0"/>
-          <w:bCs w:val="0"/>
-          <w:color w:val="auto"/>
-          <w:sz w:val="22"/>
-          <w:szCs w:val="22"/>
-        </w:rPr>
-        <w:t>00  INFO</w:t>
-      </w:r>
-      <w:proofErr w:type="gramEnd"/>
-      <w:r>
-        <w:rPr>
-          <w:rFonts w:asciiTheme="minorHAnsi" w:eastAsiaTheme="minorEastAsia" w:hAnsiTheme="minorHAnsi" w:cstheme="minorBidi"/>
-          <w:b w:val="0"/>
-          <w:bCs w:val="0"/>
-          <w:color w:val="auto"/>
-          <w:sz w:val="22"/>
-          <w:szCs w:val="22"/>
-        </w:rPr>
-        <w:t xml:space="preserve"> 28660 --- [Library Management System] </w:t>
-      </w:r>
-      <w:proofErr w:type="gramStart"/>
-      <w:r>
-        <w:rPr>
-          <w:rFonts w:asciiTheme="minorHAnsi" w:eastAsiaTheme="minorEastAsia" w:hAnsiTheme="minorHAnsi" w:cstheme="minorBidi"/>
-          <w:b w:val="0"/>
-          <w:bCs w:val="0"/>
-          <w:color w:val="auto"/>
-          <w:sz w:val="22"/>
-          <w:szCs w:val="22"/>
-        </w:rPr>
-        <w:t xml:space="preserve">[  </w:t>
-      </w:r>
-      <w:proofErr w:type="spellStart"/>
-      <w:r>
-        <w:rPr>
-          <w:rFonts w:asciiTheme="minorHAnsi" w:eastAsiaTheme="minorEastAsia" w:hAnsiTheme="minorHAnsi" w:cstheme="minorBidi"/>
-          <w:b w:val="0"/>
-          <w:bCs w:val="0"/>
-          <w:color w:val="auto"/>
-          <w:sz w:val="22"/>
-          <w:szCs w:val="22"/>
-        </w:rPr>
-        <w:t>restartedMain</w:t>
-      </w:r>
-      <w:proofErr w:type="spellEnd"/>
-      <w:proofErr w:type="gramEnd"/>
-      <w:r>
-        <w:rPr>
-          <w:rFonts w:asciiTheme="minorHAnsi" w:eastAsiaTheme="minorEastAsia" w:hAnsiTheme="minorHAnsi" w:cstheme="minorBidi"/>
-          <w:b w:val="0"/>
-          <w:bCs w:val="0"/>
-          <w:color w:val="auto"/>
-          <w:sz w:val="22"/>
-          <w:szCs w:val="22"/>
-        </w:rPr>
-        <w:t xml:space="preserve">] </w:t>
-      </w:r>
-      <w:proofErr w:type="spellStart"/>
-      <w:r>
-        <w:rPr>
-          <w:rFonts w:asciiTheme="minorHAnsi" w:eastAsiaTheme="minorEastAsia" w:hAnsiTheme="minorHAnsi" w:cstheme="minorBidi"/>
-          <w:b w:val="0"/>
-          <w:bCs w:val="0"/>
-          <w:color w:val="auto"/>
-          <w:sz w:val="22"/>
-          <w:szCs w:val="22"/>
-        </w:rPr>
-        <w:t>o.h.</w:t>
-      </w:r>
-      <w:proofErr w:type="gramStart"/>
-      <w:r>
-        <w:rPr>
-          <w:rFonts w:asciiTheme="minorHAnsi" w:eastAsiaTheme="minorEastAsia" w:hAnsiTheme="minorHAnsi" w:cstheme="minorBidi"/>
-          <w:b w:val="0"/>
-          <w:bCs w:val="0"/>
-          <w:color w:val="auto"/>
-          <w:sz w:val="22"/>
-          <w:szCs w:val="22"/>
-        </w:rPr>
-        <w:t>e.t</w:t>
-      </w:r>
-      <w:proofErr w:type="gramEnd"/>
-      <w:r>
-        <w:rPr>
-          <w:rFonts w:asciiTheme="minorHAnsi" w:eastAsiaTheme="minorEastAsia" w:hAnsiTheme="minorHAnsi" w:cstheme="minorBidi"/>
-          <w:b w:val="0"/>
-          <w:bCs w:val="0"/>
-          <w:color w:val="auto"/>
-          <w:sz w:val="22"/>
-          <w:szCs w:val="22"/>
-        </w:rPr>
-        <w:t>.j.p.</w:t>
-      </w:r>
-      <w:proofErr w:type="gramStart"/>
-      <w:r>
-        <w:rPr>
-          <w:rFonts w:asciiTheme="minorHAnsi" w:eastAsiaTheme="minorEastAsia" w:hAnsiTheme="minorHAnsi" w:cstheme="minorBidi"/>
-          <w:b w:val="0"/>
-          <w:bCs w:val="0"/>
-          <w:color w:val="auto"/>
-          <w:sz w:val="22"/>
-          <w:szCs w:val="22"/>
-        </w:rPr>
-        <w:t>i.JtaPlatformInitiator</w:t>
-      </w:r>
-      <w:proofErr w:type="spellEnd"/>
-      <w:proofErr w:type="gramEnd"/>
-      <w:r>
-        <w:rPr>
-          <w:rFonts w:asciiTheme="minorHAnsi" w:eastAsiaTheme="minorEastAsia" w:hAnsiTheme="minorHAnsi" w:cstheme="minorBidi"/>
-          <w:b w:val="0"/>
-          <w:bCs w:val="0"/>
-          <w:color w:val="auto"/>
-          <w:sz w:val="22"/>
-          <w:szCs w:val="22"/>
-        </w:rPr>
-        <w:t xml:space="preserve">     </w:t>
-      </w:r>
-      <w:proofErr w:type="gramStart"/>
-      <w:r>
-        <w:rPr>
-          <w:rFonts w:asciiTheme="minorHAnsi" w:eastAsiaTheme="minorEastAsia" w:hAnsiTheme="minorHAnsi" w:cstheme="minorBidi"/>
-          <w:b w:val="0"/>
-          <w:bCs w:val="0"/>
-          <w:color w:val="auto"/>
-          <w:sz w:val="22"/>
-          <w:szCs w:val="22"/>
-        </w:rPr>
-        <w:t xml:space="preserve">  :</w:t>
-      </w:r>
-      <w:proofErr w:type="gramEnd"/>
-      <w:r>
-        <w:rPr>
-          <w:rFonts w:asciiTheme="minorHAnsi" w:eastAsiaTheme="minorEastAsia" w:hAnsiTheme="minorHAnsi" w:cstheme="minorBidi"/>
-          <w:b w:val="0"/>
-          <w:bCs w:val="0"/>
-          <w:color w:val="auto"/>
-          <w:sz w:val="22"/>
-          <w:szCs w:val="22"/>
-        </w:rPr>
-        <w:t xml:space="preserve"> HHH000489: No JTA platform available (set '</w:t>
-      </w:r>
-      <w:proofErr w:type="spellStart"/>
-      <w:proofErr w:type="gramStart"/>
-      <w:r>
-        <w:rPr>
-          <w:rFonts w:asciiTheme="minorHAnsi" w:eastAsiaTheme="minorEastAsia" w:hAnsiTheme="minorHAnsi" w:cstheme="minorBidi"/>
-          <w:b w:val="0"/>
-          <w:bCs w:val="0"/>
-          <w:color w:val="auto"/>
-          <w:sz w:val="22"/>
-          <w:szCs w:val="22"/>
-        </w:rPr>
-        <w:t>hibernate.transaction.jta.platform</w:t>
-      </w:r>
-      <w:proofErr w:type="spellEnd"/>
-      <w:proofErr w:type="gramEnd"/>
-      <w:r>
-        <w:rPr>
-          <w:rFonts w:asciiTheme="minorHAnsi" w:eastAsiaTheme="minorEastAsia" w:hAnsiTheme="minorHAnsi" w:cstheme="minorBidi"/>
-          <w:b w:val="0"/>
-          <w:bCs w:val="0"/>
-          <w:color w:val="auto"/>
-          <w:sz w:val="22"/>
-          <w:szCs w:val="22"/>
-        </w:rPr>
-        <w:t>' to enable JTA platform integration)</w:t>
+        <w:t>2025-12-03T18:08:56.410+03:00  WARN 28660 --- [Library Management System] [  restartedMain] org.hibernate.orm.deprecation            : HHH90000025: MySQLDialect does not need to be specified explicitly using 'hibernate.dialect' (remove the property setting and it will be selected by default)</w:t>
       </w:r>
     </w:p>
     <w:p>
       <w:pPr>
-        <w:pStyle w:val="Heading2"/>
+        <w:pStyle w:val="Balk2"/>
         <w:rPr>
           <w:rFonts w:asciiTheme="minorHAnsi" w:eastAsiaTheme="minorEastAsia" w:hAnsiTheme="minorHAnsi" w:cstheme="minorBidi"/>
           <w:b w:val="0"/>
@@ -4629,123 +1083,12 @@
           <w:szCs w:val="22"/>
         </w:rPr>
         <w:lastRenderedPageBreak/>
-        <w:t>2025-12-03T18:08:57.343+03:</w:t>
-      </w:r>
-      <w:proofErr w:type="gramStart"/>
-      <w:r>
-        <w:rPr>
-          <w:rFonts w:asciiTheme="minorHAnsi" w:eastAsiaTheme="minorEastAsia" w:hAnsiTheme="minorHAnsi" w:cstheme="minorBidi"/>
-          <w:b w:val="0"/>
-          <w:bCs w:val="0"/>
-          <w:color w:val="auto"/>
-          <w:sz w:val="22"/>
-          <w:szCs w:val="22"/>
-        </w:rPr>
-        <w:t>00  INFO</w:t>
-      </w:r>
-      <w:proofErr w:type="gramEnd"/>
-      <w:r>
-        <w:rPr>
-          <w:rFonts w:asciiTheme="minorHAnsi" w:eastAsiaTheme="minorEastAsia" w:hAnsiTheme="minorHAnsi" w:cstheme="minorBidi"/>
-          <w:b w:val="0"/>
-          <w:bCs w:val="0"/>
-          <w:color w:val="auto"/>
-          <w:sz w:val="22"/>
-          <w:szCs w:val="22"/>
-        </w:rPr>
-        <w:t xml:space="preserve"> 28660 --- [Library Management System] </w:t>
-      </w:r>
-      <w:proofErr w:type="gramStart"/>
-      <w:r>
-        <w:rPr>
-          <w:rFonts w:asciiTheme="minorHAnsi" w:eastAsiaTheme="minorEastAsia" w:hAnsiTheme="minorHAnsi" w:cstheme="minorBidi"/>
-          <w:b w:val="0"/>
-          <w:bCs w:val="0"/>
-          <w:color w:val="auto"/>
-          <w:sz w:val="22"/>
-          <w:szCs w:val="22"/>
-        </w:rPr>
-        <w:t xml:space="preserve">[  </w:t>
-      </w:r>
-      <w:proofErr w:type="spellStart"/>
-      <w:r>
-        <w:rPr>
-          <w:rFonts w:asciiTheme="minorHAnsi" w:eastAsiaTheme="minorEastAsia" w:hAnsiTheme="minorHAnsi" w:cstheme="minorBidi"/>
-          <w:b w:val="0"/>
-          <w:bCs w:val="0"/>
-          <w:color w:val="auto"/>
-          <w:sz w:val="22"/>
-          <w:szCs w:val="22"/>
-        </w:rPr>
-        <w:t>restartedMain</w:t>
-      </w:r>
-      <w:proofErr w:type="spellEnd"/>
-      <w:proofErr w:type="gramEnd"/>
-      <w:r>
-        <w:rPr>
-          <w:rFonts w:asciiTheme="minorHAnsi" w:eastAsiaTheme="minorEastAsia" w:hAnsiTheme="minorHAnsi" w:cstheme="minorBidi"/>
-          <w:b w:val="0"/>
-          <w:bCs w:val="0"/>
-          <w:color w:val="auto"/>
-          <w:sz w:val="22"/>
-          <w:szCs w:val="22"/>
-        </w:rPr>
-        <w:t xml:space="preserve">] </w:t>
-      </w:r>
-      <w:proofErr w:type="spellStart"/>
-      <w:proofErr w:type="gramStart"/>
-      <w:r>
-        <w:rPr>
-          <w:rFonts w:asciiTheme="minorHAnsi" w:eastAsiaTheme="minorEastAsia" w:hAnsiTheme="minorHAnsi" w:cstheme="minorBidi"/>
-          <w:b w:val="0"/>
-          <w:bCs w:val="0"/>
-          <w:color w:val="auto"/>
-          <w:sz w:val="22"/>
-          <w:szCs w:val="22"/>
-        </w:rPr>
-        <w:t>j.LocalContainerEntityManagerFactoryBean</w:t>
-      </w:r>
-      <w:proofErr w:type="spellEnd"/>
-      <w:proofErr w:type="gramEnd"/>
-      <w:r>
-        <w:rPr>
-          <w:rFonts w:asciiTheme="minorHAnsi" w:eastAsiaTheme="minorEastAsia" w:hAnsiTheme="minorHAnsi" w:cstheme="minorBidi"/>
-          <w:b w:val="0"/>
-          <w:bCs w:val="0"/>
-          <w:color w:val="auto"/>
-          <w:sz w:val="22"/>
-          <w:szCs w:val="22"/>
-        </w:rPr>
-        <w:t xml:space="preserve"> : Initialized JPA </w:t>
-      </w:r>
-      <w:proofErr w:type="spellStart"/>
-      <w:r>
-        <w:rPr>
-          <w:rFonts w:asciiTheme="minorHAnsi" w:eastAsiaTheme="minorEastAsia" w:hAnsiTheme="minorHAnsi" w:cstheme="minorBidi"/>
-          <w:b w:val="0"/>
-          <w:bCs w:val="0"/>
-          <w:color w:val="auto"/>
-          <w:sz w:val="22"/>
-          <w:szCs w:val="22"/>
-        </w:rPr>
-        <w:t>EntityManagerFactory</w:t>
-      </w:r>
-      <w:proofErr w:type="spellEnd"/>
-      <w:r>
-        <w:rPr>
-          <w:rFonts w:asciiTheme="minorHAnsi" w:eastAsiaTheme="minorEastAsia" w:hAnsiTheme="minorHAnsi" w:cstheme="minorBidi"/>
-          <w:b w:val="0"/>
-          <w:bCs w:val="0"/>
-          <w:color w:val="auto"/>
-          <w:sz w:val="22"/>
-          <w:szCs w:val="22"/>
-        </w:rPr>
-        <w:t xml:space="preserve"> for persistence unit 'default'</w:t>
+        <w:t>2025-12-03T18:08:57.265+03:00  INFO 28660 --- [Library Management System] [  restartedMain] o.h.e.t.j.p.i.JtaPlatformInitiator       : HHH000489: No JTA platform available (set 'hibernate.transaction.jta.platform' to enable JTA platform integration)</w:t>
       </w:r>
     </w:p>
     <w:p>
       <w:pPr>
-        <w:pStyle w:val="Heading2"/>
+        <w:pStyle w:val="Balk2"/>
         <w:rPr>
           <w:rFonts w:asciiTheme="minorHAnsi" w:eastAsiaTheme="minorEastAsia" w:hAnsiTheme="minorHAnsi" w:cstheme="minorBidi"/>
           <w:b w:val="0"/>
@@ -4764,173 +1107,12 @@
           <w:sz w:val="22"/>
           <w:szCs w:val="22"/>
         </w:rPr>
-        <w:t>2025-12-03T18:08:58.013+03:</w:t>
-      </w:r>
-      <w:proofErr w:type="gramStart"/>
-      <w:r>
-        <w:rPr>
-          <w:rFonts w:asciiTheme="minorHAnsi" w:eastAsiaTheme="minorEastAsia" w:hAnsiTheme="minorHAnsi" w:cstheme="minorBidi"/>
-          <w:b w:val="0"/>
-          <w:bCs w:val="0"/>
-          <w:color w:val="auto"/>
-          <w:sz w:val="22"/>
-          <w:szCs w:val="22"/>
-        </w:rPr>
-        <w:t>00  WARN</w:t>
-      </w:r>
-      <w:proofErr w:type="gramEnd"/>
-      <w:r>
-        <w:rPr>
-          <w:rFonts w:asciiTheme="minorHAnsi" w:eastAsiaTheme="minorEastAsia" w:hAnsiTheme="minorHAnsi" w:cstheme="minorBidi"/>
-          <w:b w:val="0"/>
-          <w:bCs w:val="0"/>
-          <w:color w:val="auto"/>
-          <w:sz w:val="22"/>
-          <w:szCs w:val="22"/>
-        </w:rPr>
-        <w:t xml:space="preserve"> 28660 --- [Library Management System] </w:t>
-      </w:r>
-      <w:proofErr w:type="gramStart"/>
-      <w:r>
-        <w:rPr>
-          <w:rFonts w:asciiTheme="minorHAnsi" w:eastAsiaTheme="minorEastAsia" w:hAnsiTheme="minorHAnsi" w:cstheme="minorBidi"/>
-          <w:b w:val="0"/>
-          <w:bCs w:val="0"/>
-          <w:color w:val="auto"/>
-          <w:sz w:val="22"/>
-          <w:szCs w:val="22"/>
-        </w:rPr>
-        <w:t xml:space="preserve">[  </w:t>
-      </w:r>
-      <w:proofErr w:type="spellStart"/>
-      <w:r>
-        <w:rPr>
-          <w:rFonts w:asciiTheme="minorHAnsi" w:eastAsiaTheme="minorEastAsia" w:hAnsiTheme="minorHAnsi" w:cstheme="minorBidi"/>
-          <w:b w:val="0"/>
-          <w:bCs w:val="0"/>
-          <w:color w:val="auto"/>
-          <w:sz w:val="22"/>
-          <w:szCs w:val="22"/>
-        </w:rPr>
-        <w:t>restartedMain</w:t>
-      </w:r>
-      <w:proofErr w:type="spellEnd"/>
-      <w:proofErr w:type="gramEnd"/>
-      <w:r>
-        <w:rPr>
-          <w:rFonts w:asciiTheme="minorHAnsi" w:eastAsiaTheme="minorEastAsia" w:hAnsiTheme="minorHAnsi" w:cstheme="minorBidi"/>
-          <w:b w:val="0"/>
-          <w:bCs w:val="0"/>
-          <w:color w:val="auto"/>
-          <w:sz w:val="22"/>
-          <w:szCs w:val="22"/>
-        </w:rPr>
-        <w:t xml:space="preserve">] </w:t>
-      </w:r>
-      <w:proofErr w:type="spellStart"/>
-      <w:r>
-        <w:rPr>
-          <w:rFonts w:asciiTheme="minorHAnsi" w:eastAsiaTheme="minorEastAsia" w:hAnsiTheme="minorHAnsi" w:cstheme="minorBidi"/>
-          <w:b w:val="0"/>
-          <w:bCs w:val="0"/>
-          <w:color w:val="auto"/>
-          <w:sz w:val="22"/>
-          <w:szCs w:val="22"/>
-        </w:rPr>
-        <w:t>JpaBaseConfiguration$</w:t>
-      </w:r>
-      <w:proofErr w:type="gramStart"/>
-      <w:r>
-        <w:rPr>
-          <w:rFonts w:asciiTheme="minorHAnsi" w:eastAsiaTheme="minorEastAsia" w:hAnsiTheme="minorHAnsi" w:cstheme="minorBidi"/>
-          <w:b w:val="0"/>
-          <w:bCs w:val="0"/>
-          <w:color w:val="auto"/>
-          <w:sz w:val="22"/>
-          <w:szCs w:val="22"/>
-        </w:rPr>
-        <w:t>JpaWebConfiguration</w:t>
-      </w:r>
-      <w:proofErr w:type="spellEnd"/>
-      <w:r>
-        <w:rPr>
-          <w:rFonts w:asciiTheme="minorHAnsi" w:eastAsiaTheme="minorEastAsia" w:hAnsiTheme="minorHAnsi" w:cstheme="minorBidi"/>
-          <w:b w:val="0"/>
-          <w:bCs w:val="0"/>
-          <w:color w:val="auto"/>
-          <w:sz w:val="22"/>
-          <w:szCs w:val="22"/>
-        </w:rPr>
-        <w:t xml:space="preserve"> :</w:t>
-      </w:r>
-      <w:proofErr w:type="gramEnd"/>
-      <w:r>
-        <w:rPr>
-          <w:rFonts w:asciiTheme="minorHAnsi" w:eastAsiaTheme="minorEastAsia" w:hAnsiTheme="minorHAnsi" w:cstheme="minorBidi"/>
-          <w:b w:val="0"/>
-          <w:bCs w:val="0"/>
-          <w:color w:val="auto"/>
-          <w:sz w:val="22"/>
-          <w:szCs w:val="22"/>
-        </w:rPr>
-        <w:t xml:space="preserve"> </w:t>
-      </w:r>
-      <w:proofErr w:type="spellStart"/>
-      <w:proofErr w:type="gramStart"/>
-      <w:r>
-        <w:rPr>
-          <w:rFonts w:asciiTheme="minorHAnsi" w:eastAsiaTheme="minorEastAsia" w:hAnsiTheme="minorHAnsi" w:cstheme="minorBidi"/>
-          <w:b w:val="0"/>
-          <w:bCs w:val="0"/>
-          <w:color w:val="auto"/>
-          <w:sz w:val="22"/>
-          <w:szCs w:val="22"/>
-        </w:rPr>
-        <w:t>spring.jpa.open</w:t>
-      </w:r>
-      <w:proofErr w:type="spellEnd"/>
-      <w:proofErr w:type="gramEnd"/>
-      <w:r>
-        <w:rPr>
-          <w:rFonts w:asciiTheme="minorHAnsi" w:eastAsiaTheme="minorEastAsia" w:hAnsiTheme="minorHAnsi" w:cstheme="minorBidi"/>
-          <w:b w:val="0"/>
-          <w:bCs w:val="0"/>
-          <w:color w:val="auto"/>
-          <w:sz w:val="22"/>
-          <w:szCs w:val="22"/>
-        </w:rPr>
-        <w:t xml:space="preserve">-in-view is enabled by default. Therefore, database queries may be performed during view rendering. Explicitly configure </w:t>
-      </w:r>
-      <w:proofErr w:type="spellStart"/>
-      <w:proofErr w:type="gramStart"/>
-      <w:r>
-        <w:rPr>
-          <w:rFonts w:asciiTheme="minorHAnsi" w:eastAsiaTheme="minorEastAsia" w:hAnsiTheme="minorHAnsi" w:cstheme="minorBidi"/>
-          <w:b w:val="0"/>
-          <w:bCs w:val="0"/>
-          <w:color w:val="auto"/>
-          <w:sz w:val="22"/>
-          <w:szCs w:val="22"/>
-        </w:rPr>
-        <w:t>spring.jpa.open</w:t>
-      </w:r>
-      <w:proofErr w:type="spellEnd"/>
-      <w:proofErr w:type="gramEnd"/>
-      <w:r>
-        <w:rPr>
-          <w:rFonts w:asciiTheme="minorHAnsi" w:eastAsiaTheme="minorEastAsia" w:hAnsiTheme="minorHAnsi" w:cstheme="minorBidi"/>
-          <w:b w:val="0"/>
-          <w:bCs w:val="0"/>
-          <w:color w:val="auto"/>
-          <w:sz w:val="22"/>
-          <w:szCs w:val="22"/>
-        </w:rPr>
-        <w:t>-in-view to disable this warning</w:t>
+        <w:t>2025-12-03T18:08:57.343+03:00  INFO 28660 --- [Library Management System] [  restartedMain] j.LocalContainerEntityManagerFactoryBean : Initialized JPA EntityManagerFactory for persistence unit 'default'</w:t>
       </w:r>
     </w:p>
     <w:p>
       <w:pPr>
-        <w:pStyle w:val="Heading2"/>
+        <w:pStyle w:val="Balk2"/>
         <w:rPr>
           <w:rFonts w:asciiTheme="minorHAnsi" w:eastAsiaTheme="minorEastAsia" w:hAnsiTheme="minorHAnsi" w:cstheme="minorBidi"/>
           <w:b w:val="0"/>
@@ -4949,60 +1131,12 @@
           <w:sz w:val="22"/>
           <w:szCs w:val="22"/>
         </w:rPr>
-        <w:t xml:space="preserve">2025-12-03T18:08:58.767+03:00  INFO 28660 --- [Library Management System] [  </w:t>
-      </w:r>
-      <w:proofErr w:type="spellStart"/>
-      <w:r>
-        <w:rPr>
-          <w:rFonts w:asciiTheme="minorHAnsi" w:eastAsiaTheme="minorEastAsia" w:hAnsiTheme="minorHAnsi" w:cstheme="minorBidi"/>
-          <w:b w:val="0"/>
-          <w:bCs w:val="0"/>
-          <w:color w:val="auto"/>
-          <w:sz w:val="22"/>
-          <w:szCs w:val="22"/>
-        </w:rPr>
-        <w:t>restartedMain</w:t>
-      </w:r>
-      <w:proofErr w:type="spellEnd"/>
-      <w:r>
-        <w:rPr>
-          <w:rFonts w:asciiTheme="minorHAnsi" w:eastAsiaTheme="minorEastAsia" w:hAnsiTheme="minorHAnsi" w:cstheme="minorBidi"/>
-          <w:b w:val="0"/>
-          <w:bCs w:val="0"/>
-          <w:color w:val="auto"/>
-          <w:sz w:val="22"/>
-          <w:szCs w:val="22"/>
-        </w:rPr>
-        <w:t xml:space="preserve">] </w:t>
-      </w:r>
-      <w:proofErr w:type="spellStart"/>
-      <w:r>
-        <w:rPr>
-          <w:rFonts w:asciiTheme="minorHAnsi" w:eastAsiaTheme="minorEastAsia" w:hAnsiTheme="minorHAnsi" w:cstheme="minorBidi"/>
-          <w:b w:val="0"/>
-          <w:bCs w:val="0"/>
-          <w:color w:val="auto"/>
-          <w:sz w:val="22"/>
-          <w:szCs w:val="22"/>
-        </w:rPr>
-        <w:t>o.s.s.web.DefaultSecurityFilterChain</w:t>
-      </w:r>
-      <w:proofErr w:type="spellEnd"/>
-      <w:r>
-        <w:rPr>
-          <w:rFonts w:asciiTheme="minorHAnsi" w:eastAsiaTheme="minorEastAsia" w:hAnsiTheme="minorHAnsi" w:cstheme="minorBidi"/>
-          <w:b w:val="0"/>
-          <w:bCs w:val="0"/>
-          <w:color w:val="auto"/>
-          <w:sz w:val="22"/>
-          <w:szCs w:val="22"/>
-        </w:rPr>
-        <w:t xml:space="preserve">     : Will secure any request with [org.springframework.security.web.session.DisableEncodeUrlFilter@1786041, org.springframework.security.web.context.request.async.WebAsyncManagerIntegrationFilter@7eebd321, org.springframework.security.web.context.SecurityContextHolderFilter@13c32077, org.springframework.security.web.header.HeaderWriterFilter@86551ec, org.springframework.web.filter.CorsFilter@28403944, org.springframework.security.web.authentication.logout.LogoutFilter@3e5c560, org.springframework.security.web.authentication.UsernamePasswordAuthenticationFilter@12b888b0, org.springframework.security.web.savedrequest.RequestCacheAwareFilter@51211a8, org.springframework.security.web.servletapi.SecurityContextHolderAwareRequestFilter@96f6534, org.springframework.security.web.authentication.AnonymousAuthenticationFilter@629ea6f3, org.springframework.security.web.access.ExceptionTranslationFilter@eab1a17, org.springframework.security.web.access.intercept.AuthorizationFilter@7d905f90]</w:t>
+        <w:t>2025-12-03T18:08:58.013+03:00  WARN 28660 --- [Library Management System] [  restartedMain] JpaBaseConfiguration$JpaWebConfiguration : spring.jpa.open-in-view is enabled by default. Therefore, database queries may be performed during view rendering. Explicitly configure spring.jpa.open-in-view to disable this warning</w:t>
       </w:r>
     </w:p>
     <w:p>
       <w:pPr>
-        <w:pStyle w:val="Heading2"/>
+        <w:pStyle w:val="Balk2"/>
         <w:rPr>
           <w:rFonts w:asciiTheme="minorHAnsi" w:eastAsiaTheme="minorEastAsia" w:hAnsiTheme="minorHAnsi" w:cstheme="minorBidi"/>
           <w:b w:val="0"/>
@@ -5021,158 +1155,12 @@
           <w:sz w:val="22"/>
           <w:szCs w:val="22"/>
         </w:rPr>
-        <w:t>2025-12-03T18:08:59.246+03:</w:t>
-      </w:r>
-      <w:proofErr w:type="gramStart"/>
-      <w:r>
-        <w:rPr>
-          <w:rFonts w:asciiTheme="minorHAnsi" w:eastAsiaTheme="minorEastAsia" w:hAnsiTheme="minorHAnsi" w:cstheme="minorBidi"/>
-          <w:b w:val="0"/>
-          <w:bCs w:val="0"/>
-          <w:color w:val="auto"/>
-          <w:sz w:val="22"/>
-          <w:szCs w:val="22"/>
-        </w:rPr>
-        <w:t>00  INFO</w:t>
-      </w:r>
-      <w:proofErr w:type="gramEnd"/>
-      <w:r>
-        <w:rPr>
-          <w:rFonts w:asciiTheme="minorHAnsi" w:eastAsiaTheme="minorEastAsia" w:hAnsiTheme="minorHAnsi" w:cstheme="minorBidi"/>
-          <w:b w:val="0"/>
-          <w:bCs w:val="0"/>
-          <w:color w:val="auto"/>
-          <w:sz w:val="22"/>
-          <w:szCs w:val="22"/>
-        </w:rPr>
-        <w:t xml:space="preserve"> 28660 --- [Library Management System] </w:t>
-      </w:r>
-      <w:proofErr w:type="gramStart"/>
-      <w:r>
-        <w:rPr>
-          <w:rFonts w:asciiTheme="minorHAnsi" w:eastAsiaTheme="minorEastAsia" w:hAnsiTheme="minorHAnsi" w:cstheme="minorBidi"/>
-          <w:b w:val="0"/>
-          <w:bCs w:val="0"/>
-          <w:color w:val="auto"/>
-          <w:sz w:val="22"/>
-          <w:szCs w:val="22"/>
-        </w:rPr>
-        <w:t xml:space="preserve">[  </w:t>
-      </w:r>
-      <w:proofErr w:type="spellStart"/>
-      <w:r>
-        <w:rPr>
-          <w:rFonts w:asciiTheme="minorHAnsi" w:eastAsiaTheme="minorEastAsia" w:hAnsiTheme="minorHAnsi" w:cstheme="minorBidi"/>
-          <w:b w:val="0"/>
-          <w:bCs w:val="0"/>
-          <w:color w:val="auto"/>
-          <w:sz w:val="22"/>
-          <w:szCs w:val="22"/>
-        </w:rPr>
-        <w:t>restartedMain</w:t>
-      </w:r>
-      <w:proofErr w:type="spellEnd"/>
-      <w:proofErr w:type="gramEnd"/>
-      <w:r>
-        <w:rPr>
-          <w:rFonts w:asciiTheme="minorHAnsi" w:eastAsiaTheme="minorEastAsia" w:hAnsiTheme="minorHAnsi" w:cstheme="minorBidi"/>
-          <w:b w:val="0"/>
-          <w:bCs w:val="0"/>
-          <w:color w:val="auto"/>
-          <w:sz w:val="22"/>
-          <w:szCs w:val="22"/>
-        </w:rPr>
-        <w:t xml:space="preserve">] </w:t>
-      </w:r>
-      <w:proofErr w:type="spellStart"/>
-      <w:r>
-        <w:rPr>
-          <w:rFonts w:asciiTheme="minorHAnsi" w:eastAsiaTheme="minorEastAsia" w:hAnsiTheme="minorHAnsi" w:cstheme="minorBidi"/>
-          <w:b w:val="0"/>
-          <w:bCs w:val="0"/>
-          <w:color w:val="auto"/>
-          <w:sz w:val="22"/>
-          <w:szCs w:val="22"/>
-        </w:rPr>
-        <w:t>o.s.b.d.</w:t>
-      </w:r>
-      <w:proofErr w:type="gramStart"/>
-      <w:r>
-        <w:rPr>
-          <w:rFonts w:asciiTheme="minorHAnsi" w:eastAsiaTheme="minorEastAsia" w:hAnsiTheme="minorHAnsi" w:cstheme="minorBidi"/>
-          <w:b w:val="0"/>
-          <w:bCs w:val="0"/>
-          <w:color w:val="auto"/>
-          <w:sz w:val="22"/>
-          <w:szCs w:val="22"/>
-        </w:rPr>
-        <w:t>a.OptionalLiveReloadServer</w:t>
-      </w:r>
-      <w:proofErr w:type="spellEnd"/>
-      <w:proofErr w:type="gramEnd"/>
-      <w:r>
-        <w:rPr>
-          <w:rFonts w:asciiTheme="minorHAnsi" w:eastAsiaTheme="minorEastAsia" w:hAnsiTheme="minorHAnsi" w:cstheme="minorBidi"/>
-          <w:b w:val="0"/>
-          <w:bCs w:val="0"/>
-          <w:color w:val="auto"/>
-          <w:sz w:val="22"/>
-          <w:szCs w:val="22"/>
-        </w:rPr>
-        <w:t xml:space="preserve">     </w:t>
-      </w:r>
-      <w:proofErr w:type="gramStart"/>
-      <w:r>
-        <w:rPr>
-          <w:rFonts w:asciiTheme="minorHAnsi" w:eastAsiaTheme="minorEastAsia" w:hAnsiTheme="minorHAnsi" w:cstheme="minorBidi"/>
-          <w:b w:val="0"/>
-          <w:bCs w:val="0"/>
-          <w:color w:val="auto"/>
-          <w:sz w:val="22"/>
-          <w:szCs w:val="22"/>
-        </w:rPr>
-        <w:t xml:space="preserve">  :</w:t>
-      </w:r>
-      <w:proofErr w:type="gramEnd"/>
-      <w:r>
-        <w:rPr>
-          <w:rFonts w:asciiTheme="minorHAnsi" w:eastAsiaTheme="minorEastAsia" w:hAnsiTheme="minorHAnsi" w:cstheme="minorBidi"/>
-          <w:b w:val="0"/>
-          <w:bCs w:val="0"/>
-          <w:color w:val="auto"/>
-          <w:sz w:val="22"/>
-          <w:szCs w:val="22"/>
-        </w:rPr>
-        <w:t xml:space="preserve"> </w:t>
-      </w:r>
-      <w:proofErr w:type="spellStart"/>
-      <w:r>
-        <w:rPr>
-          <w:rFonts w:asciiTheme="minorHAnsi" w:eastAsiaTheme="minorEastAsia" w:hAnsiTheme="minorHAnsi" w:cstheme="minorBidi"/>
-          <w:b w:val="0"/>
-          <w:bCs w:val="0"/>
-          <w:color w:val="auto"/>
-          <w:sz w:val="22"/>
-          <w:szCs w:val="22"/>
-        </w:rPr>
-        <w:t>LiveReload</w:t>
-      </w:r>
-      <w:proofErr w:type="spellEnd"/>
-      <w:r>
-        <w:rPr>
-          <w:rFonts w:asciiTheme="minorHAnsi" w:eastAsiaTheme="minorEastAsia" w:hAnsiTheme="minorHAnsi" w:cstheme="minorBidi"/>
-          <w:b w:val="0"/>
-          <w:bCs w:val="0"/>
-          <w:color w:val="auto"/>
-          <w:sz w:val="22"/>
-          <w:szCs w:val="22"/>
-        </w:rPr>
-        <w:t xml:space="preserve"> server is running on port 35729</w:t>
+        <w:t>2025-12-03T18:08:58.767+03:00  INFO 28660 --- [Library Management System] [  restartedMain] o.s.s.web.DefaultSecurityFilterChain     : Will secure any request with [org.springframework.security.web.session.DisableEncodeUrlFilter@1786041, org.springframework.security.web.context.request.async.WebAsyncManagerIntegrationFilter@7eebd321, org.springframework.security.web.context.SecurityContextHolderFilter@13c32077, org.springframework.security.web.header.HeaderWriterFilter@86551ec, org.springframework.web.filter.CorsFilter@28403944, org.springframework.security.web.authentication.logout.LogoutFilter@3e5c560, org.springframework.security.web.authentication.UsernamePasswordAuthenticationFilter@12b888b0, org.springframework.security.web.savedrequest.RequestCacheAwareFilter@51211a8, org.springframework.security.web.servletapi.SecurityContextHolderAwareRequestFilter@96f6534, org.springframework.security.web.authentication.AnonymousAuthenticationFilter@629ea6f3, org.springframework.security.web.access.ExceptionTranslationFilter@eab1a17, org.springframework.security.web.access.intercept.AuthorizationFilter@7d905f90]</w:t>
       </w:r>
     </w:p>
     <w:p>
       <w:pPr>
-        <w:pStyle w:val="Heading2"/>
+        <w:pStyle w:val="Balk2"/>
         <w:rPr>
           <w:rFonts w:asciiTheme="minorHAnsi" w:eastAsiaTheme="minorEastAsia" w:hAnsiTheme="minorHAnsi" w:cstheme="minorBidi"/>
           <w:b w:val="0"/>
@@ -5191,145 +1179,12 @@
           <w:sz w:val="22"/>
           <w:szCs w:val="22"/>
         </w:rPr>
-        <w:t>2025-12-03T18:08:59.301+03:</w:t>
-      </w:r>
-      <w:proofErr w:type="gramStart"/>
-      <w:r>
-        <w:rPr>
-          <w:rFonts w:asciiTheme="minorHAnsi" w:eastAsiaTheme="minorEastAsia" w:hAnsiTheme="minorHAnsi" w:cstheme="minorBidi"/>
-          <w:b w:val="0"/>
-          <w:bCs w:val="0"/>
-          <w:color w:val="auto"/>
-          <w:sz w:val="22"/>
-          <w:szCs w:val="22"/>
-        </w:rPr>
-        <w:t>00  INFO</w:t>
-      </w:r>
-      <w:proofErr w:type="gramEnd"/>
-      <w:r>
-        <w:rPr>
-          <w:rFonts w:asciiTheme="minorHAnsi" w:eastAsiaTheme="minorEastAsia" w:hAnsiTheme="minorHAnsi" w:cstheme="minorBidi"/>
-          <w:b w:val="0"/>
-          <w:bCs w:val="0"/>
-          <w:color w:val="auto"/>
-          <w:sz w:val="22"/>
-          <w:szCs w:val="22"/>
-        </w:rPr>
-        <w:t xml:space="preserve"> 28660 --- [Library Management System] </w:t>
-      </w:r>
-      <w:proofErr w:type="gramStart"/>
-      <w:r>
-        <w:rPr>
-          <w:rFonts w:asciiTheme="minorHAnsi" w:eastAsiaTheme="minorEastAsia" w:hAnsiTheme="minorHAnsi" w:cstheme="minorBidi"/>
-          <w:b w:val="0"/>
-          <w:bCs w:val="0"/>
-          <w:color w:val="auto"/>
-          <w:sz w:val="22"/>
-          <w:szCs w:val="22"/>
-        </w:rPr>
-        <w:t xml:space="preserve">[  </w:t>
-      </w:r>
-      <w:proofErr w:type="spellStart"/>
-      <w:r>
-        <w:rPr>
-          <w:rFonts w:asciiTheme="minorHAnsi" w:eastAsiaTheme="minorEastAsia" w:hAnsiTheme="minorHAnsi" w:cstheme="minorBidi"/>
-          <w:b w:val="0"/>
-          <w:bCs w:val="0"/>
-          <w:color w:val="auto"/>
-          <w:sz w:val="22"/>
-          <w:szCs w:val="22"/>
-        </w:rPr>
-        <w:t>restartedMain</w:t>
-      </w:r>
-      <w:proofErr w:type="spellEnd"/>
-      <w:proofErr w:type="gramEnd"/>
-      <w:r>
-        <w:rPr>
-          <w:rFonts w:asciiTheme="minorHAnsi" w:eastAsiaTheme="minorEastAsia" w:hAnsiTheme="minorHAnsi" w:cstheme="minorBidi"/>
-          <w:b w:val="0"/>
-          <w:bCs w:val="0"/>
-          <w:color w:val="auto"/>
-          <w:sz w:val="22"/>
-          <w:szCs w:val="22"/>
-        </w:rPr>
-        <w:t xml:space="preserve">] </w:t>
-      </w:r>
-      <w:proofErr w:type="spellStart"/>
-      <w:r>
-        <w:rPr>
-          <w:rFonts w:asciiTheme="minorHAnsi" w:eastAsiaTheme="minorEastAsia" w:hAnsiTheme="minorHAnsi" w:cstheme="minorBidi"/>
-          <w:b w:val="0"/>
-          <w:bCs w:val="0"/>
-          <w:color w:val="auto"/>
-          <w:sz w:val="22"/>
-          <w:szCs w:val="22"/>
-        </w:rPr>
-        <w:t>o.s.b.</w:t>
-      </w:r>
-      <w:proofErr w:type="gramStart"/>
-      <w:r>
-        <w:rPr>
-          <w:rFonts w:asciiTheme="minorHAnsi" w:eastAsiaTheme="minorEastAsia" w:hAnsiTheme="minorHAnsi" w:cstheme="minorBidi"/>
-          <w:b w:val="0"/>
-          <w:bCs w:val="0"/>
-          <w:color w:val="auto"/>
-          <w:sz w:val="22"/>
-          <w:szCs w:val="22"/>
-        </w:rPr>
-        <w:t>w.embedded</w:t>
-      </w:r>
-      <w:proofErr w:type="gramEnd"/>
-      <w:r>
-        <w:rPr>
-          <w:rFonts w:asciiTheme="minorHAnsi" w:eastAsiaTheme="minorEastAsia" w:hAnsiTheme="minorHAnsi" w:cstheme="minorBidi"/>
-          <w:b w:val="0"/>
-          <w:bCs w:val="0"/>
-          <w:color w:val="auto"/>
-          <w:sz w:val="22"/>
-          <w:szCs w:val="22"/>
-        </w:rPr>
-        <w:t>.</w:t>
-      </w:r>
-      <w:proofErr w:type="gramStart"/>
-      <w:r>
-        <w:rPr>
-          <w:rFonts w:asciiTheme="minorHAnsi" w:eastAsiaTheme="minorEastAsia" w:hAnsiTheme="minorHAnsi" w:cstheme="minorBidi"/>
-          <w:b w:val="0"/>
-          <w:bCs w:val="0"/>
-          <w:color w:val="auto"/>
-          <w:sz w:val="22"/>
-          <w:szCs w:val="22"/>
-        </w:rPr>
-        <w:t>tomcat.TomcatWebServer</w:t>
-      </w:r>
-      <w:proofErr w:type="spellEnd"/>
-      <w:r>
-        <w:rPr>
-          <w:rFonts w:asciiTheme="minorHAnsi" w:eastAsiaTheme="minorEastAsia" w:hAnsiTheme="minorHAnsi" w:cstheme="minorBidi"/>
-          <w:b w:val="0"/>
-          <w:bCs w:val="0"/>
-          <w:color w:val="auto"/>
-          <w:sz w:val="22"/>
-          <w:szCs w:val="22"/>
-        </w:rPr>
-        <w:t xml:space="preserve">  :</w:t>
-      </w:r>
-      <w:proofErr w:type="gramEnd"/>
-      <w:r>
-        <w:rPr>
-          <w:rFonts w:asciiTheme="minorHAnsi" w:eastAsiaTheme="minorEastAsia" w:hAnsiTheme="minorHAnsi" w:cstheme="minorBidi"/>
-          <w:b w:val="0"/>
-          <w:bCs w:val="0"/>
-          <w:color w:val="auto"/>
-          <w:sz w:val="22"/>
-          <w:szCs w:val="22"/>
-        </w:rPr>
-        <w:t xml:space="preserve"> Tomcat started on port 8080 (http) with context path ''</w:t>
+        <w:t>2025-12-03T18:08:59.246+03:00  INFO 28660 --- [Library Management System] [  restartedMain] o.s.b.d.a.OptionalLiveReloadServer       : LiveReload server is running on port 35729</w:t>
       </w:r>
     </w:p>
     <w:p>
       <w:pPr>
-        <w:pStyle w:val="Heading2"/>
+        <w:pStyle w:val="Balk2"/>
         <w:rPr>
           <w:rFonts w:asciiTheme="minorHAnsi" w:eastAsiaTheme="minorEastAsia" w:hAnsiTheme="minorHAnsi" w:cstheme="minorBidi"/>
           <w:b w:val="0"/>
@@ -5348,9 +1203,21 @@
           <w:sz w:val="22"/>
           <w:szCs w:val="22"/>
         </w:rPr>
-        <w:t>2025-12-03T18:08:59.310+03:</w:t>
+        <w:t>2025-12-03T18:08:59.301+03:00  INFO 28660 --- [Library Management System] [  restartedMain] o.s.b.w.embedded.tomcat.TomcatWebServer  : Tomcat started on port 8080 (http) with context path ''</w:t>
       </w:r>
-      <w:proofErr w:type="gramStart"/>
+    </w:p>
+    <w:p>
+      <w:pPr>
+        <w:pStyle w:val="Balk2"/>
+        <w:rPr>
+          <w:rFonts w:asciiTheme="minorHAnsi" w:eastAsiaTheme="minorEastAsia" w:hAnsiTheme="minorHAnsi" w:cstheme="minorBidi"/>
+          <w:b w:val="0"/>
+          <w:bCs w:val="0"/>
+          <w:color w:val="auto"/>
+          <w:sz w:val="22"/>
+          <w:szCs w:val="22"/>
+        </w:rPr>
+      </w:pPr>
       <w:r>
         <w:rPr>
           <w:rFonts w:asciiTheme="minorHAnsi" w:eastAsiaTheme="minorEastAsia" w:hAnsiTheme="minorHAnsi" w:cstheme="minorBidi"/>
@@ -5360,159 +1227,12 @@
           <w:sz w:val="22"/>
           <w:szCs w:val="22"/>
         </w:rPr>
-        <w:t>00  INFO</w:t>
-      </w:r>
-      <w:proofErr w:type="gramEnd"/>
-      <w:r>
-        <w:rPr>
-          <w:rFonts w:asciiTheme="minorHAnsi" w:eastAsiaTheme="minorEastAsia" w:hAnsiTheme="minorHAnsi" w:cstheme="minorBidi"/>
-          <w:b w:val="0"/>
-          <w:bCs w:val="0"/>
-          <w:color w:val="auto"/>
-          <w:sz w:val="22"/>
-          <w:szCs w:val="22"/>
-        </w:rPr>
-        <w:t xml:space="preserve"> 28660 --- [Library Management System] </w:t>
-      </w:r>
-      <w:proofErr w:type="gramStart"/>
-      <w:r>
-        <w:rPr>
-          <w:rFonts w:asciiTheme="minorHAnsi" w:eastAsiaTheme="minorEastAsia" w:hAnsiTheme="minorHAnsi" w:cstheme="minorBidi"/>
-          <w:b w:val="0"/>
-          <w:bCs w:val="0"/>
-          <w:color w:val="auto"/>
-          <w:sz w:val="22"/>
-          <w:szCs w:val="22"/>
-        </w:rPr>
-        <w:t xml:space="preserve">[  </w:t>
-      </w:r>
-      <w:proofErr w:type="spellStart"/>
-      <w:r>
-        <w:rPr>
-          <w:rFonts w:asciiTheme="minorHAnsi" w:eastAsiaTheme="minorEastAsia" w:hAnsiTheme="minorHAnsi" w:cstheme="minorBidi"/>
-          <w:b w:val="0"/>
-          <w:bCs w:val="0"/>
-          <w:color w:val="auto"/>
-          <w:sz w:val="22"/>
-          <w:szCs w:val="22"/>
-        </w:rPr>
-        <w:t>restartedMain</w:t>
-      </w:r>
-      <w:proofErr w:type="spellEnd"/>
-      <w:proofErr w:type="gramEnd"/>
-      <w:r>
-        <w:rPr>
-          <w:rFonts w:asciiTheme="minorHAnsi" w:eastAsiaTheme="minorEastAsia" w:hAnsiTheme="minorHAnsi" w:cstheme="minorBidi"/>
-          <w:b w:val="0"/>
-          <w:bCs w:val="0"/>
-          <w:color w:val="auto"/>
-          <w:sz w:val="22"/>
-          <w:szCs w:val="22"/>
-        </w:rPr>
-        <w:t xml:space="preserve">] </w:t>
-      </w:r>
-      <w:proofErr w:type="spellStart"/>
-      <w:proofErr w:type="gramStart"/>
-      <w:r>
-        <w:rPr>
-          <w:rFonts w:asciiTheme="minorHAnsi" w:eastAsiaTheme="minorEastAsia" w:hAnsiTheme="minorHAnsi" w:cstheme="minorBidi"/>
-          <w:b w:val="0"/>
-          <w:bCs w:val="0"/>
-          <w:color w:val="auto"/>
-          <w:sz w:val="22"/>
-          <w:szCs w:val="22"/>
-        </w:rPr>
-        <w:t>com.library</w:t>
-      </w:r>
-      <w:proofErr w:type="gramEnd"/>
-      <w:r>
-        <w:rPr>
-          <w:rFonts w:asciiTheme="minorHAnsi" w:eastAsiaTheme="minorEastAsia" w:hAnsiTheme="minorHAnsi" w:cstheme="minorBidi"/>
-          <w:b w:val="0"/>
-          <w:bCs w:val="0"/>
-          <w:color w:val="auto"/>
-          <w:sz w:val="22"/>
-          <w:szCs w:val="22"/>
-        </w:rPr>
-        <w:t>.</w:t>
-      </w:r>
-      <w:proofErr w:type="gramStart"/>
-      <w:r>
-        <w:rPr>
-          <w:rFonts w:asciiTheme="minorHAnsi" w:eastAsiaTheme="minorEastAsia" w:hAnsiTheme="minorHAnsi" w:cstheme="minorBidi"/>
-          <w:b w:val="0"/>
-          <w:bCs w:val="0"/>
-          <w:color w:val="auto"/>
-          <w:sz w:val="22"/>
-          <w:szCs w:val="22"/>
-        </w:rPr>
-        <w:t>libman.LibManApplication</w:t>
-      </w:r>
-      <w:proofErr w:type="spellEnd"/>
-      <w:proofErr w:type="gramEnd"/>
-      <w:r>
-        <w:rPr>
-          <w:rFonts w:asciiTheme="minorHAnsi" w:eastAsiaTheme="minorEastAsia" w:hAnsiTheme="minorHAnsi" w:cstheme="minorBidi"/>
-          <w:b w:val="0"/>
-          <w:bCs w:val="0"/>
-          <w:color w:val="auto"/>
-          <w:sz w:val="22"/>
-          <w:szCs w:val="22"/>
-        </w:rPr>
-        <w:t xml:space="preserve">   </w:t>
-      </w:r>
-      <w:proofErr w:type="gramStart"/>
-      <w:r>
-        <w:rPr>
-          <w:rFonts w:asciiTheme="minorHAnsi" w:eastAsiaTheme="minorEastAsia" w:hAnsiTheme="minorHAnsi" w:cstheme="minorBidi"/>
-          <w:b w:val="0"/>
-          <w:bCs w:val="0"/>
-          <w:color w:val="auto"/>
-          <w:sz w:val="22"/>
-          <w:szCs w:val="22"/>
-        </w:rPr>
-        <w:t xml:space="preserve">  :</w:t>
-      </w:r>
-      <w:proofErr w:type="gramEnd"/>
-      <w:r>
-        <w:rPr>
-          <w:rFonts w:asciiTheme="minorHAnsi" w:eastAsiaTheme="minorEastAsia" w:hAnsiTheme="minorHAnsi" w:cstheme="minorBidi"/>
-          <w:b w:val="0"/>
-          <w:bCs w:val="0"/>
-          <w:color w:val="auto"/>
-          <w:sz w:val="22"/>
-          <w:szCs w:val="22"/>
-        </w:rPr>
-        <w:t xml:space="preserve"> Started </w:t>
-      </w:r>
-      <w:proofErr w:type="spellStart"/>
-      <w:r>
-        <w:rPr>
-          <w:rFonts w:asciiTheme="minorHAnsi" w:eastAsiaTheme="minorEastAsia" w:hAnsiTheme="minorHAnsi" w:cstheme="minorBidi"/>
-          <w:b w:val="0"/>
-          <w:bCs w:val="0"/>
-          <w:color w:val="auto"/>
-          <w:sz w:val="22"/>
-          <w:szCs w:val="22"/>
-        </w:rPr>
-        <w:t>LibManApplication</w:t>
-      </w:r>
-      <w:proofErr w:type="spellEnd"/>
-      <w:r>
-        <w:rPr>
-          <w:rFonts w:asciiTheme="minorHAnsi" w:eastAsiaTheme="minorEastAsia" w:hAnsiTheme="minorHAnsi" w:cstheme="minorBidi"/>
-          <w:b w:val="0"/>
-          <w:bCs w:val="0"/>
-          <w:color w:val="auto"/>
-          <w:sz w:val="22"/>
-          <w:szCs w:val="22"/>
-        </w:rPr>
-        <w:t xml:space="preserve"> in 6.817 seconds (process running for 7.32)</w:t>
+        <w:t>2025-12-03T18:08:59.310+03:00  INFO 28660 --- [Library Management System] [  restartedMain] com.library.libman.LibManApplication     : Started LibManApplication in 6.817 seconds (process running for 7.32)</w:t>
       </w:r>
     </w:p>
     <w:p>
       <w:pPr>
-        <w:pStyle w:val="Heading2"/>
+        <w:pStyle w:val="Balk2"/>
         <w:rPr>
           <w:rFonts w:asciiTheme="minorHAnsi" w:eastAsiaTheme="minorEastAsia" w:hAnsiTheme="minorHAnsi" w:cstheme="minorBidi"/>
           <w:b w:val="0"/>
@@ -5525,7 +1245,7 @@
     </w:p>
     <w:p>
       <w:pPr>
-        <w:pStyle w:val="Heading2"/>
+        <w:pStyle w:val="Balk2"/>
         <w:rPr>
           <w:rFonts w:asciiTheme="minorHAnsi" w:eastAsiaTheme="minorEastAsia" w:hAnsiTheme="minorHAnsi" w:cstheme="minorBidi"/>
           <w:b w:val="0"/>
@@ -5538,7 +1258,7 @@
     </w:p>
     <w:p>
       <w:pPr>
-        <w:pStyle w:val="Heading2"/>
+        <w:pStyle w:val="Balk2"/>
         <w:rPr>
           <w:rFonts w:asciiTheme="minorHAnsi" w:eastAsiaTheme="minorEastAsia" w:hAnsiTheme="minorHAnsi" w:cstheme="minorBidi"/>
           <w:b w:val="0"/>
@@ -5551,7 +1271,7 @@
     </w:p>
     <w:p>
       <w:pPr>
-        <w:pStyle w:val="Heading2"/>
+        <w:pStyle w:val="Balk2"/>
         <w:rPr>
           <w:rFonts w:asciiTheme="minorHAnsi" w:eastAsiaTheme="minorEastAsia" w:hAnsiTheme="minorHAnsi" w:cstheme="minorBidi"/>
           <w:b w:val="0"/>
@@ -5564,7 +1284,7 @@
     </w:p>
     <w:p>
       <w:pPr>
-        <w:pStyle w:val="Heading2"/>
+        <w:pStyle w:val="Balk2"/>
         <w:rPr>
           <w:rFonts w:asciiTheme="minorHAnsi" w:eastAsiaTheme="minorEastAsia" w:hAnsiTheme="minorHAnsi" w:cstheme="minorBidi"/>
           <w:b w:val="0"/>
@@ -5577,272 +1297,66 @@
     </w:p>
     <w:p>
       <w:pPr>
-        <w:pStyle w:val="Heading2"/>
+        <w:pStyle w:val="Balk2"/>
       </w:pPr>
       <w:r>
-        <w:t xml:space="preserve">5. Automated Test Outputs (JUnit &amp; </w:t>
-      </w:r>
-      <w:proofErr w:type="spellStart"/>
-      <w:r>
-        <w:t>JaCoCo</w:t>
-      </w:r>
-      <w:proofErr w:type="spellEnd"/>
-      <w:r>
-        <w:t>)</w:t>
+        <w:t>5. Automated Test Outputs (JUnit &amp; JaCoCo)</w:t>
       </w:r>
     </w:p>
     <w:p>
       <w:r>
-        <w:t xml:space="preserve">[INFO] Tests run: 15, Failures: 0, Errors: 0, Skipped: 0, Time elapsed: 3.667 s - in </w:t>
+        <w:t>[INFO] Tests run: 15, Failures: 0, Errors: 0, Skipped: 0, Time elapsed: 4.077 s - in com.library.libman.integration.LibraryManagementIntegrationTest</w:t>
       </w:r>
-      <w:proofErr w:type="spellStart"/>
-      <w:proofErr w:type="gramStart"/>
-      <w:r>
-        <w:t>com.library</w:t>
-      </w:r>
-      <w:proofErr w:type="gramEnd"/>
-      <w:r>
-        <w:t>.</w:t>
-      </w:r>
-      <w:proofErr w:type="gramStart"/>
-      <w:r>
-        <w:t>libman.integration</w:t>
-      </w:r>
-      <w:proofErr w:type="gramEnd"/>
-      <w:r>
-        <w:t>.LibraryManagementIntegrationTest</w:t>
-      </w:r>
-      <w:proofErr w:type="spellEnd"/>
     </w:p>
     <w:p>
       <w:r>
-        <w:t xml:space="preserve">[INFO] Running </w:t>
+        <w:t>[INFO] Running com.library.libman.service.BookServiceTest</w:t>
       </w:r>
-      <w:proofErr w:type="spellStart"/>
-      <w:proofErr w:type="gramStart"/>
-      <w:r>
-        <w:t>com.library</w:t>
-      </w:r>
-      <w:proofErr w:type="gramEnd"/>
-      <w:r>
-        <w:t>.</w:t>
-      </w:r>
-      <w:proofErr w:type="gramStart"/>
-      <w:r>
-        <w:t>libman.service</w:t>
-      </w:r>
-      <w:proofErr w:type="gramEnd"/>
-      <w:r>
-        <w:t>.BookServiceTest</w:t>
-      </w:r>
-      <w:proofErr w:type="spellEnd"/>
     </w:p>
     <w:p>
       <w:r>
-        <w:t xml:space="preserve">[INFO] Tests run: 5, Failures: 0, Errors: 0, Skipped: 0, Time elapsed: 0.242 s - in </w:t>
+        <w:t>[INFO] Tests run: 5, Failures: 0, Errors: 0, Skipped: 0, Time elapsed: 0.279 s - in com.library.libman.service.BookServiceTest</w:t>
       </w:r>
-      <w:proofErr w:type="spellStart"/>
-      <w:proofErr w:type="gramStart"/>
-      <w:r>
-        <w:t>com.library</w:t>
-      </w:r>
-      <w:proofErr w:type="gramEnd"/>
-      <w:r>
-        <w:t>.</w:t>
-      </w:r>
-      <w:proofErr w:type="gramStart"/>
-      <w:r>
-        <w:t>libman.service</w:t>
-      </w:r>
-      <w:proofErr w:type="gramEnd"/>
-      <w:r>
-        <w:t>.BookServiceTest</w:t>
-      </w:r>
-      <w:proofErr w:type="spellEnd"/>
     </w:p>
     <w:p>
       <w:r>
-        <w:t xml:space="preserve">[INFO] Running </w:t>
+        <w:t>[INFO] Running com.library.libman.service.BorrowRequestServiceTest</w:t>
       </w:r>
-      <w:proofErr w:type="spellStart"/>
-      <w:proofErr w:type="gramStart"/>
-      <w:r>
-        <w:t>com.library</w:t>
-      </w:r>
-      <w:proofErr w:type="gramEnd"/>
-      <w:r>
-        <w:t>.</w:t>
-      </w:r>
-      <w:proofErr w:type="gramStart"/>
-      <w:r>
-        <w:t>libman.service</w:t>
-      </w:r>
-      <w:proofErr w:type="gramEnd"/>
-      <w:r>
-        <w:t>.BorrowRequestServiceTest</w:t>
-      </w:r>
-      <w:proofErr w:type="spellEnd"/>
     </w:p>
     <w:p>
       <w:r>
-        <w:t xml:space="preserve">[INFO] Tests run: 11, Failures: 0, Errors: 0, Skipped: 0, Time elapsed: 0.295 s - in </w:t>
+        <w:t>[INFO] Tests run: 11, Failures: 0, Errors: 0, Skipped: 0, Time elapsed: 0.471 s - in com.library.libman.service.BorrowRequestServiceTest</w:t>
       </w:r>
-      <w:proofErr w:type="spellStart"/>
-      <w:proofErr w:type="gramStart"/>
-      <w:r>
-        <w:t>com.library</w:t>
-      </w:r>
-      <w:proofErr w:type="gramEnd"/>
-      <w:r>
-        <w:t>.</w:t>
-      </w:r>
-      <w:proofErr w:type="gramStart"/>
-      <w:r>
-        <w:t>libman.service</w:t>
-      </w:r>
-      <w:proofErr w:type="gramEnd"/>
-      <w:r>
-        <w:t>.BorrowRequestServiceTest</w:t>
-      </w:r>
-      <w:proofErr w:type="spellEnd"/>
     </w:p>
     <w:p>
       <w:r>
-        <w:t xml:space="preserve">[INFO] Running </w:t>
+        <w:t>[INFO] Running com.library.libman.service.BorrowServiceTest</w:t>
       </w:r>
-      <w:proofErr w:type="spellStart"/>
-      <w:proofErr w:type="gramStart"/>
-      <w:r>
-        <w:t>com.library</w:t>
-      </w:r>
-      <w:proofErr w:type="gramEnd"/>
-      <w:r>
-        <w:t>.</w:t>
-      </w:r>
-      <w:proofErr w:type="gramStart"/>
-      <w:r>
-        <w:t>libman.service</w:t>
-      </w:r>
-      <w:proofErr w:type="gramEnd"/>
-      <w:r>
-        <w:t>.BorrowServiceTest</w:t>
-      </w:r>
-      <w:proofErr w:type="spellEnd"/>
     </w:p>
     <w:p>
       <w:r>
-        <w:t xml:space="preserve">[INFO] Tests run: 8, Failures: 0, Errors: 0, Skipped: 0, Time elapsed: 0.016 s - in </w:t>
+        <w:t>[INFO] Tests run: 8, Failures: 0, Errors: 0, Skipped: 0, Time elapsed: 0.033 s - in com.library.libman.service.BorrowServiceTest</w:t>
       </w:r>
-      <w:proofErr w:type="spellStart"/>
-      <w:proofErr w:type="gramStart"/>
-      <w:r>
-        <w:t>com.library</w:t>
-      </w:r>
-      <w:proofErr w:type="gramEnd"/>
-      <w:r>
-        <w:t>.</w:t>
-      </w:r>
-      <w:proofErr w:type="gramStart"/>
-      <w:r>
-        <w:t>libman.service</w:t>
-      </w:r>
-      <w:proofErr w:type="gramEnd"/>
-      <w:r>
-        <w:t>.BorrowServiceTest</w:t>
-      </w:r>
-      <w:proofErr w:type="spellEnd"/>
     </w:p>
     <w:p>
       <w:r>
-        <w:t xml:space="preserve">[INFO] Running </w:t>
+        <w:t>[INFO] Running com.library.libman.service.ProfileUpdateRequestServiceTest</w:t>
       </w:r>
-      <w:proofErr w:type="spellStart"/>
-      <w:proofErr w:type="gramStart"/>
-      <w:r>
-        <w:t>com.library</w:t>
-      </w:r>
-      <w:proofErr w:type="gramEnd"/>
-      <w:r>
-        <w:t>.</w:t>
-      </w:r>
-      <w:proofErr w:type="gramStart"/>
-      <w:r>
-        <w:t>libman.service</w:t>
-      </w:r>
-      <w:proofErr w:type="gramEnd"/>
-      <w:r>
-        <w:t>.ProfileUpdateRequestServiceTest</w:t>
-      </w:r>
-      <w:proofErr w:type="spellEnd"/>
     </w:p>
     <w:p>
       <w:r>
-        <w:t xml:space="preserve">[INFO] Tests run: 10, Failures: 0, Errors: 0, Skipped: 0, Time elapsed: 0.131 s - in </w:t>
+        <w:t>[INFO] Tests run: 10, Failures: 0, Errors: 0, Skipped: 0, Time elapsed: 0.198 s - in com.library.libman.service.ProfileUpdateRequestServiceTest</w:t>
       </w:r>
-      <w:proofErr w:type="spellStart"/>
-      <w:proofErr w:type="gramStart"/>
-      <w:r>
-        <w:t>com.library</w:t>
-      </w:r>
-      <w:proofErr w:type="gramEnd"/>
-      <w:r>
-        <w:t>.</w:t>
-      </w:r>
-      <w:proofErr w:type="gramStart"/>
-      <w:r>
-        <w:t>libman.service</w:t>
-      </w:r>
-      <w:proofErr w:type="gramEnd"/>
-      <w:r>
-        <w:t>.ProfileUpdateRequestServiceTest</w:t>
-      </w:r>
-      <w:proofErr w:type="spellEnd"/>
     </w:p>
     <w:p>
       <w:r>
-        <w:t xml:space="preserve">[INFO] Running </w:t>
+        <w:t>[INFO] Running com.library.libman.service.UserServiceTest</w:t>
       </w:r>
-      <w:proofErr w:type="spellStart"/>
-      <w:proofErr w:type="gramStart"/>
-      <w:r>
-        <w:t>com.library</w:t>
-      </w:r>
-      <w:proofErr w:type="gramEnd"/>
-      <w:r>
-        <w:t>.</w:t>
-      </w:r>
-      <w:proofErr w:type="gramStart"/>
-      <w:r>
-        <w:t>libman.service</w:t>
-      </w:r>
-      <w:proofErr w:type="gramEnd"/>
-      <w:r>
-        <w:t>.UserServiceTest</w:t>
-      </w:r>
-      <w:proofErr w:type="spellEnd"/>
     </w:p>
     <w:p>
       <w:r>
-        <w:t xml:space="preserve">[INFO] Tests run: 3, Failures: 0, Errors: 0, Skipped: 0, Time elapsed: 0.008 s - in </w:t>
+        <w:t>[INFO] Tests run: 3, Failures: 0, Errors: 0, Skipped: 0, Time elapsed: 0.009 s - in com.library.libman.service.UserServiceTest</w:t>
       </w:r>
-      <w:proofErr w:type="spellStart"/>
-      <w:proofErr w:type="gramStart"/>
-      <w:r>
-        <w:t>com.library</w:t>
-      </w:r>
-      <w:proofErr w:type="gramEnd"/>
-      <w:r>
-        <w:t>.</w:t>
-      </w:r>
-      <w:proofErr w:type="gramStart"/>
-      <w:r>
-        <w:t>libman.service</w:t>
-      </w:r>
-      <w:proofErr w:type="gramEnd"/>
-      <w:r>
-        <w:t>.UserServiceTest</w:t>
-      </w:r>
-      <w:proofErr w:type="spellEnd"/>
     </w:p>
     <w:p>
       <w:r>
@@ -5861,7 +1375,7 @@
     </w:p>
     <w:p>
       <w:r>
-        <w:t>[INFO] Tests run: 94, Failures: 0, Errors: 0, Skipped: 0</w:t>
+        <w:t>[INFO] Tests run: 102, Failures: 0, Errors: 0, Skipped: 0</w:t>
       </w:r>
     </w:p>
     <w:p>
@@ -5876,36 +1390,13 @@
     </w:p>
     <w:p>
       <w:r>
-        <w:t>[INFO] --- jacoco:0.8.</w:t>
-      </w:r>
-      <w:proofErr w:type="gramStart"/>
-      <w:r>
-        <w:t>11:report</w:t>
-      </w:r>
-      <w:proofErr w:type="gramEnd"/>
-      <w:r>
-        <w:t xml:space="preserve"> (</w:t>
-      </w:r>
-      <w:proofErr w:type="gramStart"/>
-      <w:r>
-        <w:t>report) @</w:t>
-      </w:r>
-      <w:proofErr w:type="gramEnd"/>
-      <w:r>
-        <w:t xml:space="preserve"> </w:t>
-      </w:r>
-      <w:proofErr w:type="spellStart"/>
-      <w:r>
-        <w:t>libman</w:t>
-      </w:r>
-      <w:proofErr w:type="spellEnd"/>
-      <w:r>
-        <w:t xml:space="preserve"> ---</w:t>
+        <w:t>[INFO] --- jacoco:0.8.11:report (report) @ libman ---</w:t>
       </w:r>
     </w:p>
     <w:p>
       <w:r>
-        <w:t>[INFO] Loading execution data file C:\Users\ASUS\LibMan\backend\target\jacoco.exec</w:t>
+        <w:lastRenderedPageBreak/>
+        <w:t>[INFO] Loading execution data file C:\Users\kaanb\Desktop\481\LibMan\backend\target\jacoco.exec</w:t>
       </w:r>
     </w:p>
     <w:p>
@@ -5915,78 +1406,62 @@
     </w:p>
     <w:p>
       <w:r>
-        <w:t>[INFO</w:t>
-      </w:r>
-      <w:proofErr w:type="gramStart"/>
-      <w:r>
-        <w:t>] -</w:t>
-      </w:r>
-      <w:proofErr w:type="gramEnd"/>
-      <w:r>
-        <w:t>-----------------------------------------------------------------------</w:t>
+        <w:t xml:space="preserve">[INFO] </w:t>
       </w:r>
     </w:p>
     <w:p>
       <w:r>
-        <w:lastRenderedPageBreak/>
+        <w:t>[INFO] --- jacoco:0.8.11:report (default-cli) @ libman ---</w:t>
+      </w:r>
+    </w:p>
+    <w:p>
+      <w:r>
+        <w:t>[INFO] Loading execution data file C:\Users\kaanb\Desktop\481\LibMan\backend\target\jacoco.exec</w:t>
+      </w:r>
+    </w:p>
+    <w:p>
+      <w:r>
+        <w:t>[INFO] Analyzed bundle 'Library Management System' with 21 classes</w:t>
+      </w:r>
+    </w:p>
+    <w:p>
+      <w:r>
+        <w:t>[INFO] ------------------------------------------------------------------------</w:t>
+      </w:r>
+    </w:p>
+    <w:p>
+      <w:r>
         <w:t>[INFO] BUILD SUCCESS</w:t>
       </w:r>
     </w:p>
     <w:p>
       <w:r>
-        <w:t>[INFO</w:t>
-      </w:r>
-      <w:proofErr w:type="gramStart"/>
-      <w:r>
-        <w:t>] -</w:t>
-      </w:r>
-      <w:proofErr w:type="gramEnd"/>
-      <w:r>
-        <w:t>-----------------------------------------------------------------------</w:t>
+        <w:t>[INFO] ------------------------------------------------------------------------</w:t>
       </w:r>
     </w:p>
     <w:p>
       <w:r>
-        <w:t>[INFO] Total time</w:t>
-      </w:r>
-      <w:proofErr w:type="gramStart"/>
-      <w:r>
-        <w:t>:  30.096</w:t>
-      </w:r>
-      <w:proofErr w:type="gramEnd"/>
-      <w:r>
-        <w:t xml:space="preserve"> s</w:t>
+        <w:t>[INFO] Total time:  46.287 s</w:t>
       </w:r>
     </w:p>
     <w:p>
       <w:r>
-        <w:t>[INFO] Finished at: 2025-12-03T18:16:56+03:00</w:t>
+        <w:t>[INFO] Finished at: 2025-12-03T20:35:16+03:00</w:t>
       </w:r>
     </w:p>
     <w:p>
       <w:r>
-        <w:t>[INFO</w:t>
-      </w:r>
-      <w:proofErr w:type="gramStart"/>
-      <w:r>
-        <w:t>] -</w:t>
-      </w:r>
-      <w:proofErr w:type="gramEnd"/>
-      <w:r>
-        <w:t>-----------------------------------------------------------------------</w:t>
+        <w:t>[INFO] ------------------------------------------------------------------------</w:t>
       </w:r>
     </w:p>
     <w:p/>
     <w:p>
       <w:r>
-        <w:rPr>
-          <w:noProof/>
-        </w:rPr>
         <w:drawing>
-          <wp:inline distT="0" distB="0" distL="0" distR="0" wp14:anchorId="3E9C74CE" wp14:editId="2FFA1A1F">
-            <wp:extent cx="6361041" cy="1659466"/>
-            <wp:effectExtent l="0" t="0" r="1905" b="0"/>
-            <wp:docPr id="938957381" name="Picture 1" descr="A screenshot of a computer&#10;&#10;AI-generated content may be incorrect."/>
+          <wp:inline distT="0" distB="0" distL="0" distR="0" wp14:anchorId="2B5E5D22" wp14:editId="70269803">
+            <wp:extent cx="6134241" cy="1539240"/>
+            <wp:effectExtent l="0" t="0" r="0" b="3810"/>
+            <wp:docPr id="1302299780" name="Resim 1" descr="metin, sayı, numara, yazı tipi, çizgi içeren bir resim"/>
             <wp:cNvGraphicFramePr>
               <a:graphicFrameLocks xmlns:a="http://schemas.openxmlformats.org/drawingml/2006/main" noChangeAspect="1"/>
             </wp:cNvGraphicFramePr>
@@ -5994,7 +1469,7 @@
               <a:graphicData uri="http://schemas.openxmlformats.org/drawingml/2006/picture">
                 <pic:pic xmlns:pic="http://schemas.openxmlformats.org/drawingml/2006/picture">
                   <pic:nvPicPr>
-                    <pic:cNvPr id="938957381" name="Picture 1" descr="A screenshot of a computer&#10;&#10;AI-generated content may be incorrect."/>
+                    <pic:cNvPr id="1302299780" name="Resim 1" descr="metin, sayı, numara, yazı tipi, çizgi içeren bir resim"/>
                     <pic:cNvPicPr/>
                   </pic:nvPicPr>
                   <pic:blipFill>
@@ -6006,7 +1481,7 @@
                   <pic:spPr>
                     <a:xfrm>
                       <a:off x="0" y="0"/>
-                      <a:ext cx="6384768" cy="1665656"/>
+                      <a:ext cx="6140238" cy="1540745"/>
                     </a:xfrm>
                     <a:prstGeom prst="rect">
                       <a:avLst/>
@@ -6021,7 +1496,32 @@
     </w:p>
     <w:p>
       <w:pPr>
-        <w:pStyle w:val="Heading2"/>
+        <w:pStyle w:val="Balk2"/>
+      </w:pPr>
+    </w:p>
+    <w:p>
+      <w:pPr>
+        <w:pStyle w:val="Balk2"/>
+      </w:pPr>
+    </w:p>
+    <w:p>
+      <w:pPr>
+        <w:pStyle w:val="Balk2"/>
+      </w:pPr>
+    </w:p>
+    <w:p>
+      <w:pPr>
+        <w:pStyle w:val="Balk2"/>
+      </w:pPr>
+    </w:p>
+    <w:p>
+      <w:pPr>
+        <w:pStyle w:val="Balk2"/>
+      </w:pPr>
+    </w:p>
+    <w:p>
+      <w:pPr>
+        <w:pStyle w:val="Balk2"/>
       </w:pPr>
       <w:r>
         <w:t>6. Task Matrix</w:t>
@@ -6070,23 +1570,13 @@
                 <w:lang w:val="tr-TR"/>
               </w:rPr>
             </w:pPr>
-            <w:proofErr w:type="spellStart"/>
             <w:r>
               <w:rPr>
                 <w:b/>
                 <w:bCs/>
                 <w:lang w:val="tr-TR"/>
               </w:rPr>
-              <w:t>Task</w:t>
-            </w:r>
-            <w:proofErr w:type="spellEnd"/>
-            <w:r>
-              <w:rPr>
-                <w:b/>
-                <w:bCs/>
-                <w:lang w:val="tr-TR"/>
-              </w:rPr>
-              <w:t xml:space="preserve"> / Activity</w:t>
+              <w:t>Task / Activity</w:t>
             </w:r>
           </w:p>
         </w:tc>
@@ -6225,34 +1715,14 @@
                 <w:lang w:val="tr-TR"/>
               </w:rPr>
             </w:pPr>
-            <w:proofErr w:type="spellStart"/>
             <w:r>
               <w:rPr>
                 <w:b/>
                 <w:bCs/>
                 <w:lang w:val="tr-TR"/>
               </w:rPr>
-              <w:t>Preparation</w:t>
+              <w:t>Preparation of test scenarios</w:t>
             </w:r>
-            <w:proofErr w:type="spellEnd"/>
-            <w:r>
-              <w:rPr>
-                <w:b/>
-                <w:bCs/>
-                <w:lang w:val="tr-TR"/>
-              </w:rPr>
-              <w:t xml:space="preserve"> of test </w:t>
-            </w:r>
-            <w:proofErr w:type="spellStart"/>
-            <w:r>
-              <w:rPr>
-                <w:b/>
-                <w:bCs/>
-                <w:lang w:val="tr-TR"/>
-              </w:rPr>
-              <w:t>scenarios</w:t>
-            </w:r>
-            <w:proofErr w:type="spellEnd"/>
           </w:p>
         </w:tc>
         <w:tc>
@@ -6366,23 +1836,13 @@
                 <w:lang w:val="tr-TR"/>
               </w:rPr>
             </w:pPr>
-            <w:proofErr w:type="spellStart"/>
             <w:r>
               <w:rPr>
                 <w:b/>
                 <w:bCs/>
                 <w:lang w:val="tr-TR"/>
               </w:rPr>
-              <w:t>Execution</w:t>
-            </w:r>
-            <w:proofErr w:type="spellEnd"/>
-            <w:r>
-              <w:rPr>
-                <w:b/>
-                <w:bCs/>
-                <w:lang w:val="tr-TR"/>
-              </w:rPr>
-              <w:t xml:space="preserve"> of AT1 (Login)</w:t>
+              <w:t>Execution of AT1 (Login)</w:t>
             </w:r>
           </w:p>
         </w:tc>
@@ -6505,41 +1965,13 @@
                 <w:lang w:val="tr-TR"/>
               </w:rPr>
             </w:pPr>
-            <w:proofErr w:type="spellStart"/>
             <w:r>
               <w:rPr>
                 <w:b/>
                 <w:bCs/>
                 <w:lang w:val="tr-TR"/>
               </w:rPr>
-              <w:t>Execution</w:t>
-            </w:r>
-            <w:proofErr w:type="spellEnd"/>
-            <w:r>
-              <w:rPr>
-                <w:b/>
-                <w:bCs/>
-                <w:lang w:val="tr-TR"/>
-              </w:rPr>
-              <w:t xml:space="preserve"> of AT2 (</w:t>
-            </w:r>
-            <w:proofErr w:type="spellStart"/>
-            <w:r>
-              <w:rPr>
-                <w:b/>
-                <w:bCs/>
-                <w:lang w:val="tr-TR"/>
-              </w:rPr>
-              <w:t>Search</w:t>
-            </w:r>
-            <w:proofErr w:type="spellEnd"/>
-            <w:r>
-              <w:rPr>
-                <w:b/>
-                <w:bCs/>
-                <w:lang w:val="tr-TR"/>
-              </w:rPr>
-              <w:t>)</w:t>
+              <w:t>Execution of AT2 (Search)</w:t>
             </w:r>
           </w:p>
         </w:tc>
@@ -6662,41 +2094,13 @@
                 <w:lang w:val="tr-TR"/>
               </w:rPr>
             </w:pPr>
-            <w:proofErr w:type="spellStart"/>
             <w:r>
               <w:rPr>
                 <w:b/>
                 <w:bCs/>
                 <w:lang w:val="tr-TR"/>
               </w:rPr>
-              <w:t>Execution</w:t>
-            </w:r>
-            <w:proofErr w:type="spellEnd"/>
-            <w:r>
-              <w:rPr>
-                <w:b/>
-                <w:bCs/>
-                <w:lang w:val="tr-TR"/>
-              </w:rPr>
-              <w:t xml:space="preserve"> of AT3 (</w:t>
-            </w:r>
-            <w:proofErr w:type="spellStart"/>
-            <w:r>
-              <w:rPr>
-                <w:b/>
-                <w:bCs/>
-                <w:lang w:val="tr-TR"/>
-              </w:rPr>
-              <w:t>Borrow</w:t>
-            </w:r>
-            <w:proofErr w:type="spellEnd"/>
-            <w:r>
-              <w:rPr>
-                <w:b/>
-                <w:bCs/>
-                <w:lang w:val="tr-TR"/>
-              </w:rPr>
-              <w:t>)</w:t>
+              <w:t>Execution of AT3 (Borrow)</w:t>
             </w:r>
           </w:p>
         </w:tc>
@@ -6827,41 +2231,13 @@
                 <w:lang w:val="tr-TR"/>
               </w:rPr>
             </w:pPr>
-            <w:proofErr w:type="spellStart"/>
             <w:r>
               <w:rPr>
                 <w:b/>
                 <w:bCs/>
                 <w:lang w:val="tr-TR"/>
               </w:rPr>
-              <w:t>Execution</w:t>
-            </w:r>
-            <w:proofErr w:type="spellEnd"/>
-            <w:r>
-              <w:rPr>
-                <w:b/>
-                <w:bCs/>
-                <w:lang w:val="tr-TR"/>
-              </w:rPr>
-              <w:t xml:space="preserve"> of AT4 (Admin </w:t>
-            </w:r>
-            <w:proofErr w:type="spellStart"/>
-            <w:r>
-              <w:rPr>
-                <w:b/>
-                <w:bCs/>
-                <w:lang w:val="tr-TR"/>
-              </w:rPr>
-              <w:t>Add</w:t>
-            </w:r>
-            <w:proofErr w:type="spellEnd"/>
-            <w:r>
-              <w:rPr>
-                <w:b/>
-                <w:bCs/>
-                <w:lang w:val="tr-TR"/>
-              </w:rPr>
-              <w:t>)</w:t>
+              <w:t>Execution of AT4 (Admin Add)</w:t>
             </w:r>
           </w:p>
         </w:tc>
@@ -6984,41 +2360,13 @@
                 <w:lang w:val="tr-TR"/>
               </w:rPr>
             </w:pPr>
-            <w:proofErr w:type="spellStart"/>
             <w:r>
               <w:rPr>
                 <w:b/>
                 <w:bCs/>
                 <w:lang w:val="tr-TR"/>
               </w:rPr>
-              <w:t>Compilation</w:t>
-            </w:r>
-            <w:proofErr w:type="spellEnd"/>
-            <w:r>
-              <w:rPr>
-                <w:b/>
-                <w:bCs/>
-                <w:lang w:val="tr-TR"/>
-              </w:rPr>
-              <w:t xml:space="preserve"> of Test </w:t>
-            </w:r>
-            <w:proofErr w:type="spellStart"/>
-            <w:r>
-              <w:rPr>
-                <w:b/>
-                <w:bCs/>
-                <w:lang w:val="tr-TR"/>
-              </w:rPr>
-              <w:t>Results</w:t>
-            </w:r>
-            <w:proofErr w:type="spellEnd"/>
-            <w:r>
-              <w:rPr>
-                <w:b/>
-                <w:bCs/>
-                <w:lang w:val="tr-TR"/>
-              </w:rPr>
-              <w:t xml:space="preserve"> Report</w:t>
+              <w:t>Compilation of Test Results Report</w:t>
             </w:r>
           </w:p>
         </w:tc>
@@ -7133,34 +2481,14 @@
                 <w:lang w:val="tr-TR"/>
               </w:rPr>
             </w:pPr>
-            <w:proofErr w:type="spellStart"/>
             <w:r>
               <w:rPr>
                 <w:b/>
                 <w:bCs/>
                 <w:lang w:val="tr-TR"/>
               </w:rPr>
-              <w:t>Review</w:t>
+              <w:t>Review &amp; Approval</w:t>
             </w:r>
-            <w:proofErr w:type="spellEnd"/>
-            <w:r>
-              <w:rPr>
-                <w:b/>
-                <w:bCs/>
-                <w:lang w:val="tr-TR"/>
-              </w:rPr>
-              <w:t xml:space="preserve"> &amp; </w:t>
-            </w:r>
-            <w:proofErr w:type="spellStart"/>
-            <w:r>
-              <w:rPr>
-                <w:b/>
-                <w:bCs/>
-                <w:lang w:val="tr-TR"/>
-              </w:rPr>
-              <w:t>Approval</w:t>
-            </w:r>
-            <w:proofErr w:type="spellEnd"/>
           </w:p>
         </w:tc>
         <w:tc>
@@ -7331,7 +2659,7 @@
     <w:lvl w:ilvl="0">
       <w:start w:val="1"/>
       <w:numFmt w:val="decimal"/>
-      <w:pStyle w:val="ListNumber3"/>
+      <w:pStyle w:val="ListeNumaras3"/>
       <w:lvlText w:val="%1."/>
       <w:lvlJc w:val="left"/>
       <w:pPr>
@@ -7349,7 +2677,7 @@
     <w:lvl w:ilvl="0">
       <w:start w:val="1"/>
       <w:numFmt w:val="decimal"/>
-      <w:pStyle w:val="ListNumber2"/>
+      <w:pStyle w:val="ListeNumaras2"/>
       <w:lvlText w:val="%1."/>
       <w:lvlJc w:val="left"/>
       <w:pPr>
@@ -7387,7 +2715,7 @@
     <w:lvl w:ilvl="0">
       <w:start w:val="1"/>
       <w:numFmt w:val="bullet"/>
-      <w:pStyle w:val="ListBullet3"/>
+      <w:pStyle w:val="ListeMaddemi3"/>
       <w:lvlText w:val=""/>
       <w:lvlJc w:val="left"/>
       <w:pPr>
@@ -7408,7 +2736,7 @@
     <w:lvl w:ilvl="0">
       <w:start w:val="1"/>
       <w:numFmt w:val="bullet"/>
-      <w:pStyle w:val="ListBullet2"/>
+      <w:pStyle w:val="ListeMaddemi2"/>
       <w:lvlText w:val=""/>
       <w:lvlJc w:val="left"/>
       <w:pPr>
@@ -7429,7 +2757,7 @@
     <w:lvl w:ilvl="0">
       <w:start w:val="1"/>
       <w:numFmt w:val="decimal"/>
-      <w:pStyle w:val="ListNumber"/>
+      <w:pStyle w:val="ListeNumaras"/>
       <w:lvlText w:val="%1."/>
       <w:lvlJc w:val="left"/>
       <w:pPr>
@@ -7447,7 +2775,7 @@
     <w:lvl w:ilvl="0">
       <w:start w:val="1"/>
       <w:numFmt w:val="bullet"/>
-      <w:pStyle w:val="ListBullet"/>
+      <w:pStyle w:val="ListeMaddemi"/>
       <w:lvlText w:val=""/>
       <w:lvlJc w:val="left"/>
       <w:pPr>
@@ -7882,11 +3210,11 @@
     <w:qFormat/>
     <w:rsid w:val="00FC693F"/>
   </w:style>
-  <w:style w:type="paragraph" w:styleId="Heading1">
+  <w:style w:type="paragraph" w:styleId="Balk1">
     <w:name w:val="heading 1"/>
     <w:basedOn w:val="Normal"/>
     <w:next w:val="Normal"/>
-    <w:link w:val="Heading1Char"/>
+    <w:link w:val="Balk1Char"/>
     <w:uiPriority w:val="9"/>
     <w:qFormat/>
     <w:rsid w:val="00FC693F"/>
@@ -7905,11 +3233,11 @@
       <w:szCs w:val="28"/>
     </w:rPr>
   </w:style>
-  <w:style w:type="paragraph" w:styleId="Heading2">
+  <w:style w:type="paragraph" w:styleId="Balk2">
     <w:name w:val="heading 2"/>
     <w:basedOn w:val="Normal"/>
     <w:next w:val="Normal"/>
-    <w:link w:val="Heading2Char"/>
+    <w:link w:val="Balk2Char"/>
     <w:uiPriority w:val="9"/>
     <w:unhideWhenUsed/>
     <w:qFormat/>
@@ -7929,11 +3257,11 @@
       <w:szCs w:val="26"/>
     </w:rPr>
   </w:style>
-  <w:style w:type="paragraph" w:styleId="Heading3">
+  <w:style w:type="paragraph" w:styleId="Balk3">
     <w:name w:val="heading 3"/>
     <w:basedOn w:val="Normal"/>
     <w:next w:val="Normal"/>
-    <w:link w:val="Heading3Char"/>
+    <w:link w:val="Balk3Char"/>
     <w:uiPriority w:val="9"/>
     <w:unhideWhenUsed/>
     <w:qFormat/>
@@ -7951,11 +3279,11 @@
       <w:color w:val="4F81BD" w:themeColor="accent1"/>
     </w:rPr>
   </w:style>
-  <w:style w:type="paragraph" w:styleId="Heading4">
+  <w:style w:type="paragraph" w:styleId="Balk4">
     <w:name w:val="heading 4"/>
     <w:basedOn w:val="Normal"/>
     <w:next w:val="Normal"/>
-    <w:link w:val="Heading4Char"/>
+    <w:link w:val="Balk4Char"/>
     <w:uiPriority w:val="9"/>
     <w:semiHidden/>
     <w:unhideWhenUsed/>
@@ -7976,11 +3304,11 @@
       <w:color w:val="4F81BD" w:themeColor="accent1"/>
     </w:rPr>
   </w:style>
-  <w:style w:type="paragraph" w:styleId="Heading5">
+  <w:style w:type="paragraph" w:styleId="Balk5">
     <w:name w:val="heading 5"/>
     <w:basedOn w:val="Normal"/>
     <w:next w:val="Normal"/>
-    <w:link w:val="Heading5Char"/>
+    <w:link w:val="Balk5Char"/>
     <w:uiPriority w:val="9"/>
     <w:semiHidden/>
     <w:unhideWhenUsed/>
@@ -7997,11 +3325,11 @@
       <w:color w:val="243F60" w:themeColor="accent1" w:themeShade="7F"/>
     </w:rPr>
   </w:style>
-  <w:style w:type="paragraph" w:styleId="Heading6">
+  <w:style w:type="paragraph" w:styleId="Balk6">
     <w:name w:val="heading 6"/>
     <w:basedOn w:val="Normal"/>
     <w:next w:val="Normal"/>
-    <w:link w:val="Heading6Char"/>
+    <w:link w:val="Balk6Char"/>
     <w:uiPriority w:val="9"/>
     <w:semiHidden/>
     <w:unhideWhenUsed/>
@@ -8020,11 +3348,11 @@
       <w:color w:val="243F60" w:themeColor="accent1" w:themeShade="7F"/>
     </w:rPr>
   </w:style>
-  <w:style w:type="paragraph" w:styleId="Heading7">
+  <w:style w:type="paragraph" w:styleId="Balk7">
     <w:name w:val="heading 7"/>
     <w:basedOn w:val="Normal"/>
     <w:next w:val="Normal"/>
-    <w:link w:val="Heading7Char"/>
+    <w:link w:val="Balk7Char"/>
     <w:uiPriority w:val="9"/>
     <w:semiHidden/>
     <w:unhideWhenUsed/>
@@ -8043,11 +3371,11 @@
       <w:color w:val="404040" w:themeColor="text1" w:themeTint="BF"/>
     </w:rPr>
   </w:style>
-  <w:style w:type="paragraph" w:styleId="Heading8">
+  <w:style w:type="paragraph" w:styleId="Balk8">
     <w:name w:val="heading 8"/>
     <w:basedOn w:val="Normal"/>
     <w:next w:val="Normal"/>
-    <w:link w:val="Heading8Char"/>
+    <w:link w:val="Balk8Char"/>
     <w:uiPriority w:val="9"/>
     <w:semiHidden/>
     <w:unhideWhenUsed/>
@@ -8066,11 +3394,11 @@
       <w:szCs w:val="20"/>
     </w:rPr>
   </w:style>
-  <w:style w:type="paragraph" w:styleId="Heading9">
+  <w:style w:type="paragraph" w:styleId="Balk9">
     <w:name w:val="heading 9"/>
     <w:basedOn w:val="Normal"/>
     <w:next w:val="Normal"/>
-    <w:link w:val="Heading9Char"/>
+    <w:link w:val="Balk9Char"/>
     <w:uiPriority w:val="9"/>
     <w:semiHidden/>
     <w:unhideWhenUsed/>
@@ -8091,12 +3419,13 @@
       <w:szCs w:val="20"/>
     </w:rPr>
   </w:style>
-  <w:style w:type="character" w:default="1" w:styleId="DefaultParagraphFont">
+  <w:style w:type="character" w:default="1" w:styleId="VarsaylanParagrafYazTipi">
     <w:name w:val="Default Paragraph Font"/>
     <w:uiPriority w:val="1"/>
+    <w:semiHidden/>
     <w:unhideWhenUsed/>
   </w:style>
-  <w:style w:type="table" w:default="1" w:styleId="TableNormal">
+  <w:style w:type="table" w:default="1" w:styleId="NormalTablo">
     <w:name w:val="Normal Table"/>
     <w:uiPriority w:val="99"/>
     <w:semiHidden/>
@@ -8111,16 +3440,16 @@
       </w:tblCellMar>
     </w:tblPr>
   </w:style>
-  <w:style w:type="numbering" w:default="1" w:styleId="NoList">
+  <w:style w:type="numbering" w:default="1" w:styleId="ListeYok">
     <w:name w:val="No List"/>
     <w:uiPriority w:val="99"/>
     <w:semiHidden/>
     <w:unhideWhenUsed/>
   </w:style>
-  <w:style w:type="paragraph" w:styleId="Header">
+  <w:style w:type="paragraph" w:styleId="stBilgi">
     <w:name w:val="header"/>
     <w:basedOn w:val="Normal"/>
-    <w:link w:val="HeaderChar"/>
+    <w:link w:val="stBilgiChar"/>
     <w:uiPriority w:val="99"/>
     <w:unhideWhenUsed/>
     <w:rsid w:val="00E618BF"/>
@@ -8132,17 +3461,17 @@
       <w:spacing w:after="0" w:line="240" w:lineRule="auto"/>
     </w:pPr>
   </w:style>
-  <w:style w:type="character" w:customStyle="1" w:styleId="HeaderChar">
-    <w:name w:val="Header Char"/>
-    <w:basedOn w:val="DefaultParagraphFont"/>
-    <w:link w:val="Header"/>
+  <w:style w:type="character" w:customStyle="1" w:styleId="stBilgiChar">
+    <w:name w:val="Üst Bilgi Char"/>
+    <w:basedOn w:val="VarsaylanParagrafYazTipi"/>
+    <w:link w:val="stBilgi"/>
     <w:uiPriority w:val="99"/>
     <w:rsid w:val="00E618BF"/>
   </w:style>
-  <w:style w:type="paragraph" w:styleId="Footer">
+  <w:style w:type="paragraph" w:styleId="AltBilgi">
     <w:name w:val="footer"/>
     <w:basedOn w:val="Normal"/>
-    <w:link w:val="FooterChar"/>
+    <w:link w:val="AltBilgiChar"/>
     <w:uiPriority w:val="99"/>
     <w:unhideWhenUsed/>
     <w:rsid w:val="00E618BF"/>
@@ -8154,14 +3483,14 @@
       <w:spacing w:after="0" w:line="240" w:lineRule="auto"/>
     </w:pPr>
   </w:style>
-  <w:style w:type="character" w:customStyle="1" w:styleId="FooterChar">
-    <w:name w:val="Footer Char"/>
-    <w:basedOn w:val="DefaultParagraphFont"/>
-    <w:link w:val="Footer"/>
+  <w:style w:type="character" w:customStyle="1" w:styleId="AltBilgiChar">
+    <w:name w:val="Alt Bilgi Char"/>
+    <w:basedOn w:val="VarsaylanParagrafYazTipi"/>
+    <w:link w:val="AltBilgi"/>
     <w:uiPriority w:val="99"/>
     <w:rsid w:val="00E618BF"/>
   </w:style>
-  <w:style w:type="paragraph" w:styleId="NoSpacing">
+  <w:style w:type="paragraph" w:styleId="AralkYok">
     <w:name w:val="No Spacing"/>
     <w:uiPriority w:val="1"/>
     <w:qFormat/>
@@ -8170,10 +3499,10 @@
       <w:spacing w:after="0" w:line="240" w:lineRule="auto"/>
     </w:pPr>
   </w:style>
-  <w:style w:type="character" w:customStyle="1" w:styleId="Heading1Char">
-    <w:name w:val="Heading 1 Char"/>
-    <w:basedOn w:val="DefaultParagraphFont"/>
-    <w:link w:val="Heading1"/>
+  <w:style w:type="character" w:customStyle="1" w:styleId="Balk1Char">
+    <w:name w:val="Başlık 1 Char"/>
+    <w:basedOn w:val="VarsaylanParagrafYazTipi"/>
+    <w:link w:val="Balk1"/>
     <w:uiPriority w:val="9"/>
     <w:rsid w:val="00FC693F"/>
     <w:rPr>
@@ -8185,10 +3514,10 @@
       <w:szCs w:val="28"/>
     </w:rPr>
   </w:style>
-  <w:style w:type="character" w:customStyle="1" w:styleId="Heading2Char">
-    <w:name w:val="Heading 2 Char"/>
-    <w:basedOn w:val="DefaultParagraphFont"/>
-    <w:link w:val="Heading2"/>
+  <w:style w:type="character" w:customStyle="1" w:styleId="Balk2Char">
+    <w:name w:val="Başlık 2 Char"/>
+    <w:basedOn w:val="VarsaylanParagrafYazTipi"/>
+    <w:link w:val="Balk2"/>
     <w:uiPriority w:val="9"/>
     <w:rsid w:val="00FC693F"/>
     <w:rPr>
@@ -8200,10 +3529,10 @@
       <w:szCs w:val="26"/>
     </w:rPr>
   </w:style>
-  <w:style w:type="character" w:customStyle="1" w:styleId="Heading3Char">
-    <w:name w:val="Heading 3 Char"/>
-    <w:basedOn w:val="DefaultParagraphFont"/>
-    <w:link w:val="Heading3"/>
+  <w:style w:type="character" w:customStyle="1" w:styleId="Balk3Char">
+    <w:name w:val="Başlık 3 Char"/>
+    <w:basedOn w:val="VarsaylanParagrafYazTipi"/>
+    <w:link w:val="Balk3"/>
     <w:uiPriority w:val="9"/>
     <w:rsid w:val="00FC693F"/>
     <w:rPr>
@@ -8213,11 +3542,11 @@
       <w:color w:val="4F81BD" w:themeColor="accent1"/>
     </w:rPr>
   </w:style>
-  <w:style w:type="paragraph" w:styleId="Title">
+  <w:style w:type="paragraph" w:styleId="KonuBal">
     <w:name w:val="Title"/>
     <w:basedOn w:val="Normal"/>
     <w:next w:val="Normal"/>
-    <w:link w:val="TitleChar"/>
+    <w:link w:val="KonuBalChar"/>
     <w:uiPriority w:val="10"/>
     <w:qFormat/>
     <w:rsid w:val="00FC693F"/>
@@ -8237,10 +3566,10 @@
       <w:szCs w:val="52"/>
     </w:rPr>
   </w:style>
-  <w:style w:type="character" w:customStyle="1" w:styleId="TitleChar">
-    <w:name w:val="Title Char"/>
-    <w:basedOn w:val="DefaultParagraphFont"/>
-    <w:link w:val="Title"/>
+  <w:style w:type="character" w:customStyle="1" w:styleId="KonuBalChar">
+    <w:name w:val="Konu Başlığı Char"/>
+    <w:basedOn w:val="VarsaylanParagrafYazTipi"/>
+    <w:link w:val="KonuBal"/>
     <w:uiPriority w:val="10"/>
     <w:rsid w:val="00FC693F"/>
     <w:rPr>
@@ -8252,11 +3581,11 @@
       <w:szCs w:val="52"/>
     </w:rPr>
   </w:style>
-  <w:style w:type="paragraph" w:styleId="Subtitle">
+  <w:style w:type="paragraph" w:styleId="Altyaz">
     <w:name w:val="Subtitle"/>
     <w:basedOn w:val="Normal"/>
     <w:next w:val="Normal"/>
-    <w:link w:val="SubtitleChar"/>
+    <w:link w:val="AltyazChar"/>
     <w:uiPriority w:val="11"/>
     <w:qFormat/>
     <w:rsid w:val="00FC693F"/>
@@ -8275,10 +3604,10 @@
       <w:szCs w:val="24"/>
     </w:rPr>
   </w:style>
-  <w:style w:type="character" w:customStyle="1" w:styleId="SubtitleChar">
-    <w:name w:val="Subtitle Char"/>
-    <w:basedOn w:val="DefaultParagraphFont"/>
-    <w:link w:val="Subtitle"/>
+  <w:style w:type="character" w:customStyle="1" w:styleId="AltyazChar">
+    <w:name w:val="Altyazı Char"/>
+    <w:basedOn w:val="VarsaylanParagrafYazTipi"/>
+    <w:link w:val="Altyaz"/>
     <w:uiPriority w:val="11"/>
     <w:rsid w:val="00FC693F"/>
     <w:rPr>
@@ -8291,7 +3620,7 @@
       <w:szCs w:val="24"/>
     </w:rPr>
   </w:style>
-  <w:style w:type="paragraph" w:styleId="ListParagraph">
+  <w:style w:type="paragraph" w:styleId="ListeParagraf">
     <w:name w:val="List Paragraph"/>
     <w:basedOn w:val="Normal"/>
     <w:uiPriority w:val="34"/>
@@ -8302,10 +3631,10 @@
       <w:contextualSpacing/>
     </w:pPr>
   </w:style>
-  <w:style w:type="paragraph" w:styleId="BodyText">
+  <w:style w:type="paragraph" w:styleId="GvdeMetni">
     <w:name w:val="Body Text"/>
     <w:basedOn w:val="Normal"/>
-    <w:link w:val="BodyTextChar"/>
+    <w:link w:val="GvdeMetniChar"/>
     <w:uiPriority w:val="99"/>
     <w:unhideWhenUsed/>
     <w:rsid w:val="00AA1D8D"/>
@@ -8313,17 +3642,17 @@
       <w:spacing w:after="120"/>
     </w:pPr>
   </w:style>
-  <w:style w:type="character" w:customStyle="1" w:styleId="BodyTextChar">
-    <w:name w:val="Body Text Char"/>
-    <w:basedOn w:val="DefaultParagraphFont"/>
-    <w:link w:val="BodyText"/>
+  <w:style w:type="character" w:customStyle="1" w:styleId="GvdeMetniChar">
+    <w:name w:val="Gövde Metni Char"/>
+    <w:basedOn w:val="VarsaylanParagrafYazTipi"/>
+    <w:link w:val="GvdeMetni"/>
     <w:uiPriority w:val="99"/>
     <w:rsid w:val="00AA1D8D"/>
   </w:style>
-  <w:style w:type="paragraph" w:styleId="BodyText2">
+  <w:style w:type="paragraph" w:styleId="GvdeMetni2">
     <w:name w:val="Body Text 2"/>
     <w:basedOn w:val="Normal"/>
-    <w:link w:val="BodyText2Char"/>
+    <w:link w:val="GvdeMetni2Char"/>
     <w:uiPriority w:val="99"/>
     <w:unhideWhenUsed/>
     <w:rsid w:val="00AA1D8D"/>
@@ -8331,17 +3660,17 @@
       <w:spacing w:after="120" w:line="480" w:lineRule="auto"/>
     </w:pPr>
   </w:style>
-  <w:style w:type="character" w:customStyle="1" w:styleId="BodyText2Char">
-    <w:name w:val="Body Text 2 Char"/>
-    <w:basedOn w:val="DefaultParagraphFont"/>
-    <w:link w:val="BodyText2"/>
+  <w:style w:type="character" w:customStyle="1" w:styleId="GvdeMetni2Char">
+    <w:name w:val="Gövde Metni 2 Char"/>
+    <w:basedOn w:val="VarsaylanParagrafYazTipi"/>
+    <w:link w:val="GvdeMetni2"/>
     <w:uiPriority w:val="99"/>
     <w:rsid w:val="00AA1D8D"/>
   </w:style>
-  <w:style w:type="paragraph" w:styleId="BodyText3">
+  <w:style w:type="paragraph" w:styleId="GvdeMetni3">
     <w:name w:val="Body Text 3"/>
     <w:basedOn w:val="Normal"/>
-    <w:link w:val="BodyText3Char"/>
+    <w:link w:val="GvdeMetni3Char"/>
     <w:uiPriority w:val="99"/>
     <w:unhideWhenUsed/>
     <w:rsid w:val="00AA1D8D"/>
@@ -8353,10 +3682,10 @@
       <w:szCs w:val="16"/>
     </w:rPr>
   </w:style>
-  <w:style w:type="character" w:customStyle="1" w:styleId="BodyText3Char">
-    <w:name w:val="Body Text 3 Char"/>
-    <w:basedOn w:val="DefaultParagraphFont"/>
-    <w:link w:val="BodyText3"/>
+  <w:style w:type="character" w:customStyle="1" w:styleId="GvdeMetni3Char">
+    <w:name w:val="Gövde Metni 3 Char"/>
+    <w:basedOn w:val="VarsaylanParagrafYazTipi"/>
+    <w:link w:val="GvdeMetni3"/>
     <w:uiPriority w:val="99"/>
     <w:rsid w:val="00AA1D8D"/>
     <w:rPr>
@@ -8364,7 +3693,7 @@
       <w:szCs w:val="16"/>
     </w:rPr>
   </w:style>
-  <w:style w:type="paragraph" w:styleId="List">
+  <w:style w:type="paragraph" w:styleId="Liste">
     <w:name w:val="List"/>
     <w:basedOn w:val="Normal"/>
     <w:uiPriority w:val="99"/>
@@ -8375,7 +3704,7 @@
       <w:contextualSpacing/>
     </w:pPr>
   </w:style>
-  <w:style w:type="paragraph" w:styleId="List2">
+  <w:style w:type="paragraph" w:styleId="Liste2">
     <w:name w:val="List 2"/>
     <w:basedOn w:val="Normal"/>
     <w:uiPriority w:val="99"/>
@@ -8386,7 +3715,7 @@
       <w:contextualSpacing/>
     </w:pPr>
   </w:style>
-  <w:style w:type="paragraph" w:styleId="List3">
+  <w:style w:type="paragraph" w:styleId="Liste3">
     <w:name w:val="List 3"/>
     <w:basedOn w:val="Normal"/>
     <w:uiPriority w:val="99"/>
@@ -8397,7 +3726,7 @@
       <w:contextualSpacing/>
     </w:pPr>
   </w:style>
-  <w:style w:type="paragraph" w:styleId="ListBullet">
+  <w:style w:type="paragraph" w:styleId="ListeMaddemi">
     <w:name w:val="List Bullet"/>
     <w:basedOn w:val="Normal"/>
     <w:uiPriority w:val="99"/>
@@ -8410,7 +3739,7 @@
       <w:contextualSpacing/>
     </w:pPr>
   </w:style>
-  <w:style w:type="paragraph" w:styleId="ListBullet2">
+  <w:style w:type="paragraph" w:styleId="ListeMaddemi2">
     <w:name w:val="List Bullet 2"/>
     <w:basedOn w:val="Normal"/>
     <w:uiPriority w:val="99"/>
@@ -8423,7 +3752,7 @@
       <w:contextualSpacing/>
     </w:pPr>
   </w:style>
-  <w:style w:type="paragraph" w:styleId="ListBullet3">
+  <w:style w:type="paragraph" w:styleId="ListeMaddemi3">
     <w:name w:val="List Bullet 3"/>
     <w:basedOn w:val="Normal"/>
     <w:uiPriority w:val="99"/>
@@ -8436,7 +3765,7 @@
       <w:contextualSpacing/>
     </w:pPr>
   </w:style>
-  <w:style w:type="paragraph" w:styleId="ListNumber">
+  <w:style w:type="paragraph" w:styleId="ListeNumaras">
     <w:name w:val="List Number"/>
     <w:basedOn w:val="Normal"/>
     <w:uiPriority w:val="99"/>
@@ -8449,7 +3778,7 @@
       <w:contextualSpacing/>
     </w:pPr>
   </w:style>
-  <w:style w:type="paragraph" w:styleId="ListNumber2">
+  <w:style w:type="paragraph" w:styleId="ListeNumaras2">
     <w:name w:val="List Number 2"/>
     <w:basedOn w:val="Normal"/>
     <w:uiPriority w:val="99"/>
@@ -8462,7 +3791,7 @@
       <w:contextualSpacing/>
     </w:pPr>
   </w:style>
-  <w:style w:type="paragraph" w:styleId="ListNumber3">
+  <w:style w:type="paragraph" w:styleId="ListeNumaras3">
     <w:name w:val="List Number 3"/>
     <w:basedOn w:val="Normal"/>
     <w:uiPriority w:val="99"/>
@@ -8475,7 +3804,7 @@
       <w:contextualSpacing/>
     </w:pPr>
   </w:style>
-  <w:style w:type="paragraph" w:styleId="ListContinue">
+  <w:style w:type="paragraph" w:styleId="ListeDevam">
     <w:name w:val="List Continue"/>
     <w:basedOn w:val="Normal"/>
     <w:uiPriority w:val="99"/>
@@ -8487,7 +3816,7 @@
       <w:contextualSpacing/>
     </w:pPr>
   </w:style>
-  <w:style w:type="paragraph" w:styleId="ListContinue2">
+  <w:style w:type="paragraph" w:styleId="ListeDevam2">
     <w:name w:val="List Continue 2"/>
     <w:basedOn w:val="Normal"/>
     <w:uiPriority w:val="99"/>
@@ -8499,7 +3828,7 @@
       <w:contextualSpacing/>
     </w:pPr>
   </w:style>
-  <w:style w:type="paragraph" w:styleId="ListContinue3">
+  <w:style w:type="paragraph" w:styleId="ListeDevam3">
     <w:name w:val="List Continue 3"/>
     <w:basedOn w:val="Normal"/>
     <w:uiPriority w:val="99"/>
@@ -8511,9 +3840,9 @@
       <w:contextualSpacing/>
     </w:pPr>
   </w:style>
-  <w:style w:type="paragraph" w:styleId="MacroText">
+  <w:style w:type="paragraph" w:styleId="MakroMetni">
     <w:name w:val="macro"/>
-    <w:link w:val="MacroTextChar"/>
+    <w:link w:val="MakroMetniChar"/>
     <w:uiPriority w:val="99"/>
     <w:unhideWhenUsed/>
     <w:rsid w:val="0029639D"/>
@@ -8534,10 +3863,10 @@
       <w:szCs w:val="20"/>
     </w:rPr>
   </w:style>
-  <w:style w:type="character" w:customStyle="1" w:styleId="MacroTextChar">
-    <w:name w:val="Macro Text Char"/>
-    <w:basedOn w:val="DefaultParagraphFont"/>
-    <w:link w:val="MacroText"/>
+  <w:style w:type="character" w:customStyle="1" w:styleId="MakroMetniChar">
+    <w:name w:val="Makro Metni Char"/>
+    <w:basedOn w:val="VarsaylanParagrafYazTipi"/>
+    <w:link w:val="MakroMetni"/>
     <w:uiPriority w:val="99"/>
     <w:rsid w:val="0029639D"/>
     <w:rPr>
@@ -8546,11 +3875,11 @@
       <w:szCs w:val="20"/>
     </w:rPr>
   </w:style>
-  <w:style w:type="paragraph" w:styleId="Quote">
+  <w:style w:type="paragraph" w:styleId="Alnt">
     <w:name w:val="Quote"/>
     <w:basedOn w:val="Normal"/>
     <w:next w:val="Normal"/>
-    <w:link w:val="QuoteChar"/>
+    <w:link w:val="AlntChar"/>
     <w:uiPriority w:val="29"/>
     <w:qFormat/>
     <w:rsid w:val="00FC693F"/>
@@ -8560,10 +3889,10 @@
       <w:color w:val="000000" w:themeColor="text1"/>
     </w:rPr>
   </w:style>
-  <w:style w:type="character" w:customStyle="1" w:styleId="QuoteChar">
-    <w:name w:val="Quote Char"/>
-    <w:basedOn w:val="DefaultParagraphFont"/>
-    <w:link w:val="Quote"/>
+  <w:style w:type="character" w:customStyle="1" w:styleId="AlntChar">
+    <w:name w:val="Alıntı Char"/>
+    <w:basedOn w:val="VarsaylanParagrafYazTipi"/>
+    <w:link w:val="Alnt"/>
     <w:uiPriority w:val="29"/>
     <w:rsid w:val="00FC693F"/>
     <w:rPr>
@@ -8572,10 +3901,10 @@
       <w:color w:val="000000" w:themeColor="text1"/>
     </w:rPr>
   </w:style>
-  <w:style w:type="character" w:customStyle="1" w:styleId="Heading4Char">
-    <w:name w:val="Heading 4 Char"/>
-    <w:basedOn w:val="DefaultParagraphFont"/>
-    <w:link w:val="Heading4"/>
+  <w:style w:type="character" w:customStyle="1" w:styleId="Balk4Char">
+    <w:name w:val="Başlık 4 Char"/>
+    <w:basedOn w:val="VarsaylanParagrafYazTipi"/>
+    <w:link w:val="Balk4"/>
     <w:uiPriority w:val="9"/>
     <w:semiHidden/>
     <w:rsid w:val="00FC693F"/>
@@ -8588,10 +3917,10 @@
       <w:color w:val="4F81BD" w:themeColor="accent1"/>
     </w:rPr>
   </w:style>
-  <w:style w:type="character" w:customStyle="1" w:styleId="Heading5Char">
-    <w:name w:val="Heading 5 Char"/>
-    <w:basedOn w:val="DefaultParagraphFont"/>
-    <w:link w:val="Heading5"/>
+  <w:style w:type="character" w:customStyle="1" w:styleId="Balk5Char">
+    <w:name w:val="Başlık 5 Char"/>
+    <w:basedOn w:val="VarsaylanParagrafYazTipi"/>
+    <w:link w:val="Balk5"/>
     <w:uiPriority w:val="9"/>
     <w:semiHidden/>
     <w:rsid w:val="00FC693F"/>
@@ -8600,10 +3929,10 @@
       <w:color w:val="243F60" w:themeColor="accent1" w:themeShade="7F"/>
     </w:rPr>
   </w:style>
-  <w:style w:type="character" w:customStyle="1" w:styleId="Heading6Char">
-    <w:name w:val="Heading 6 Char"/>
-    <w:basedOn w:val="DefaultParagraphFont"/>
-    <w:link w:val="Heading6"/>
+  <w:style w:type="character" w:customStyle="1" w:styleId="Balk6Char">
+    <w:name w:val="Başlık 6 Char"/>
+    <w:basedOn w:val="VarsaylanParagrafYazTipi"/>
+    <w:link w:val="Balk6"/>
     <w:uiPriority w:val="9"/>
     <w:semiHidden/>
     <w:rsid w:val="00FC693F"/>
@@ -8614,10 +3943,10 @@
       <w:color w:val="243F60" w:themeColor="accent1" w:themeShade="7F"/>
     </w:rPr>
   </w:style>
-  <w:style w:type="character" w:customStyle="1" w:styleId="Heading7Char">
-    <w:name w:val="Heading 7 Char"/>
-    <w:basedOn w:val="DefaultParagraphFont"/>
-    <w:link w:val="Heading7"/>
+  <w:style w:type="character" w:customStyle="1" w:styleId="Balk7Char">
+    <w:name w:val="Başlık 7 Char"/>
+    <w:basedOn w:val="VarsaylanParagrafYazTipi"/>
+    <w:link w:val="Balk7"/>
     <w:uiPriority w:val="9"/>
     <w:semiHidden/>
     <w:rsid w:val="00FC693F"/>
@@ -8628,10 +3957,10 @@
       <w:color w:val="404040" w:themeColor="text1" w:themeTint="BF"/>
     </w:rPr>
   </w:style>
-  <w:style w:type="character" w:customStyle="1" w:styleId="Heading8Char">
-    <w:name w:val="Heading 8 Char"/>
-    <w:basedOn w:val="DefaultParagraphFont"/>
-    <w:link w:val="Heading8"/>
+  <w:style w:type="character" w:customStyle="1" w:styleId="Balk8Char">
+    <w:name w:val="Başlık 8 Char"/>
+    <w:basedOn w:val="VarsaylanParagrafYazTipi"/>
+    <w:link w:val="Balk8"/>
     <w:uiPriority w:val="9"/>
     <w:semiHidden/>
     <w:rsid w:val="00FC693F"/>
@@ -8642,10 +3971,10 @@
       <w:szCs w:val="20"/>
     </w:rPr>
   </w:style>
-  <w:style w:type="character" w:customStyle="1" w:styleId="Heading9Char">
-    <w:name w:val="Heading 9 Char"/>
-    <w:basedOn w:val="DefaultParagraphFont"/>
-    <w:link w:val="Heading9"/>
+  <w:style w:type="character" w:customStyle="1" w:styleId="Balk9Char">
+    <w:name w:val="Başlık 9 Char"/>
+    <w:basedOn w:val="VarsaylanParagrafYazTipi"/>
+    <w:link w:val="Balk9"/>
     <w:uiPriority w:val="9"/>
     <w:semiHidden/>
     <w:rsid w:val="00FC693F"/>
@@ -8658,7 +3987,7 @@
       <w:szCs w:val="20"/>
     </w:rPr>
   </w:style>
-  <w:style w:type="paragraph" w:styleId="Caption">
+  <w:style w:type="paragraph" w:styleId="ResimYazs">
     <w:name w:val="caption"/>
     <w:basedOn w:val="Normal"/>
     <w:next w:val="Normal"/>
@@ -8678,9 +4007,9 @@
       <w:szCs w:val="18"/>
     </w:rPr>
   </w:style>
-  <w:style w:type="character" w:styleId="Strong">
+  <w:style w:type="character" w:styleId="Gl">
     <w:name w:val="Strong"/>
-    <w:basedOn w:val="DefaultParagraphFont"/>
+    <w:basedOn w:val="VarsaylanParagrafYazTipi"/>
     <w:qFormat/>
     <w:rsid w:val="00FC693F"/>
     <w:rPr>
@@ -8688,9 +4017,9 @@
       <w:bCs/>
     </w:rPr>
   </w:style>
-  <w:style w:type="character" w:styleId="Emphasis">
+  <w:style w:type="character" w:styleId="Vurgu">
     <w:name w:val="Emphasis"/>
-    <w:basedOn w:val="DefaultParagraphFont"/>
+    <w:basedOn w:val="VarsaylanParagrafYazTipi"/>
     <w:uiPriority w:val="20"/>
     <w:qFormat/>
     <w:rsid w:val="00FC693F"/>
@@ -8699,11 +4028,11 @@
       <w:iCs/>
     </w:rPr>
   </w:style>
-  <w:style w:type="paragraph" w:styleId="IntenseQuote">
+  <w:style w:type="paragraph" w:styleId="GlAlnt">
     <w:name w:val="Intense Quote"/>
     <w:basedOn w:val="Normal"/>
     <w:next w:val="Normal"/>
-    <w:link w:val="IntenseQuoteChar"/>
+    <w:link w:val="GlAlntChar"/>
     <w:uiPriority w:val="30"/>
     <w:qFormat/>
     <w:rsid w:val="00FC693F"/>
@@ -8722,10 +4051,10 @@
       <w:color w:val="4F81BD" w:themeColor="accent1"/>
     </w:rPr>
   </w:style>
-  <w:style w:type="character" w:customStyle="1" w:styleId="IntenseQuoteChar">
-    <w:name w:val="Intense Quote Char"/>
-    <w:basedOn w:val="DefaultParagraphFont"/>
-    <w:link w:val="IntenseQuote"/>
+  <w:style w:type="character" w:customStyle="1" w:styleId="GlAlntChar">
+    <w:name w:val="Güçlü Alıntı Char"/>
+    <w:basedOn w:val="VarsaylanParagrafYazTipi"/>
+    <w:link w:val="GlAlnt"/>
     <w:uiPriority w:val="30"/>
     <w:rsid w:val="00FC693F"/>
     <w:rPr>
@@ -8736,9 +4065,9 @@
       <w:color w:val="4F81BD" w:themeColor="accent1"/>
     </w:rPr>
   </w:style>
-  <w:style w:type="character" w:styleId="SubtleEmphasis">
+  <w:style w:type="character" w:styleId="HafifVurgulama">
     <w:name w:val="Subtle Emphasis"/>
-    <w:basedOn w:val="DefaultParagraphFont"/>
+    <w:basedOn w:val="VarsaylanParagrafYazTipi"/>
     <w:uiPriority w:val="19"/>
     <w:qFormat/>
     <w:rsid w:val="00FC693F"/>
@@ -8748,9 +4077,9 @@
       <w:color w:val="808080" w:themeColor="text1" w:themeTint="7F"/>
     </w:rPr>
   </w:style>
-  <w:style w:type="character" w:styleId="IntenseEmphasis">
+  <w:style w:type="character" w:styleId="GlVurgulama">
     <w:name w:val="Intense Emphasis"/>
-    <w:basedOn w:val="DefaultParagraphFont"/>
+    <w:basedOn w:val="VarsaylanParagrafYazTipi"/>
     <w:uiPriority w:val="21"/>
     <w:qFormat/>
     <w:rsid w:val="00FC693F"/>
@@ -8762,9 +4091,9 @@
       <w:color w:val="4F81BD" w:themeColor="accent1"/>
     </w:rPr>
   </w:style>
-  <w:style w:type="character" w:styleId="SubtleReference">
+  <w:style w:type="character" w:styleId="HafifBavuru">
     <w:name w:val="Subtle Reference"/>
-    <w:basedOn w:val="DefaultParagraphFont"/>
+    <w:basedOn w:val="VarsaylanParagrafYazTipi"/>
     <w:uiPriority w:val="31"/>
     <w:qFormat/>
     <w:rsid w:val="00FC693F"/>
@@ -8774,9 +4103,9 @@
       <w:u w:val="single"/>
     </w:rPr>
   </w:style>
-  <w:style w:type="character" w:styleId="IntenseReference">
+  <w:style w:type="character" w:styleId="GlBavuru">
     <w:name w:val="Intense Reference"/>
-    <w:basedOn w:val="DefaultParagraphFont"/>
+    <w:basedOn w:val="VarsaylanParagrafYazTipi"/>
     <w:uiPriority w:val="32"/>
     <w:qFormat/>
     <w:rsid w:val="00FC693F"/>
@@ -8789,9 +4118,9 @@
       <w:u w:val="single"/>
     </w:rPr>
   </w:style>
-  <w:style w:type="character" w:styleId="BookTitle">
+  <w:style w:type="character" w:styleId="KitapBal">
     <w:name w:val="Book Title"/>
-    <w:basedOn w:val="DefaultParagraphFont"/>
+    <w:basedOn w:val="VarsaylanParagrafYazTipi"/>
     <w:uiPriority w:val="33"/>
     <w:qFormat/>
     <w:rsid w:val="00FC693F"/>
@@ -8802,9 +4131,9 @@
       <w:spacing w:val="5"/>
     </w:rPr>
   </w:style>
-  <w:style w:type="paragraph" w:styleId="TOCHeading">
+  <w:style w:type="paragraph" w:styleId="TBal">
     <w:name w:val="TOC Heading"/>
-    <w:basedOn w:val="Heading1"/>
+    <w:basedOn w:val="Balk1"/>
     <w:next w:val="Normal"/>
     <w:uiPriority w:val="39"/>
     <w:semiHidden/>
@@ -8815,9 +4144,9 @@
       <w:outlineLvl w:val="9"/>
     </w:pPr>
   </w:style>
-  <w:style w:type="table" w:styleId="TableGrid">
+  <w:style w:type="table" w:styleId="TabloKlavuzu">
     <w:name w:val="Table Grid"/>
-    <w:basedOn w:val="TableNormal"/>
+    <w:basedOn w:val="NormalTablo"/>
     <w:uiPriority w:val="59"/>
     <w:rsid w:val="00FC693F"/>
     <w:pPr>
@@ -8834,9 +4163,9 @@
       </w:tblBorders>
     </w:tblPr>
   </w:style>
-  <w:style w:type="table" w:styleId="LightShading">
+  <w:style w:type="table" w:styleId="AkGlgeleme">
     <w:name w:val="Light Shading"/>
-    <w:basedOn w:val="TableNormal"/>
+    <w:basedOn w:val="NormalTablo"/>
     <w:uiPriority w:val="60"/>
     <w:rsid w:val="00FC693F"/>
     <w:pPr>
@@ -8930,9 +4259,9 @@
       </w:tcPr>
     </w:tblStylePr>
   </w:style>
-  <w:style w:type="table" w:styleId="LightShading-Accent1">
+  <w:style w:type="table" w:styleId="AkGlgeleme-Vurgu1">
     <w:name w:val="Light Shading Accent 1"/>
-    <w:basedOn w:val="TableNormal"/>
+    <w:basedOn w:val="NormalTablo"/>
     <w:uiPriority w:val="60"/>
     <w:rsid w:val="00FC693F"/>
     <w:pPr>
@@ -9026,9 +4355,9 @@
       </w:tcPr>
     </w:tblStylePr>
   </w:style>
-  <w:style w:type="table" w:styleId="LightShading-Accent2">
+  <w:style w:type="table" w:styleId="AkGlgeleme-Vurgu2">
     <w:name w:val="Light Shading Accent 2"/>
-    <w:basedOn w:val="TableNormal"/>
+    <w:basedOn w:val="NormalTablo"/>
     <w:uiPriority w:val="60"/>
     <w:rsid w:val="00FC693F"/>
     <w:pPr>
@@ -9122,9 +4451,9 @@
       </w:tcPr>
     </w:tblStylePr>
   </w:style>
-  <w:style w:type="table" w:styleId="LightShading-Accent3">
+  <w:style w:type="table" w:styleId="AkGlgeleme-Vurgu3">
     <w:name w:val="Light Shading Accent 3"/>
-    <w:basedOn w:val="TableNormal"/>
+    <w:basedOn w:val="NormalTablo"/>
     <w:uiPriority w:val="60"/>
     <w:rsid w:val="00FC693F"/>
     <w:pPr>
@@ -9218,9 +4547,9 @@
       </w:tcPr>
     </w:tblStylePr>
   </w:style>
-  <w:style w:type="table" w:styleId="LightShading-Accent4">
+  <w:style w:type="table" w:styleId="AkGlgeleme-Vurgu4">
     <w:name w:val="Light Shading Accent 4"/>
-    <w:basedOn w:val="TableNormal"/>
+    <w:basedOn w:val="NormalTablo"/>
     <w:uiPriority w:val="60"/>
     <w:rsid w:val="00FC693F"/>
     <w:pPr>
@@ -9314,9 +4643,9 @@
       </w:tcPr>
     </w:tblStylePr>
   </w:style>
-  <w:style w:type="table" w:styleId="LightShading-Accent5">
+  <w:style w:type="table" w:styleId="AkGlgeleme-Vurgu5">
     <w:name w:val="Light Shading Accent 5"/>
-    <w:basedOn w:val="TableNormal"/>
+    <w:basedOn w:val="NormalTablo"/>
     <w:uiPriority w:val="60"/>
     <w:rsid w:val="00FC693F"/>
     <w:pPr>
@@ -9410,9 +4739,9 @@
       </w:tcPr>
     </w:tblStylePr>
   </w:style>
-  <w:style w:type="table" w:styleId="LightShading-Accent6">
+  <w:style w:type="table" w:styleId="AkGlgeleme-Vurgu6">
     <w:name w:val="Light Shading Accent 6"/>
-    <w:basedOn w:val="TableNormal"/>
+    <w:basedOn w:val="NormalTablo"/>
     <w:uiPriority w:val="60"/>
     <w:rsid w:val="00FC693F"/>
     <w:pPr>
@@ -9506,9 +4835,9 @@
       </w:tcPr>
     </w:tblStylePr>
   </w:style>
-  <w:style w:type="table" w:styleId="LightList">
+  <w:style w:type="table" w:styleId="AkListe">
     <w:name w:val="Light List"/>
-    <w:basedOn w:val="TableNormal"/>
+    <w:basedOn w:val="NormalTablo"/>
     <w:uiPriority w:val="61"/>
     <w:rsid w:val="00FC693F"/>
     <w:pPr>
@@ -9591,9 +4920,9 @@
       </w:tcPr>
     </w:tblStylePr>
   </w:style>
-  <w:style w:type="table" w:styleId="LightList-Accent1">
+  <w:style w:type="table" w:styleId="AkListe-Vurgu1">
     <w:name w:val="Light List Accent 1"/>
-    <w:basedOn w:val="TableNormal"/>
+    <w:basedOn w:val="NormalTablo"/>
     <w:uiPriority w:val="61"/>
     <w:rsid w:val="00FC693F"/>
     <w:pPr>
@@ -9676,9 +5005,9 @@
       </w:tcPr>
     </w:tblStylePr>
   </w:style>
-  <w:style w:type="table" w:styleId="LightList-Accent2">
+  <w:style w:type="table" w:styleId="AkListe-Vurgu2">
     <w:name w:val="Light List Accent 2"/>
-    <w:basedOn w:val="TableNormal"/>
+    <w:basedOn w:val="NormalTablo"/>
     <w:uiPriority w:val="61"/>
     <w:rsid w:val="00CB0664"/>
     <w:pPr>
@@ -9761,9 +5090,9 @@
       </w:tcPr>
     </w:tblStylePr>
   </w:style>
-  <w:style w:type="table" w:styleId="LightList-Accent3">
+  <w:style w:type="table" w:styleId="AkListe-Vurgu3">
     <w:name w:val="Light List Accent 3"/>
-    <w:basedOn w:val="TableNormal"/>
+    <w:basedOn w:val="NormalTablo"/>
     <w:uiPriority w:val="61"/>
     <w:rsid w:val="00CB0664"/>
     <w:pPr>
@@ -9846,9 +5175,9 @@
       </w:tcPr>
     </w:tblStylePr>
   </w:style>
-  <w:style w:type="table" w:styleId="LightList-Accent4">
+  <w:style w:type="table" w:styleId="AkListe-Vurgu4">
     <w:name w:val="Light List Accent 4"/>
-    <w:basedOn w:val="TableNormal"/>
+    <w:basedOn w:val="NormalTablo"/>
     <w:uiPriority w:val="61"/>
     <w:rsid w:val="00CB0664"/>
     <w:pPr>
@@ -9931,9 +5260,9 @@
       </w:tcPr>
     </w:tblStylePr>
   </w:style>
-  <w:style w:type="table" w:styleId="LightList-Accent5">
+  <w:style w:type="table" w:styleId="AkListe-Vurgu5">
     <w:name w:val="Light List Accent 5"/>
-    <w:basedOn w:val="TableNormal"/>
+    <w:basedOn w:val="NormalTablo"/>
     <w:uiPriority w:val="61"/>
     <w:rsid w:val="00CB0664"/>
     <w:pPr>
@@ -10016,9 +5345,9 @@
       </w:tcPr>
     </w:tblStylePr>
   </w:style>
-  <w:style w:type="table" w:styleId="LightList-Accent6">
+  <w:style w:type="table" w:styleId="AkListe-Vurgu6">
     <w:name w:val="Light List Accent 6"/>
-    <w:basedOn w:val="TableNormal"/>
+    <w:basedOn w:val="NormalTablo"/>
     <w:uiPriority w:val="61"/>
     <w:rsid w:val="00CB0664"/>
     <w:pPr>
@@ -10101,9 +5430,9 @@
       </w:tcPr>
     </w:tblStylePr>
   </w:style>
-  <w:style w:type="table" w:styleId="LightGrid">
+  <w:style w:type="table" w:styleId="AkKlavuz">
     <w:name w:val="Light Grid"/>
-    <w:basedOn w:val="TableNormal"/>
+    <w:basedOn w:val="NormalTablo"/>
     <w:uiPriority w:val="62"/>
     <w:rsid w:val="00CB0664"/>
     <w:pPr>
@@ -10224,9 +5553,9 @@
       </w:tcPr>
     </w:tblStylePr>
   </w:style>
-  <w:style w:type="table" w:styleId="LightGrid-Accent1">
+  <w:style w:type="table" w:styleId="AkKlavuz-Vurgu1">
     <w:name w:val="Light Grid Accent 1"/>
-    <w:basedOn w:val="TableNormal"/>
+    <w:basedOn w:val="NormalTablo"/>
     <w:uiPriority w:val="62"/>
     <w:rsid w:val="00CB0664"/>
     <w:pPr>
@@ -10347,9 +5676,9 @@
       </w:tcPr>
     </w:tblStylePr>
   </w:style>
-  <w:style w:type="table" w:styleId="LightGrid-Accent2">
+  <w:style w:type="table" w:styleId="AkKlavuz-Vurgu2">
     <w:name w:val="Light Grid Accent 2"/>
-    <w:basedOn w:val="TableNormal"/>
+    <w:basedOn w:val="NormalTablo"/>
     <w:uiPriority w:val="62"/>
     <w:rsid w:val="00CB0664"/>
     <w:pPr>
@@ -10470,9 +5799,9 @@
       </w:tcPr>
     </w:tblStylePr>
   </w:style>
-  <w:style w:type="table" w:styleId="LightGrid-Accent3">
+  <w:style w:type="table" w:styleId="AkKlavuz-Vurgu3">
     <w:name w:val="Light Grid Accent 3"/>
-    <w:basedOn w:val="TableNormal"/>
+    <w:basedOn w:val="NormalTablo"/>
     <w:uiPriority w:val="62"/>
     <w:rsid w:val="00CB0664"/>
     <w:pPr>
@@ -10593,9 +5922,9 @@
       </w:tcPr>
     </w:tblStylePr>
   </w:style>
-  <w:style w:type="table" w:styleId="LightGrid-Accent4">
+  <w:style w:type="table" w:styleId="AkKlavuz-Vurgu4">
     <w:name w:val="Light Grid Accent 4"/>
-    <w:basedOn w:val="TableNormal"/>
+    <w:basedOn w:val="NormalTablo"/>
     <w:uiPriority w:val="62"/>
     <w:rsid w:val="00CB0664"/>
     <w:pPr>
@@ -10716,9 +6045,9 @@
       </w:tcPr>
     </w:tblStylePr>
   </w:style>
-  <w:style w:type="table" w:styleId="LightGrid-Accent5">
+  <w:style w:type="table" w:styleId="AkKlavuz-Vurgu5">
     <w:name w:val="Light Grid Accent 5"/>
-    <w:basedOn w:val="TableNormal"/>
+    <w:basedOn w:val="NormalTablo"/>
     <w:uiPriority w:val="62"/>
     <w:rsid w:val="00CB0664"/>
     <w:pPr>
@@ -10839,9 +6168,9 @@
       </w:tcPr>
     </w:tblStylePr>
   </w:style>
-  <w:style w:type="table" w:styleId="LightGrid-Accent6">
+  <w:style w:type="table" w:styleId="AkKlavuz-Vurgu6">
     <w:name w:val="Light Grid Accent 6"/>
-    <w:basedOn w:val="TableNormal"/>
+    <w:basedOn w:val="NormalTablo"/>
     <w:uiPriority w:val="62"/>
     <w:rsid w:val="00CB0664"/>
     <w:pPr>
@@ -10962,9 +6291,9 @@
       </w:tcPr>
     </w:tblStylePr>
   </w:style>
-  <w:style w:type="table" w:styleId="MediumShading1">
+  <w:style w:type="table" w:styleId="OrtaGlgeleme1">
     <w:name w:val="Medium Shading 1"/>
-    <w:basedOn w:val="TableNormal"/>
+    <w:basedOn w:val="NormalTablo"/>
     <w:uiPriority w:val="63"/>
     <w:rsid w:val="00CB0664"/>
     <w:pPr>
@@ -11061,9 +6390,9 @@
       </w:tcPr>
     </w:tblStylePr>
   </w:style>
-  <w:style w:type="table" w:styleId="MediumShading1-Accent1">
+  <w:style w:type="table" w:styleId="OrtaGlgeleme1-Vurgu1">
     <w:name w:val="Medium Shading 1 Accent 1"/>
-    <w:basedOn w:val="TableNormal"/>
+    <w:basedOn w:val="NormalTablo"/>
     <w:uiPriority w:val="63"/>
     <w:rsid w:val="00CB0664"/>
     <w:pPr>
@@ -11160,9 +6489,9 @@
       </w:tcPr>
     </w:tblStylePr>
   </w:style>
-  <w:style w:type="table" w:styleId="MediumShading1-Accent2">
+  <w:style w:type="table" w:styleId="OrtaGlgeleme1-Vurgu2">
     <w:name w:val="Medium Shading 1 Accent 2"/>
-    <w:basedOn w:val="TableNormal"/>
+    <w:basedOn w:val="NormalTablo"/>
     <w:uiPriority w:val="63"/>
     <w:rsid w:val="00CB0664"/>
     <w:pPr>
@@ -11259,9 +6588,9 @@
       </w:tcPr>
     </w:tblStylePr>
   </w:style>
-  <w:style w:type="table" w:styleId="MediumShading1-Accent3">
+  <w:style w:type="table" w:styleId="OrtaGlgeleme1-Vurgu3">
     <w:name w:val="Medium Shading 1 Accent 3"/>
-    <w:basedOn w:val="TableNormal"/>
+    <w:basedOn w:val="NormalTablo"/>
     <w:uiPriority w:val="63"/>
     <w:rsid w:val="00CB0664"/>
     <w:pPr>
@@ -11358,9 +6687,9 @@
       </w:tcPr>
     </w:tblStylePr>
   </w:style>
-  <w:style w:type="table" w:styleId="MediumShading1-Accent4">
+  <w:style w:type="table" w:styleId="OrtaGlgeleme1-Vurgu4">
     <w:name w:val="Medium Shading 1 Accent 4"/>
-    <w:basedOn w:val="TableNormal"/>
+    <w:basedOn w:val="NormalTablo"/>
     <w:uiPriority w:val="63"/>
     <w:rsid w:val="00CB0664"/>
     <w:pPr>
@@ -11457,9 +6786,9 @@
       </w:tcPr>
     </w:tblStylePr>
   </w:style>
-  <w:style w:type="table" w:styleId="MediumShading1-Accent5">
+  <w:style w:type="table" w:styleId="OrtaGlgeleme1-Vurgu5">
     <w:name w:val="Medium Shading 1 Accent 5"/>
-    <w:basedOn w:val="TableNormal"/>
+    <w:basedOn w:val="NormalTablo"/>
     <w:uiPriority w:val="63"/>
     <w:rsid w:val="00CB0664"/>
     <w:pPr>
@@ -11556,9 +6885,9 @@
       </w:tcPr>
     </w:tblStylePr>
   </w:style>
-  <w:style w:type="table" w:styleId="MediumShading1-Accent6">
+  <w:style w:type="table" w:styleId="OrtaGlgeleme1-Vurgu6">
     <w:name w:val="Medium Shading 1 Accent 6"/>
-    <w:basedOn w:val="TableNormal"/>
+    <w:basedOn w:val="NormalTablo"/>
     <w:uiPriority w:val="63"/>
     <w:rsid w:val="00CB0664"/>
     <w:pPr>
@@ -11655,9 +6984,9 @@
       </w:tcPr>
     </w:tblStylePr>
   </w:style>
-  <w:style w:type="table" w:styleId="MediumShading2">
+  <w:style w:type="table" w:styleId="OrtaGlgeleme2">
     <w:name w:val="Medium Shading 2"/>
-    <w:basedOn w:val="TableNormal"/>
+    <w:basedOn w:val="NormalTablo"/>
     <w:uiPriority w:val="64"/>
     <w:rsid w:val="00CB0664"/>
     <w:pPr>
@@ -11797,9 +7126,9 @@
       </w:tcPr>
     </w:tblStylePr>
   </w:style>
-  <w:style w:type="table" w:styleId="MediumShading2-Accent1">
+  <w:style w:type="table" w:styleId="OrtaGlgeleme2-Vurgu1">
     <w:name w:val="Medium Shading 2 Accent 1"/>
-    <w:basedOn w:val="TableNormal"/>
+    <w:basedOn w:val="NormalTablo"/>
     <w:uiPriority w:val="64"/>
     <w:rsid w:val="00CB0664"/>
     <w:pPr>
@@ -11939,9 +7268,9 @@
       </w:tcPr>
     </w:tblStylePr>
   </w:style>
-  <w:style w:type="table" w:styleId="MediumShading2-Accent2">
+  <w:style w:type="table" w:styleId="OrtaGlgeleme2-Vurgu2">
     <w:name w:val="Medium Shading 2 Accent 2"/>
-    <w:basedOn w:val="TableNormal"/>
+    <w:basedOn w:val="NormalTablo"/>
     <w:uiPriority w:val="64"/>
     <w:rsid w:val="00CB0664"/>
     <w:pPr>
@@ -12081,9 +7410,9 @@
       </w:tcPr>
     </w:tblStylePr>
   </w:style>
-  <w:style w:type="table" w:styleId="MediumShading2-Accent3">
+  <w:style w:type="table" w:styleId="OrtaGlgeleme2-Vurgu3">
     <w:name w:val="Medium Shading 2 Accent 3"/>
-    <w:basedOn w:val="TableNormal"/>
+    <w:basedOn w:val="NormalTablo"/>
     <w:uiPriority w:val="64"/>
     <w:rsid w:val="00CB0664"/>
     <w:pPr>
@@ -12223,9 +7552,9 @@
       </w:tcPr>
     </w:tblStylePr>
   </w:style>
-  <w:style w:type="table" w:styleId="MediumShading2-Accent4">
+  <w:style w:type="table" w:styleId="OrtaGlgeleme2-Vurgu4">
     <w:name w:val="Medium Shading 2 Accent 4"/>
-    <w:basedOn w:val="TableNormal"/>
+    <w:basedOn w:val="NormalTablo"/>
     <w:uiPriority w:val="64"/>
     <w:rsid w:val="00CB0664"/>
     <w:pPr>
@@ -12365,9 +7694,9 @@
       </w:tcPr>
     </w:tblStylePr>
   </w:style>
-  <w:style w:type="table" w:styleId="MediumShading2-Accent5">
+  <w:style w:type="table" w:styleId="OrtaGlgeleme2-Vurgu5">
     <w:name w:val="Medium Shading 2 Accent 5"/>
-    <w:basedOn w:val="TableNormal"/>
+    <w:basedOn w:val="NormalTablo"/>
     <w:uiPriority w:val="64"/>
     <w:rsid w:val="00CB0664"/>
     <w:pPr>
@@ -12507,9 +7836,9 @@
       </w:tcPr>
     </w:tblStylePr>
   </w:style>
-  <w:style w:type="table" w:styleId="MediumShading2-Accent6">
+  <w:style w:type="table" w:styleId="OrtaGlgeleme2-Vurgu6">
     <w:name w:val="Medium Shading 2 Accent 6"/>
-    <w:basedOn w:val="TableNormal"/>
+    <w:basedOn w:val="NormalTablo"/>
     <w:uiPriority w:val="64"/>
     <w:rsid w:val="00CB0664"/>
     <w:pPr>
@@ -12649,9 +7978,9 @@
       </w:tcPr>
     </w:tblStylePr>
   </w:style>
-  <w:style w:type="table" w:styleId="MediumList1">
+  <w:style w:type="table" w:styleId="OrtaListe1">
     <w:name w:val="Medium List 1"/>
-    <w:basedOn w:val="TableNormal"/>
+    <w:basedOn w:val="NormalTablo"/>
     <w:uiPriority w:val="65"/>
     <w:rsid w:val="00CB0664"/>
     <w:pPr>
@@ -12726,9 +8055,9 @@
       </w:tcPr>
     </w:tblStylePr>
   </w:style>
-  <w:style w:type="table" w:styleId="MediumList1-Accent1">
+  <w:style w:type="table" w:styleId="OrtaListe1-Vurgu1">
     <w:name w:val="Medium List 1 Accent 1"/>
-    <w:basedOn w:val="TableNormal"/>
+    <w:basedOn w:val="NormalTablo"/>
     <w:uiPriority w:val="65"/>
     <w:rsid w:val="00CB0664"/>
     <w:pPr>
@@ -12803,9 +8132,9 @@
       </w:tcPr>
     </w:tblStylePr>
   </w:style>
-  <w:style w:type="table" w:styleId="MediumList1-Accent2">
+  <w:style w:type="table" w:styleId="OrtaListe1-Vurgu2">
     <w:name w:val="Medium List 1 Accent 2"/>
-    <w:basedOn w:val="TableNormal"/>
+    <w:basedOn w:val="NormalTablo"/>
     <w:uiPriority w:val="65"/>
     <w:rsid w:val="00CB0664"/>
     <w:pPr>
@@ -12880,9 +8209,9 @@
       </w:tcPr>
     </w:tblStylePr>
   </w:style>
-  <w:style w:type="table" w:styleId="MediumList1-Accent3">
+  <w:style w:type="table" w:styleId="OrtaListe1-Vurgu3">
     <w:name w:val="Medium List 1 Accent 3"/>
-    <w:basedOn w:val="TableNormal"/>
+    <w:basedOn w:val="NormalTablo"/>
     <w:uiPriority w:val="65"/>
     <w:rsid w:val="00CB0664"/>
     <w:pPr>
@@ -12957,9 +8286,9 @@
       </w:tcPr>
     </w:tblStylePr>
   </w:style>
-  <w:style w:type="table" w:styleId="MediumList1-Accent4">
+  <w:style w:type="table" w:styleId="OrtaListe1-Vurgu4">
     <w:name w:val="Medium List 1 Accent 4"/>
-    <w:basedOn w:val="TableNormal"/>
+    <w:basedOn w:val="NormalTablo"/>
     <w:uiPriority w:val="65"/>
     <w:rsid w:val="00CB0664"/>
     <w:pPr>
@@ -13034,9 +8363,9 @@
       </w:tcPr>
     </w:tblStylePr>
   </w:style>
-  <w:style w:type="table" w:styleId="MediumList1-Accent5">
+  <w:style w:type="table" w:styleId="OrtaListe1-Vurgu5">
     <w:name w:val="Medium List 1 Accent 5"/>
-    <w:basedOn w:val="TableNormal"/>
+    <w:basedOn w:val="NormalTablo"/>
     <w:uiPriority w:val="65"/>
     <w:rsid w:val="00CB0664"/>
     <w:pPr>
@@ -13111,9 +8440,9 @@
       </w:tcPr>
     </w:tblStylePr>
   </w:style>
-  <w:style w:type="table" w:styleId="MediumList1-Accent6">
+  <w:style w:type="table" w:styleId="OrtaListe1-Vurgu6">
     <w:name w:val="Medium List 1 Accent 6"/>
-    <w:basedOn w:val="TableNormal"/>
+    <w:basedOn w:val="NormalTablo"/>
     <w:uiPriority w:val="65"/>
     <w:rsid w:val="00CB0664"/>
     <w:pPr>
@@ -13188,9 +8517,9 @@
       </w:tcPr>
     </w:tblStylePr>
   </w:style>
-  <w:style w:type="table" w:styleId="MediumList2">
+  <w:style w:type="table" w:styleId="OrtaListe2">
     <w:name w:val="Medium List 2"/>
-    <w:basedOn w:val="TableNormal"/>
+    <w:basedOn w:val="NormalTablo"/>
     <w:uiPriority w:val="66"/>
     <w:rsid w:val="00CB0664"/>
     <w:pPr>
@@ -13309,9 +8638,9 @@
       </w:tcPr>
     </w:tblStylePr>
   </w:style>
-  <w:style w:type="table" w:styleId="MediumList2-Accent1">
+  <w:style w:type="table" w:styleId="OrtaList2-Vurgu1">
     <w:name w:val="Medium List 2 Accent 1"/>
-    <w:basedOn w:val="TableNormal"/>
+    <w:basedOn w:val="NormalTablo"/>
     <w:uiPriority w:val="66"/>
     <w:rsid w:val="00CB0664"/>
     <w:pPr>
@@ -13430,9 +8759,9 @@
       </w:tcPr>
     </w:tblStylePr>
   </w:style>
-  <w:style w:type="table" w:styleId="MediumList2-Accent2">
+  <w:style w:type="table" w:styleId="OrtaListe2-Vurgu2">
     <w:name w:val="Medium List 2 Accent 2"/>
-    <w:basedOn w:val="TableNormal"/>
+    <w:basedOn w:val="NormalTablo"/>
     <w:uiPriority w:val="66"/>
     <w:rsid w:val="00CB0664"/>
     <w:pPr>
@@ -13551,9 +8880,9 @@
       </w:tcPr>
     </w:tblStylePr>
   </w:style>
-  <w:style w:type="table" w:styleId="MediumList2-Accent3">
+  <w:style w:type="table" w:styleId="OrtaListe2-Vurgu3">
     <w:name w:val="Medium List 2 Accent 3"/>
-    <w:basedOn w:val="TableNormal"/>
+    <w:basedOn w:val="NormalTablo"/>
     <w:uiPriority w:val="66"/>
     <w:rsid w:val="00CB0664"/>
     <w:pPr>
@@ -13672,9 +9001,9 @@
       </w:tcPr>
     </w:tblStylePr>
   </w:style>
-  <w:style w:type="table" w:styleId="MediumList2-Accent4">
+  <w:style w:type="table" w:styleId="OrtaListe2-Vurgu4">
     <w:name w:val="Medium List 2 Accent 4"/>
-    <w:basedOn w:val="TableNormal"/>
+    <w:basedOn w:val="NormalTablo"/>
     <w:uiPriority w:val="66"/>
     <w:rsid w:val="00CB0664"/>
     <w:pPr>
@@ -13793,9 +9122,9 @@
       </w:tcPr>
     </w:tblStylePr>
   </w:style>
-  <w:style w:type="table" w:styleId="MediumList2-Accent5">
+  <w:style w:type="table" w:styleId="OrtaListe2-Vurgu5">
     <w:name w:val="Medium List 2 Accent 5"/>
-    <w:basedOn w:val="TableNormal"/>
+    <w:basedOn w:val="NormalTablo"/>
     <w:uiPriority w:val="66"/>
     <w:rsid w:val="00CB0664"/>
     <w:pPr>
@@ -13914,9 +9243,9 @@
       </w:tcPr>
     </w:tblStylePr>
   </w:style>
-  <w:style w:type="table" w:styleId="MediumList2-Accent6">
+  <w:style w:type="table" w:styleId="OrtaListe2-Vurgu6">
     <w:name w:val="Medium List 2 Accent 6"/>
-    <w:basedOn w:val="TableNormal"/>
+    <w:basedOn w:val="NormalTablo"/>
     <w:uiPriority w:val="66"/>
     <w:rsid w:val="00CB0664"/>
     <w:pPr>
@@ -14035,9 +9364,9 @@
       </w:tcPr>
     </w:tblStylePr>
   </w:style>
-  <w:style w:type="table" w:styleId="MediumGrid1">
+  <w:style w:type="table" w:styleId="OrtaKlavuz1">
     <w:name w:val="Medium Grid 1"/>
-    <w:basedOn w:val="TableNormal"/>
+    <w:basedOn w:val="NormalTablo"/>
     <w:uiPriority w:val="67"/>
     <w:rsid w:val="00CB0664"/>
     <w:pPr>
@@ -14101,9 +9430,9 @@
       </w:tcPr>
     </w:tblStylePr>
   </w:style>
-  <w:style w:type="table" w:styleId="MediumGrid1-Accent1">
+  <w:style w:type="table" w:styleId="OrtaKlavuz1-Vurgu1">
     <w:name w:val="Medium Grid 1 Accent 1"/>
-    <w:basedOn w:val="TableNormal"/>
+    <w:basedOn w:val="NormalTablo"/>
     <w:uiPriority w:val="67"/>
     <w:rsid w:val="00CB0664"/>
     <w:pPr>
@@ -14167,9 +9496,9 @@
       </w:tcPr>
     </w:tblStylePr>
   </w:style>
-  <w:style w:type="table" w:styleId="MediumGrid1-Accent2">
+  <w:style w:type="table" w:styleId="OrtaKlavuz1-Vurgu2">
     <w:name w:val="Medium Grid 1 Accent 2"/>
-    <w:basedOn w:val="TableNormal"/>
+    <w:basedOn w:val="NormalTablo"/>
     <w:uiPriority w:val="67"/>
     <w:rsid w:val="00CB0664"/>
     <w:pPr>
@@ -14233,9 +9562,9 @@
       </w:tcPr>
     </w:tblStylePr>
   </w:style>
-  <w:style w:type="table" w:styleId="MediumGrid1-Accent3">
+  <w:style w:type="table" w:styleId="OrtaKlavuz1-Vurgu3">
     <w:name w:val="Medium Grid 1 Accent 3"/>
-    <w:basedOn w:val="TableNormal"/>
+    <w:basedOn w:val="NormalTablo"/>
     <w:uiPriority w:val="67"/>
     <w:rsid w:val="00CB0664"/>
     <w:pPr>
@@ -14299,9 +9628,9 @@
       </w:tcPr>
     </w:tblStylePr>
   </w:style>
-  <w:style w:type="table" w:styleId="MediumGrid1-Accent4">
+  <w:style w:type="table" w:styleId="OrtaKlavuz1-Vurgu4">
     <w:name w:val="Medium Grid 1 Accent 4"/>
-    <w:basedOn w:val="TableNormal"/>
+    <w:basedOn w:val="NormalTablo"/>
     <w:uiPriority w:val="67"/>
     <w:rsid w:val="00CB0664"/>
     <w:pPr>
@@ -14365,9 +9694,9 @@
       </w:tcPr>
     </w:tblStylePr>
   </w:style>
-  <w:style w:type="table" w:styleId="MediumGrid1-Accent5">
+  <w:style w:type="table" w:styleId="OrtaKlavuz1-Vurgu5">
     <w:name w:val="Medium Grid 1 Accent 5"/>
-    <w:basedOn w:val="TableNormal"/>
+    <w:basedOn w:val="NormalTablo"/>
     <w:uiPriority w:val="67"/>
     <w:rsid w:val="00CB0664"/>
     <w:pPr>
@@ -14431,9 +9760,9 @@
       </w:tcPr>
     </w:tblStylePr>
   </w:style>
-  <w:style w:type="table" w:styleId="MediumGrid1-Accent6">
+  <w:style w:type="table" w:styleId="OrtaKlavuz1-Vurgu6">
     <w:name w:val="Medium Grid 1 Accent 6"/>
-    <w:basedOn w:val="TableNormal"/>
+    <w:basedOn w:val="NormalTablo"/>
     <w:uiPriority w:val="67"/>
     <w:rsid w:val="00CB0664"/>
     <w:pPr>
@@ -14497,9 +9826,9 @@
       </w:tcPr>
     </w:tblStylePr>
   </w:style>
-  <w:style w:type="table" w:styleId="MediumGrid2">
+  <w:style w:type="table" w:styleId="OrtaKlavuz2">
     <w:name w:val="Medium Grid 2"/>
-    <w:basedOn w:val="TableNormal"/>
+    <w:basedOn w:val="NormalTablo"/>
     <w:uiPriority w:val="68"/>
     <w:rsid w:val="00CB0664"/>
     <w:pPr>
@@ -14615,9 +9944,9 @@
       </w:tcPr>
     </w:tblStylePr>
   </w:style>
-  <w:style w:type="table" w:styleId="MediumGrid2-Accent1">
+  <w:style w:type="table" w:styleId="OrtaKlavuz2-Vurgu1">
     <w:name w:val="Medium Grid 2 Accent 1"/>
-    <w:basedOn w:val="TableNormal"/>
+    <w:basedOn w:val="NormalTablo"/>
     <w:uiPriority w:val="68"/>
     <w:rsid w:val="00CB0664"/>
     <w:pPr>
@@ -14733,9 +10062,9 @@
       </w:tcPr>
     </w:tblStylePr>
   </w:style>
-  <w:style w:type="table" w:styleId="MediumGrid2-Accent2">
+  <w:style w:type="table" w:styleId="OrtaKlavuz2-Vurgu2">
     <w:name w:val="Medium Grid 2 Accent 2"/>
-    <w:basedOn w:val="TableNormal"/>
+    <w:basedOn w:val="NormalTablo"/>
     <w:uiPriority w:val="68"/>
     <w:rsid w:val="00CB0664"/>
     <w:pPr>
@@ -14851,9 +10180,9 @@
       </w:tcPr>
     </w:tblStylePr>
   </w:style>
-  <w:style w:type="table" w:styleId="MediumGrid2-Accent3">
+  <w:style w:type="table" w:styleId="OrtaKlavuz2-Vurgu3">
     <w:name w:val="Medium Grid 2 Accent 3"/>
-    <w:basedOn w:val="TableNormal"/>
+    <w:basedOn w:val="NormalTablo"/>
     <w:uiPriority w:val="68"/>
     <w:rsid w:val="00CB0664"/>
     <w:pPr>
@@ -14969,9 +10298,9 @@
       </w:tcPr>
     </w:tblStylePr>
   </w:style>
-  <w:style w:type="table" w:styleId="MediumGrid2-Accent4">
+  <w:style w:type="table" w:styleId="OrtaKlavuz2-Vurgu4">
     <w:name w:val="Medium Grid 2 Accent 4"/>
-    <w:basedOn w:val="TableNormal"/>
+    <w:basedOn w:val="NormalTablo"/>
     <w:uiPriority w:val="68"/>
     <w:rsid w:val="00CB0664"/>
     <w:pPr>
@@ -15087,9 +10416,9 @@
       </w:tcPr>
     </w:tblStylePr>
   </w:style>
-  <w:style w:type="table" w:styleId="MediumGrid2-Accent5">
+  <w:style w:type="table" w:styleId="OrtaKlavuz2-Vurgu5">
     <w:name w:val="Medium Grid 2 Accent 5"/>
-    <w:basedOn w:val="TableNormal"/>
+    <w:basedOn w:val="NormalTablo"/>
     <w:uiPriority w:val="68"/>
     <w:rsid w:val="00CB0664"/>
     <w:pPr>
@@ -15205,9 +10534,9 @@
       </w:tcPr>
     </w:tblStylePr>
   </w:style>
-  <w:style w:type="table" w:styleId="MediumGrid2-Accent6">
+  <w:style w:type="table" w:styleId="OrtaKlavuz2-Vurgu6">
     <w:name w:val="Medium Grid 2 Accent 6"/>
-    <w:basedOn w:val="TableNormal"/>
+    <w:basedOn w:val="NormalTablo"/>
     <w:uiPriority w:val="68"/>
     <w:rsid w:val="00CB0664"/>
     <w:pPr>
@@ -15323,9 +10652,9 @@
       </w:tcPr>
     </w:tblStylePr>
   </w:style>
-  <w:style w:type="table" w:styleId="MediumGrid3">
+  <w:style w:type="table" w:styleId="OrtaKlavuz3">
     <w:name w:val="Medium Grid 3"/>
-    <w:basedOn w:val="TableNormal"/>
+    <w:basedOn w:val="NormalTablo"/>
     <w:uiPriority w:val="69"/>
     <w:rsid w:val="00CB0664"/>
     <w:pPr>
@@ -15457,9 +10786,9 @@
       </w:tcPr>
     </w:tblStylePr>
   </w:style>
-  <w:style w:type="table" w:styleId="MediumGrid3-Accent1">
+  <w:style w:type="table" w:styleId="OrtaKlavuz3-Vurgu1">
     <w:name w:val="Medium Grid 3 Accent 1"/>
-    <w:basedOn w:val="TableNormal"/>
+    <w:basedOn w:val="NormalTablo"/>
     <w:uiPriority w:val="69"/>
     <w:rsid w:val="00CB0664"/>
     <w:pPr>
@@ -15591,9 +10920,9 @@
       </w:tcPr>
     </w:tblStylePr>
   </w:style>
-  <w:style w:type="table" w:styleId="MediumGrid3-Accent2">
+  <w:style w:type="table" w:styleId="OrtaKlavuz3-Vurgu2">
     <w:name w:val="Medium Grid 3 Accent 2"/>
-    <w:basedOn w:val="TableNormal"/>
+    <w:basedOn w:val="NormalTablo"/>
     <w:uiPriority w:val="69"/>
     <w:rsid w:val="00CB0664"/>
     <w:pPr>
@@ -15725,9 +11054,9 @@
       </w:tcPr>
     </w:tblStylePr>
   </w:style>
-  <w:style w:type="table" w:styleId="MediumGrid3-Accent3">
+  <w:style w:type="table" w:styleId="OrtaKlavuz3-Vurgu3">
     <w:name w:val="Medium Grid 3 Accent 3"/>
-    <w:basedOn w:val="TableNormal"/>
+    <w:basedOn w:val="NormalTablo"/>
     <w:uiPriority w:val="69"/>
     <w:rsid w:val="00CB0664"/>
     <w:pPr>
@@ -15859,9 +11188,9 @@
       </w:tcPr>
     </w:tblStylePr>
   </w:style>
-  <w:style w:type="table" w:styleId="MediumGrid3-Accent4">
+  <w:style w:type="table" w:styleId="OrtaKlavuz3-Vurgu4">
     <w:name w:val="Medium Grid 3 Accent 4"/>
-    <w:basedOn w:val="TableNormal"/>
+    <w:basedOn w:val="NormalTablo"/>
     <w:uiPriority w:val="69"/>
     <w:rsid w:val="00CB0664"/>
     <w:pPr>
@@ -15993,9 +11322,9 @@
       </w:tcPr>
     </w:tblStylePr>
   </w:style>
-  <w:style w:type="table" w:styleId="MediumGrid3-Accent5">
+  <w:style w:type="table" w:styleId="OrtaKlavuz3-Vurgu5">
     <w:name w:val="Medium Grid 3 Accent 5"/>
-    <w:basedOn w:val="TableNormal"/>
+    <w:basedOn w:val="NormalTablo"/>
     <w:uiPriority w:val="69"/>
     <w:rsid w:val="00CB0664"/>
     <w:pPr>
@@ -16127,9 +11456,9 @@
       </w:tcPr>
     </w:tblStylePr>
   </w:style>
-  <w:style w:type="table" w:styleId="MediumGrid3-Accent6">
+  <w:style w:type="table" w:styleId="OrtaKlavuz3-Vurgu6">
     <w:name w:val="Medium Grid 3 Accent 6"/>
-    <w:basedOn w:val="TableNormal"/>
+    <w:basedOn w:val="NormalTablo"/>
     <w:uiPriority w:val="69"/>
     <w:rsid w:val="00CB0664"/>
     <w:pPr>
@@ -16261,9 +11590,9 @@
       </w:tcPr>
     </w:tblStylePr>
   </w:style>
-  <w:style w:type="table" w:styleId="DarkList">
+  <w:style w:type="table" w:styleId="KoyuListe">
     <w:name w:val="Dark List"/>
-    <w:basedOn w:val="TableNormal"/>
+    <w:basedOn w:val="NormalTablo"/>
     <w:uiPriority w:val="70"/>
     <w:rsid w:val="00CB0664"/>
     <w:pPr>
@@ -16368,9 +11697,9 @@
       </w:tcPr>
     </w:tblStylePr>
   </w:style>
-  <w:style w:type="table" w:styleId="DarkList-Accent1">
+  <w:style w:type="table" w:styleId="KoyuListe-Vurgu1">
     <w:name w:val="Dark List Accent 1"/>
-    <w:basedOn w:val="TableNormal"/>
+    <w:basedOn w:val="NormalTablo"/>
     <w:uiPriority w:val="70"/>
     <w:rsid w:val="00CB0664"/>
     <w:pPr>
@@ -16475,9 +11804,9 @@
       </w:tcPr>
     </w:tblStylePr>
   </w:style>
-  <w:style w:type="table" w:styleId="DarkList-Accent2">
+  <w:style w:type="table" w:styleId="KoyuListe-Vurgu2">
     <w:name w:val="Dark List Accent 2"/>
-    <w:basedOn w:val="TableNormal"/>
+    <w:basedOn w:val="NormalTablo"/>
     <w:uiPriority w:val="70"/>
     <w:rsid w:val="00CB0664"/>
     <w:pPr>
@@ -16582,9 +11911,9 @@
       </w:tcPr>
     </w:tblStylePr>
   </w:style>
-  <w:style w:type="table" w:styleId="DarkList-Accent3">
+  <w:style w:type="table" w:styleId="KoyuListe-Vurgu3">
     <w:name w:val="Dark List Accent 3"/>
-    <w:basedOn w:val="TableNormal"/>
+    <w:basedOn w:val="NormalTablo"/>
     <w:uiPriority w:val="70"/>
     <w:rsid w:val="00CB0664"/>
     <w:pPr>
@@ -16689,9 +12018,9 @@
       </w:tcPr>
     </w:tblStylePr>
   </w:style>
-  <w:style w:type="table" w:styleId="DarkList-Accent4">
+  <w:style w:type="table" w:styleId="KoyuListe-Vurgu4">
     <w:name w:val="Dark List Accent 4"/>
-    <w:basedOn w:val="TableNormal"/>
+    <w:basedOn w:val="NormalTablo"/>
     <w:uiPriority w:val="70"/>
     <w:rsid w:val="00CB0664"/>
     <w:pPr>
@@ -16796,9 +12125,9 @@
       </w:tcPr>
     </w:tblStylePr>
   </w:style>
-  <w:style w:type="table" w:styleId="DarkList-Accent5">
+  <w:style w:type="table" w:styleId="KoyuListe-Vurgu5">
     <w:name w:val="Dark List Accent 5"/>
-    <w:basedOn w:val="TableNormal"/>
+    <w:basedOn w:val="NormalTablo"/>
     <w:uiPriority w:val="70"/>
     <w:rsid w:val="00CB0664"/>
     <w:pPr>
@@ -16903,9 +12232,9 @@
       </w:tcPr>
     </w:tblStylePr>
   </w:style>
-  <w:style w:type="table" w:styleId="DarkList-Accent6">
+  <w:style w:type="table" w:styleId="KoyuListe-Vurgu6">
     <w:name w:val="Dark List Accent 6"/>
-    <w:basedOn w:val="TableNormal"/>
+    <w:basedOn w:val="NormalTablo"/>
     <w:uiPriority w:val="70"/>
     <w:rsid w:val="00CB0664"/>
     <w:pPr>
@@ -17010,9 +12339,9 @@
       </w:tcPr>
     </w:tblStylePr>
   </w:style>
-  <w:style w:type="table" w:styleId="ColorfulShading">
+  <w:style w:type="table" w:styleId="RenkliGlgeleme">
     <w:name w:val="Colorful Shading"/>
-    <w:basedOn w:val="TableNormal"/>
+    <w:basedOn w:val="NormalTablo"/>
     <w:uiPriority w:val="71"/>
     <w:rsid w:val="00CB0664"/>
     <w:pPr>
@@ -17125,9 +12454,9 @@
       </w:rPr>
     </w:tblStylePr>
   </w:style>
-  <w:style w:type="table" w:styleId="ColorfulShading-Accent1">
+  <w:style w:type="table" w:styleId="RenkliGlgeleme-Vurgu1">
     <w:name w:val="Colorful Shading Accent 1"/>
-    <w:basedOn w:val="TableNormal"/>
+    <w:basedOn w:val="NormalTablo"/>
     <w:uiPriority w:val="71"/>
     <w:rsid w:val="00CB0664"/>
     <w:pPr>
@@ -17240,9 +12569,9 @@
       </w:rPr>
     </w:tblStylePr>
   </w:style>
-  <w:style w:type="table" w:styleId="ColorfulShading-Accent2">
+  <w:style w:type="table" w:styleId="RenkliGlgeleme-Vurgu2">
     <w:name w:val="Colorful Shading Accent 2"/>
-    <w:basedOn w:val="TableNormal"/>
+    <w:basedOn w:val="NormalTablo"/>
     <w:uiPriority w:val="71"/>
     <w:rsid w:val="00CB0664"/>
     <w:pPr>
@@ -17355,9 +12684,9 @@
       </w:rPr>
     </w:tblStylePr>
   </w:style>
-  <w:style w:type="table" w:styleId="ColorfulShading-Accent3">
+  <w:style w:type="table" w:styleId="RenkliGlgeleme-Vurgu3">
     <w:name w:val="Colorful Shading Accent 3"/>
-    <w:basedOn w:val="TableNormal"/>
+    <w:basedOn w:val="NormalTablo"/>
     <w:uiPriority w:val="71"/>
     <w:rsid w:val="00CB0664"/>
     <w:pPr>
@@ -17460,9 +12789,9 @@
       </w:tcPr>
     </w:tblStylePr>
   </w:style>
-  <w:style w:type="table" w:styleId="ColorfulShading-Accent4">
+  <w:style w:type="table" w:styleId="RenkliGlgeleme-Vurgu4">
     <w:name w:val="Colorful Shading Accent 4"/>
-    <w:basedOn w:val="TableNormal"/>
+    <w:basedOn w:val="NormalTablo"/>
     <w:uiPriority w:val="71"/>
     <w:rsid w:val="00CB0664"/>
     <w:pPr>
@@ -17575,9 +12904,9 @@
       </w:rPr>
     </w:tblStylePr>
   </w:style>
-  <w:style w:type="table" w:styleId="ColorfulShading-Accent5">
+  <w:style w:type="table" w:styleId="RenkliGlgeleme-Vurgu5">
     <w:name w:val="Colorful Shading Accent 5"/>
-    <w:basedOn w:val="TableNormal"/>
+    <w:basedOn w:val="NormalTablo"/>
     <w:uiPriority w:val="71"/>
     <w:rsid w:val="00CB0664"/>
     <w:pPr>
@@ -17690,9 +13019,9 @@
       </w:rPr>
     </w:tblStylePr>
   </w:style>
-  <w:style w:type="table" w:styleId="ColorfulShading-Accent6">
+  <w:style w:type="table" w:styleId="RenkliGlgeleme-Vurgu6">
     <w:name w:val="Colorful Shading Accent 6"/>
-    <w:basedOn w:val="TableNormal"/>
+    <w:basedOn w:val="NormalTablo"/>
     <w:uiPriority w:val="71"/>
     <w:rsid w:val="00CB0664"/>
     <w:pPr>
@@ -17805,9 +13134,9 @@
       </w:rPr>
     </w:tblStylePr>
   </w:style>
-  <w:style w:type="table" w:styleId="ColorfulList">
+  <w:style w:type="table" w:styleId="RenkliListe">
     <w:name w:val="Colorful List"/>
-    <w:basedOn w:val="TableNormal"/>
+    <w:basedOn w:val="NormalTablo"/>
     <w:uiPriority w:val="72"/>
     <w:rsid w:val="00CB0664"/>
     <w:pPr>
@@ -17884,9 +13213,9 @@
       </w:tcPr>
     </w:tblStylePr>
   </w:style>
-  <w:style w:type="table" w:styleId="ColorfulList-Accent1">
+  <w:style w:type="table" w:styleId="RenkliListe-Vurgu1">
     <w:name w:val="Colorful List Accent 1"/>
-    <w:basedOn w:val="TableNormal"/>
+    <w:basedOn w:val="NormalTablo"/>
     <w:uiPriority w:val="72"/>
     <w:rsid w:val="00CB0664"/>
     <w:pPr>
@@ -17963,9 +13292,9 @@
       </w:tcPr>
     </w:tblStylePr>
   </w:style>
-  <w:style w:type="table" w:styleId="ColorfulList-Accent2">
+  <w:style w:type="table" w:styleId="RenkliListe-Vurgu2">
     <w:name w:val="Colorful List Accent 2"/>
-    <w:basedOn w:val="TableNormal"/>
+    <w:basedOn w:val="NormalTablo"/>
     <w:uiPriority w:val="72"/>
     <w:rsid w:val="00CB0664"/>
     <w:pPr>
@@ -18042,9 +13371,9 @@
       </w:tcPr>
     </w:tblStylePr>
   </w:style>
-  <w:style w:type="table" w:styleId="ColorfulList-Accent3">
+  <w:style w:type="table" w:styleId="RenkliListe-Vurgu3">
     <w:name w:val="Colorful List Accent 3"/>
-    <w:basedOn w:val="TableNormal"/>
+    <w:basedOn w:val="NormalTablo"/>
     <w:uiPriority w:val="72"/>
     <w:rsid w:val="00CB0664"/>
     <w:pPr>
@@ -18121,9 +13450,9 @@
       </w:tcPr>
     </w:tblStylePr>
   </w:style>
-  <w:style w:type="table" w:styleId="ColorfulList-Accent4">
+  <w:style w:type="table" w:styleId="RenkliListe-Vurgu4">
     <w:name w:val="Colorful List Accent 4"/>
-    <w:basedOn w:val="TableNormal"/>
+    <w:basedOn w:val="NormalTablo"/>
     <w:uiPriority w:val="72"/>
     <w:rsid w:val="00CB0664"/>
     <w:pPr>
@@ -18200,9 +13529,9 @@
       </w:tcPr>
     </w:tblStylePr>
   </w:style>
-  <w:style w:type="table" w:styleId="ColorfulList-Accent5">
+  <w:style w:type="table" w:styleId="RenkliListe-Vurgu5">
     <w:name w:val="Colorful List Accent 5"/>
-    <w:basedOn w:val="TableNormal"/>
+    <w:basedOn w:val="NormalTablo"/>
     <w:uiPriority w:val="72"/>
     <w:rsid w:val="00CB0664"/>
     <w:pPr>
@@ -18279,9 +13608,9 @@
       </w:tcPr>
     </w:tblStylePr>
   </w:style>
-  <w:style w:type="table" w:styleId="ColorfulList-Accent6">
+  <w:style w:type="table" w:styleId="RenkliListe-Vurgu6">
     <w:name w:val="Colorful List Accent 6"/>
-    <w:basedOn w:val="TableNormal"/>
+    <w:basedOn w:val="NormalTablo"/>
     <w:uiPriority w:val="72"/>
     <w:rsid w:val="00CB0664"/>
     <w:pPr>
@@ -18358,9 +13687,9 @@
       </w:tcPr>
     </w:tblStylePr>
   </w:style>
-  <w:style w:type="table" w:styleId="ColorfulGrid">
+  <w:style w:type="table" w:styleId="RenkliKlavuz">
     <w:name w:val="Colorful Grid"/>
-    <w:basedOn w:val="TableNormal"/>
+    <w:basedOn w:val="NormalTablo"/>
     <w:uiPriority w:val="73"/>
     <w:rsid w:val="00CB0664"/>
     <w:pPr>
@@ -18431,9 +13760,9 @@
       </w:tcPr>
     </w:tblStylePr>
   </w:style>
-  <w:style w:type="table" w:styleId="ColorfulGrid-Accent1">
+  <w:style w:type="table" w:styleId="RenkliKlavuz-Vurgu1">
     <w:name w:val="Colorful Grid Accent 1"/>
-    <w:basedOn w:val="TableNormal"/>
+    <w:basedOn w:val="NormalTablo"/>
     <w:uiPriority w:val="73"/>
     <w:rsid w:val="00CB0664"/>
     <w:pPr>
@@ -18504,9 +13833,9 @@
       </w:tcPr>
     </w:tblStylePr>
   </w:style>
-  <w:style w:type="table" w:styleId="ColorfulGrid-Accent2">
+  <w:style w:type="table" w:styleId="RenkliKlavuz-Vurgu2">
     <w:name w:val="Colorful Grid Accent 2"/>
-    <w:basedOn w:val="TableNormal"/>
+    <w:basedOn w:val="NormalTablo"/>
     <w:uiPriority w:val="73"/>
     <w:rsid w:val="00CB0664"/>
     <w:pPr>
@@ -18577,9 +13906,9 @@
       </w:tcPr>
     </w:tblStylePr>
   </w:style>
-  <w:style w:type="table" w:styleId="ColorfulGrid-Accent3">
+  <w:style w:type="table" w:styleId="RenkliKlavuz-Vurgu3">
     <w:name w:val="Colorful Grid Accent 3"/>
-    <w:basedOn w:val="TableNormal"/>
+    <w:basedOn w:val="NormalTablo"/>
     <w:uiPriority w:val="73"/>
     <w:rsid w:val="00CB0664"/>
     <w:pPr>
@@ -18650,9 +13979,9 @@
       </w:tcPr>
     </w:tblStylePr>
   </w:style>
-  <w:style w:type="table" w:styleId="ColorfulGrid-Accent4">
+  <w:style w:type="table" w:styleId="RenkliKlavuz-Vurgu4">
     <w:name w:val="Colorful Grid Accent 4"/>
-    <w:basedOn w:val="TableNormal"/>
+    <w:basedOn w:val="NormalTablo"/>
     <w:uiPriority w:val="73"/>
     <w:rsid w:val="00CB0664"/>
     <w:pPr>
@@ -18723,9 +14052,9 @@
       </w:tcPr>
     </w:tblStylePr>
   </w:style>
-  <w:style w:type="table" w:styleId="ColorfulGrid-Accent5">
+  <w:style w:type="table" w:styleId="RenkliKlavuz-Vurgu5">
     <w:name w:val="Colorful Grid Accent 5"/>
-    <w:basedOn w:val="TableNormal"/>
+    <w:basedOn w:val="NormalTablo"/>
     <w:uiPriority w:val="73"/>
     <w:rsid w:val="00CB0664"/>
     <w:pPr>
@@ -18796,9 +14125,9 @@
       </w:tcPr>
     </w:tblStylePr>
   </w:style>
-  <w:style w:type="table" w:styleId="ColorfulGrid-Accent6">
+  <w:style w:type="table" w:styleId="RenkliKlavuz-Vurgu6">
     <w:name w:val="Colorful Grid Accent 6"/>
-    <w:basedOn w:val="TableNormal"/>
+    <w:basedOn w:val="NormalTablo"/>
     <w:uiPriority w:val="73"/>
     <w:rsid w:val="00CB0664"/>
     <w:pPr>
